--- a/curriculum/생각_V1-1_1과.docx
+++ b/curriculum/생각_V1-1_1과.docx
@@ -1,6 +1,6 @@
 
 <file path=word/document.xml><?xml version="1.0" encoding="utf-8"?>
-<w:document xmlns:wpc="http://schemas.microsoft.com/office/word/2010/wordprocessingCanvas" xmlns:mc="http://schemas.openxmlformats.org/markup-compatibility/2006" xmlns:o="urn:schemas-microsoft-com:office:office" xmlns:r="http://schemas.openxmlformats.org/officeDocument/2006/relationships" xmlns:m="http://schemas.openxmlformats.org/officeDocument/2006/math" xmlns:v="urn:schemas-microsoft-com:vml" xmlns:wp14="http://schemas.microsoft.com/office/word/2010/wordprocessingDrawing" xmlns:wp="http://schemas.openxmlformats.org/drawingml/2006/wordprocessingDrawing" xmlns:w10="urn:schemas-microsoft-com:office:word" xmlns:w="http://schemas.openxmlformats.org/wordprocessingml/2006/main" xmlns:w14="http://schemas.microsoft.com/office/word/2010/wordml" xmlns:w15="http://schemas.microsoft.com/office/word/2012/wordml" xmlns:wpg="http://schemas.microsoft.com/office/word/2010/wordprocessingGroup" xmlns:wpi="http://schemas.microsoft.com/office/word/2010/wordprocessingInk" xmlns:wne="http://schemas.microsoft.com/office/word/2006/wordml" xmlns:wps="http://schemas.microsoft.com/office/word/2010/wordprocessingShape" xmlns:cx="http://schemas.microsoft.com/office/drawing/2014/chartex" xmlns:cx1="http://schemas.microsoft.com/office/drawing/2015/9/8/chartex" xmlns:cx2="http://schemas.microsoft.com/office/drawing/2015/10/21/chartex" xmlns:cx3="http://schemas.microsoft.com/office/drawing/2016/5/9/chartex" xmlns:cx4="http://schemas.microsoft.com/office/drawing/2016/5/10/chartex" xmlns:cx5="http://schemas.microsoft.com/office/drawing/2016/5/11/chartex" xmlns:cx6="http://schemas.microsoft.com/office/drawing/2016/5/12/chartex" xmlns:cx7="http://schemas.microsoft.com/office/drawing/2016/5/13/chartex" xmlns:cx8="http://schemas.microsoft.com/office/drawing/2016/5/14/chartex" xmlns:aink="http://schemas.microsoft.com/office/drawing/2016/ink" xmlns:am3d="http://schemas.microsoft.com/office/drawing/2017/model3d" xmlns:w16cex="http://schemas.microsoft.com/office/word/2018/wordml/cex" xmlns:w16cid="http://schemas.microsoft.com/office/word/2016/wordml/cid" xmlns:w16="http://schemas.microsoft.com/office/word/2018/wordml" xmlns:w16sdtdh="http://schemas.microsoft.com/office/word/2020/wordml/sdtdatahash" xmlns:w16se="http://schemas.microsoft.com/office/word/2015/wordml/symex" mc:Ignorable="w14 w15 wp14">
+<w:document xmlns:wpc="http://schemas.microsoft.com/office/word/2010/wordprocessingCanvas" xmlns:cx="http://schemas.microsoft.com/office/drawing/2014/chartex" xmlns:cx1="http://schemas.microsoft.com/office/drawing/2015/9/8/chartex" xmlns:cx2="http://schemas.microsoft.com/office/drawing/2015/10/21/chartex" xmlns:cx3="http://schemas.microsoft.com/office/drawing/2016/5/9/chartex" xmlns:cx4="http://schemas.microsoft.com/office/drawing/2016/5/10/chartex" xmlns:cx5="http://schemas.microsoft.com/office/drawing/2016/5/11/chartex" xmlns:cx6="http://schemas.microsoft.com/office/drawing/2016/5/12/chartex" xmlns:cx7="http://schemas.microsoft.com/office/drawing/2016/5/13/chartex" xmlns:cx8="http://schemas.microsoft.com/office/drawing/2016/5/14/chartex" xmlns:mc="http://schemas.openxmlformats.org/markup-compatibility/2006" xmlns:aink="http://schemas.microsoft.com/office/drawing/2016/ink" xmlns:am3d="http://schemas.microsoft.com/office/drawing/2017/model3d" xmlns:o="urn:schemas-microsoft-com:office:office" xmlns:oel="http://schemas.microsoft.com/office/2019/extlst" xmlns:r="http://schemas.openxmlformats.org/officeDocument/2006/relationships" xmlns:m="http://schemas.openxmlformats.org/officeDocument/2006/math" xmlns:v="urn:schemas-microsoft-com:vml" xmlns:wp14="http://schemas.microsoft.com/office/word/2010/wordprocessingDrawing" xmlns:wp="http://schemas.openxmlformats.org/drawingml/2006/wordprocessingDrawing" xmlns:w10="urn:schemas-microsoft-com:office:word" xmlns:w="http://schemas.openxmlformats.org/wordprocessingml/2006/main" xmlns:w14="http://schemas.microsoft.com/office/word/2010/wordml" xmlns:w15="http://schemas.microsoft.com/office/word/2012/wordml" xmlns:w16cex="http://schemas.microsoft.com/office/word/2018/wordml/cex" xmlns:w16cid="http://schemas.microsoft.com/office/word/2016/wordml/cid" xmlns:w16="http://schemas.microsoft.com/office/word/2018/wordml" xmlns:w16du="http://schemas.microsoft.com/office/word/2023/wordml/word16du" xmlns:w16sdtdh="http://schemas.microsoft.com/office/word/2020/wordml/sdtdatahash" xmlns:w16sdtfl="http://schemas.microsoft.com/office/word/2024/wordml/sdtformatlock" xmlns:w16se="http://schemas.microsoft.com/office/word/2015/wordml/symex" xmlns:wpg="http://schemas.microsoft.com/office/word/2010/wordprocessingGroup" xmlns:wpi="http://schemas.microsoft.com/office/word/2010/wordprocessingInk" xmlns:wne="http://schemas.microsoft.com/office/word/2006/wordml" xmlns:wps="http://schemas.microsoft.com/office/word/2010/wordprocessingShape" mc:Ignorable="w14 w15 w16se w16cid w16 w16cex w16sdtdh w16sdtfl w16du wp14">
   <w:body>
     <w:p>
       <w:pPr>
@@ -14,12 +14,11 @@
       </w:pPr>
       <w:r>
         <w:rPr>
-          <w:rFonts w:ascii="Malgun Gothic" w:cs="Malgun Gothic" w:eastAsia="Malgun Gothic" w:hAnsi="Malgun Gothic"/>
           <w:color w:val="1F3864"/>
           <w:sz w:val="24"/>
           <w:szCs w:val="24"/>
         </w:rPr>
-        <w:t xml:space="preserve">생각의 삶: 4차원의 영성 12주 성경공부</w:t>
+        <w:t>생각의 삶: 4차원의 영성 12주 성경공부</w:t>
       </w:r>
     </w:p>
     <w:p>
@@ -27,16 +26,27 @@
         <w:spacing w:after="40"/>
         <w:jc w:val="center"/>
       </w:pPr>
-      <w:r>
-        <w:rPr>
-          <w:rFonts w:ascii="Malgun Gothic" w:cs="Malgun Gothic" w:eastAsia="Malgun Gothic" w:hAnsi="Malgun Gothic"/>
+      <w:proofErr w:type="gramStart"/>
+      <w:r>
+        <w:rPr>
           <w:b/>
           <w:bCs/>
           <w:color w:val="1F3864"/>
           <w:sz w:val="52"/>
           <w:szCs w:val="52"/>
         </w:rPr>
-        <w:t xml:space="preserve">제 1과</w:t>
+        <w:t>제 1</w:t>
+      </w:r>
+      <w:proofErr w:type="gramEnd"/>
+      <w:r>
+        <w:rPr>
+          <w:b/>
+          <w:bCs/>
+          <w:color w:val="1F3864"/>
+          <w:sz w:val="52"/>
+          <w:szCs w:val="52"/>
+        </w:rPr>
+        <w:t>과</w:t>
       </w:r>
     </w:p>
     <w:p>
@@ -46,47 +56,73 @@
       </w:pPr>
       <w:r>
         <w:rPr>
-          <w:rFonts w:ascii="Malgun Gothic" w:cs="Malgun Gothic" w:eastAsia="Malgun Gothic" w:hAnsi="Malgun Gothic"/>
           <w:b/>
           <w:bCs/>
           <w:color w:val="2E74B5"/>
           <w:sz w:val="36"/>
           <w:szCs w:val="36"/>
         </w:rPr>
-        <w:t xml:space="preserve">마음의 변화 — 4차원의 영성이란 무엇인가</w:t>
-      </w:r>
+        <w:t xml:space="preserve">마음의 변화 — 4차원의 영성이란 </w:t>
+      </w:r>
+      <w:proofErr w:type="gramStart"/>
+      <w:r>
+        <w:rPr>
+          <w:b/>
+          <w:bCs/>
+          <w:color w:val="2E74B5"/>
+          <w:sz w:val="36"/>
+          <w:szCs w:val="36"/>
+        </w:rPr>
+        <w:t>무엇인가</w:t>
+      </w:r>
+      <w:proofErr w:type="gramEnd"/>
     </w:p>
     <w:tbl>
       <w:tblPr>
-        <w:tblW w:type="dxa" w:w="7200"/>
+        <w:tblW w:w="7937" w:type="dxa"/>
+        <w:jc w:val="center"/>
         <w:tblBorders>
-          <w:top w:val="single" w:color="auto" w:sz="4"/>
-          <w:left w:val="single" w:color="auto" w:sz="4"/>
-          <w:bottom w:val="single" w:color="auto" w:sz="4"/>
-          <w:right w:val="single" w:color="auto" w:sz="4"/>
-          <w:insideH w:val="single" w:color="auto" w:sz="4"/>
-          <w:insideV w:val="single" w:color="auto" w:sz="4"/>
+          <w:top w:val="single" w:sz="4" w:space="0" w:color="auto"/>
+          <w:left w:val="single" w:sz="4" w:space="0" w:color="auto"/>
+          <w:bottom w:val="single" w:sz="4" w:space="0" w:color="auto"/>
+          <w:right w:val="single" w:sz="4" w:space="0" w:color="auto"/>
+          <w:insideH w:val="single" w:sz="4" w:space="0" w:color="auto"/>
+          <w:insideV w:val="single" w:sz="4" w:space="0" w:color="auto"/>
         </w:tblBorders>
+        <w:tblCellMar>
+          <w:left w:w="10" w:type="dxa"/>
+          <w:right w:w="10" w:type="dxa"/>
+        </w:tblCellMar>
+        <w:tblLook w:val="0000" w:firstRow="0" w:lastRow="0" w:firstColumn="0" w:lastColumn="0" w:noHBand="0" w:noVBand="0"/>
       </w:tblPr>
       <w:tblGrid>
-        <w:gridCol w:w="7200"/>
+        <w:gridCol w:w="7937"/>
       </w:tblGrid>
       <w:tr>
+        <w:tblPrEx>
+          <w:tblCellMar>
+            <w:top w:w="0" w:type="dxa"/>
+            <w:bottom w:w="0" w:type="dxa"/>
+          </w:tblCellMar>
+        </w:tblPrEx>
+        <w:trPr>
+          <w:jc w:val="center"/>
+        </w:trPr>
         <w:tc>
           <w:tcPr>
-            <w:tcW w:type="dxa" w:w="7200"/>
+            <w:tcW w:w="7937" w:type="dxa"/>
             <w:tcBorders>
-              <w:top w:val="single" w:color="2E74B5" w:sz="1"/>
-              <w:left w:val="single" w:color="2E74B5" w:sz="1"/>
-              <w:bottom w:val="single" w:color="2E74B5" w:sz="1"/>
-              <w:right w:val="single" w:color="2E74B5" w:sz="1"/>
+              <w:top w:val="single" w:sz="1" w:space="0" w:color="2E74B5"/>
+              <w:left w:val="single" w:sz="1" w:space="0" w:color="2E74B5"/>
+              <w:bottom w:val="single" w:sz="1" w:space="0" w:color="2E74B5"/>
+              <w:right w:val="single" w:sz="1" w:space="0" w:color="2E74B5"/>
             </w:tcBorders>
-            <w:shd w:fill="DEEAF1" w:val="clear"/>
+            <w:shd w:val="clear" w:color="auto" w:fill="DEEAF1"/>
             <w:tcMar>
-              <w:top w:type="dxa" w:w="200"/>
-              <w:left w:type="dxa" w:w="300"/>
-              <w:bottom w:type="dxa" w:w="200"/>
-              <w:right w:type="dxa" w:w="300"/>
+              <w:top w:w="200" w:type="dxa"/>
+              <w:left w:w="300" w:type="dxa"/>
+              <w:bottom w:w="200" w:type="dxa"/>
+              <w:right w:w="300" w:type="dxa"/>
             </w:tcMar>
           </w:tcPr>
           <w:p>
@@ -96,31 +132,48 @@
             </w:pPr>
             <w:r>
               <w:rPr>
-                <w:rFonts w:ascii="Malgun Gothic" w:cs="Malgun Gothic" w:eastAsia="Malgun Gothic" w:hAnsi="Malgun Gothic"/>
                 <w:b/>
                 <w:bCs/>
                 <w:color w:val="1F3864"/>
-                <w:sz w:val="22"/>
-                <w:szCs w:val="22"/>
               </w:rPr>
-              <w:t xml:space="preserve">이사야 43:19</w:t>
+              <w:t>이사야 43:19</w:t>
             </w:r>
           </w:p>
           <w:p>
             <w:pPr>
-              <w:spacing w:after="0"/>
               <w:jc w:val="center"/>
             </w:pPr>
             <w:r>
               <w:rPr>
-                <w:rFonts w:ascii="Malgun Gothic" w:cs="Malgun Gothic" w:eastAsia="Malgun Gothic" w:hAnsi="Malgun Gothic"/>
                 <w:i/>
                 <w:iCs/>
                 <w:color w:val="333333"/>
                 <w:sz w:val="20"/>
                 <w:szCs w:val="20"/>
               </w:rPr>
-              <w:t xml:space="preserve">"보라 내가 새 일을 행하리니 이제 나타낼 것이라 너희가 그것을 알지 못하겠느냐 반드시 내가 광야에 길을 사막에 강을 내리니"</w:t>
+              <w:t xml:space="preserve">"보라 내가 새 일을 </w:t>
+            </w:r>
+            <w:proofErr w:type="spellStart"/>
+            <w:r>
+              <w:rPr>
+                <w:i/>
+                <w:iCs/>
+                <w:color w:val="333333"/>
+                <w:sz w:val="20"/>
+                <w:szCs w:val="20"/>
+              </w:rPr>
+              <w:t>행하리니</w:t>
+            </w:r>
+            <w:proofErr w:type="spellEnd"/>
+            <w:r>
+              <w:rPr>
+                <w:i/>
+                <w:iCs/>
+                <w:color w:val="333333"/>
+                <w:sz w:val="20"/>
+                <w:szCs w:val="20"/>
+              </w:rPr>
+              <w:t xml:space="preserve"> 이제 나타낼 것이라 너희가 그것을 알지 못하겠느냐 반드시 내가 광야에 길을 사막에 강을 내리니"</w:t>
             </w:r>
           </w:p>
         </w:tc>
@@ -133,17 +186,33 @@
     </w:p>
     <w:p>
       <w:pPr>
-        <w:spacing w:after="0"/>
         <w:jc w:val="center"/>
       </w:pPr>
       <w:r>
         <w:rPr>
-          <w:rFonts w:ascii="Malgun Gothic" w:cs="Malgun Gothic" w:eastAsia="Malgun Gothic" w:hAnsi="Malgun Gothic"/>
           <w:color w:val="888888"/>
           <w:sz w:val="18"/>
           <w:szCs w:val="18"/>
         </w:rPr>
-        <w:t xml:space="preserve">V1-1  |  1주차</w:t>
+        <w:t>V1-</w:t>
+      </w:r>
+      <w:proofErr w:type="gramStart"/>
+      <w:r>
+        <w:rPr>
+          <w:color w:val="888888"/>
+          <w:sz w:val="18"/>
+          <w:szCs w:val="18"/>
+        </w:rPr>
+        <w:t>1  |</w:t>
+      </w:r>
+      <w:proofErr w:type="gramEnd"/>
+      <w:r>
+        <w:rPr>
+          <w:color w:val="888888"/>
+          <w:sz w:val="18"/>
+          <w:szCs w:val="18"/>
+        </w:rPr>
+        <w:t xml:space="preserve">  1주차</w:t>
       </w:r>
     </w:p>
     <w:p>
@@ -153,51 +222,59 @@
     </w:p>
     <w:tbl>
       <w:tblPr>
-        <w:tblW w:type="dxa" w:w="9360"/>
+        <w:tblW w:w="9360" w:type="dxa"/>
         <w:tblBorders>
-          <w:top w:val="single" w:color="auto" w:sz="4"/>
-          <w:left w:val="single" w:color="auto" w:sz="4"/>
-          <w:bottom w:val="single" w:color="auto" w:sz="4"/>
-          <w:right w:val="single" w:color="auto" w:sz="4"/>
-          <w:insideH w:val="single" w:color="auto" w:sz="4"/>
-          <w:insideV w:val="single" w:color="auto" w:sz="4"/>
+          <w:top w:val="single" w:sz="4" w:space="0" w:color="auto"/>
+          <w:left w:val="single" w:sz="4" w:space="0" w:color="auto"/>
+          <w:bottom w:val="single" w:sz="4" w:space="0" w:color="auto"/>
+          <w:right w:val="single" w:sz="4" w:space="0" w:color="auto"/>
+          <w:insideH w:val="single" w:sz="4" w:space="0" w:color="auto"/>
+          <w:insideV w:val="single" w:sz="4" w:space="0" w:color="auto"/>
         </w:tblBorders>
+        <w:tblCellMar>
+          <w:left w:w="10" w:type="dxa"/>
+          <w:right w:w="10" w:type="dxa"/>
+        </w:tblCellMar>
+        <w:tblLook w:val="0000" w:firstRow="0" w:lastRow="0" w:firstColumn="0" w:lastColumn="0" w:noHBand="0" w:noVBand="0"/>
       </w:tblPr>
       <w:tblGrid>
         <w:gridCol w:w="9360"/>
       </w:tblGrid>
       <w:tr>
+        <w:tblPrEx>
+          <w:tblCellMar>
+            <w:top w:w="0" w:type="dxa"/>
+            <w:bottom w:w="0" w:type="dxa"/>
+          </w:tblCellMar>
+        </w:tblPrEx>
         <w:tc>
           <w:tcPr>
-            <w:tcW w:type="dxa" w:w="9360"/>
+            <w:tcW w:w="9360" w:type="dxa"/>
             <w:tcBorders>
-              <w:top w:val="none" w:color="FFFFFF" w:sz="0"/>
-              <w:left w:val="none" w:color="FFFFFF" w:sz="0"/>
-              <w:bottom w:val="none" w:color="FFFFFF" w:sz="0"/>
-              <w:right w:val="none" w:color="FFFFFF" w:sz="0"/>
+              <w:top w:val="none" w:sz="0" w:space="0" w:color="FFFFFF"/>
+              <w:left w:val="none" w:sz="0" w:space="0" w:color="FFFFFF"/>
+              <w:bottom w:val="none" w:sz="0" w:space="0" w:color="FFFFFF"/>
+              <w:right w:val="none" w:sz="0" w:space="0" w:color="FFFFFF"/>
             </w:tcBorders>
-            <w:shd w:fill="1F3864" w:val="clear"/>
+            <w:shd w:val="clear" w:color="auto" w:fill="1F3864"/>
             <w:tcMar>
-              <w:top w:type="dxa" w:w="120"/>
-              <w:left w:type="dxa" w:w="200"/>
-              <w:bottom w:type="dxa" w:w="120"/>
-              <w:right w:type="dxa" w:w="200"/>
+              <w:top w:w="120" w:type="dxa"/>
+              <w:left w:w="200" w:type="dxa"/>
+              <w:bottom w:w="120" w:type="dxa"/>
+              <w:right w:w="200" w:type="dxa"/>
             </w:tcMar>
           </w:tcPr>
           <w:p>
-            <w:pPr>
-              <w:spacing w:after="0"/>
-            </w:pPr>
             <w:r>
               <w:rPr>
-                <w:rFonts w:ascii="Malgun Gothic" w:cs="Malgun Gothic" w:eastAsia="Malgun Gothic" w:hAnsi="Malgun Gothic"/>
                 <w:b/>
                 <w:bCs/>
                 <w:color w:val="FFFFFF"/>
                 <w:sz w:val="26"/>
                 <w:szCs w:val="26"/>
               </w:rPr>
-              <w:t xml:space="preserve">📖 이번 주 핵심 말씀</w:t>
+              <w:lastRenderedPageBreak/>
+              <w:t>📖 이번 주 핵심 말씀</w:t>
             </w:r>
           </w:p>
         </w:tc>
@@ -210,35 +287,46 @@
     </w:p>
     <w:tbl>
       <w:tblPr>
-        <w:tblW w:type="dxa" w:w="9360"/>
+        <w:tblW w:w="9360" w:type="dxa"/>
         <w:tblBorders>
-          <w:top w:val="single" w:color="auto" w:sz="4"/>
-          <w:left w:val="single" w:color="auto" w:sz="4"/>
-          <w:bottom w:val="single" w:color="auto" w:sz="4"/>
-          <w:right w:val="single" w:color="auto" w:sz="4"/>
-          <w:insideH w:val="single" w:color="auto" w:sz="4"/>
-          <w:insideV w:val="single" w:color="auto" w:sz="4"/>
+          <w:top w:val="single" w:sz="4" w:space="0" w:color="auto"/>
+          <w:left w:val="single" w:sz="4" w:space="0" w:color="auto"/>
+          <w:bottom w:val="single" w:sz="4" w:space="0" w:color="auto"/>
+          <w:right w:val="single" w:sz="4" w:space="0" w:color="auto"/>
+          <w:insideH w:val="single" w:sz="4" w:space="0" w:color="auto"/>
+          <w:insideV w:val="single" w:sz="4" w:space="0" w:color="auto"/>
         </w:tblBorders>
+        <w:tblCellMar>
+          <w:left w:w="10" w:type="dxa"/>
+          <w:right w:w="10" w:type="dxa"/>
+        </w:tblCellMar>
+        <w:tblLook w:val="0000" w:firstRow="0" w:lastRow="0" w:firstColumn="0" w:lastColumn="0" w:noHBand="0" w:noVBand="0"/>
       </w:tblPr>
       <w:tblGrid>
         <w:gridCol w:w="9360"/>
       </w:tblGrid>
       <w:tr>
+        <w:tblPrEx>
+          <w:tblCellMar>
+            <w:top w:w="0" w:type="dxa"/>
+            <w:bottom w:w="0" w:type="dxa"/>
+          </w:tblCellMar>
+        </w:tblPrEx>
         <w:tc>
           <w:tcPr>
-            <w:tcW w:type="dxa" w:w="9360"/>
+            <w:tcW w:w="9360" w:type="dxa"/>
             <w:tcBorders>
-              <w:top w:val="single" w:color="2E74B5" w:sz="1"/>
-              <w:left w:val="single" w:color="2E74B5" w:sz="1"/>
-              <w:bottom w:val="single" w:color="2E74B5" w:sz="1"/>
-              <w:right w:val="single" w:color="2E74B5" w:sz="1"/>
+              <w:top w:val="single" w:sz="1" w:space="0" w:color="2E74B5"/>
+              <w:left w:val="single" w:sz="1" w:space="0" w:color="2E74B5"/>
+              <w:bottom w:val="single" w:sz="1" w:space="0" w:color="2E74B5"/>
+              <w:right w:val="single" w:sz="1" w:space="0" w:color="2E74B5"/>
             </w:tcBorders>
-            <w:shd w:fill="DEEAF1" w:val="clear"/>
+            <w:shd w:val="clear" w:color="auto" w:fill="DEEAF1"/>
             <w:tcMar>
-              <w:top w:type="dxa" w:w="120"/>
-              <w:left w:type="dxa" w:w="240"/>
-              <w:bottom w:type="dxa" w:w="120"/>
-              <w:right w:type="dxa" w:w="240"/>
+              <w:top w:w="120" w:type="dxa"/>
+              <w:left w:w="240" w:type="dxa"/>
+              <w:bottom w:w="120" w:type="dxa"/>
+              <w:right w:w="240" w:type="dxa"/>
             </w:tcMar>
           </w:tcPr>
           <w:p>
@@ -246,12 +334,7 @@
               <w:spacing w:after="60"/>
             </w:pPr>
             <w:r>
-              <w:rPr>
-                <w:rFonts w:ascii="Malgun Gothic" w:cs="Malgun Gothic" w:eastAsia="Malgun Gothic" w:hAnsi="Malgun Gothic"/>
-                <w:sz w:val="22"/>
-                <w:szCs w:val="22"/>
-              </w:rPr>
-              <w:t xml:space="preserve">이사야 43:19</w:t>
+              <w:t>이사야 43:19</w:t>
             </w:r>
           </w:p>
           <w:p>
@@ -259,12 +342,15 @@
               <w:spacing w:after="60"/>
             </w:pPr>
             <w:r>
-              <w:rPr>
-                <w:rFonts w:ascii="Malgun Gothic" w:cs="Malgun Gothic" w:eastAsia="Malgun Gothic" w:hAnsi="Malgun Gothic"/>
-                <w:sz w:val="22"/>
-                <w:szCs w:val="22"/>
-              </w:rPr>
-              <w:t xml:space="preserve">"보라 내가 새 일을 행하리니 이제 나타낼 것이라 너희가 그것을 알지 못하겠느냐 반드시 내가 광야에 길을 사막에 강을 내리니"</w:t>
+              <w:t xml:space="preserve">"보라 내가 새 일을 </w:t>
+            </w:r>
+            <w:proofErr w:type="spellStart"/>
+            <w:r>
+              <w:t>행하리니</w:t>
+            </w:r>
+            <w:proofErr w:type="spellEnd"/>
+            <w:r>
+              <w:t xml:space="preserve"> 이제 나타낼 것이라 너희가 그것을 알지 못하겠느냐 반드시 내가 광야에 길을 사막에 강을 내리니"</w:t>
             </w:r>
           </w:p>
         </w:tc>
@@ -277,51 +363,58 @@
     </w:p>
     <w:tbl>
       <w:tblPr>
-        <w:tblW w:type="dxa" w:w="9360"/>
+        <w:tblW w:w="9360" w:type="dxa"/>
         <w:tblBorders>
-          <w:top w:val="single" w:color="auto" w:sz="4"/>
-          <w:left w:val="single" w:color="auto" w:sz="4"/>
-          <w:bottom w:val="single" w:color="auto" w:sz="4"/>
-          <w:right w:val="single" w:color="auto" w:sz="4"/>
-          <w:insideH w:val="single" w:color="auto" w:sz="4"/>
-          <w:insideV w:val="single" w:color="auto" w:sz="4"/>
+          <w:top w:val="single" w:sz="4" w:space="0" w:color="auto"/>
+          <w:left w:val="single" w:sz="4" w:space="0" w:color="auto"/>
+          <w:bottom w:val="single" w:sz="4" w:space="0" w:color="auto"/>
+          <w:right w:val="single" w:sz="4" w:space="0" w:color="auto"/>
+          <w:insideH w:val="single" w:sz="4" w:space="0" w:color="auto"/>
+          <w:insideV w:val="single" w:sz="4" w:space="0" w:color="auto"/>
         </w:tblBorders>
+        <w:tblCellMar>
+          <w:left w:w="10" w:type="dxa"/>
+          <w:right w:w="10" w:type="dxa"/>
+        </w:tblCellMar>
+        <w:tblLook w:val="0000" w:firstRow="0" w:lastRow="0" w:firstColumn="0" w:lastColumn="0" w:noHBand="0" w:noVBand="0"/>
       </w:tblPr>
       <w:tblGrid>
         <w:gridCol w:w="9360"/>
       </w:tblGrid>
       <w:tr>
+        <w:tblPrEx>
+          <w:tblCellMar>
+            <w:top w:w="0" w:type="dxa"/>
+            <w:bottom w:w="0" w:type="dxa"/>
+          </w:tblCellMar>
+        </w:tblPrEx>
         <w:tc>
           <w:tcPr>
-            <w:tcW w:type="dxa" w:w="9360"/>
+            <w:tcW w:w="9360" w:type="dxa"/>
             <w:tcBorders>
-              <w:top w:val="none" w:color="FFFFFF" w:sz="0"/>
-              <w:left w:val="none" w:color="FFFFFF" w:sz="0"/>
-              <w:bottom w:val="none" w:color="FFFFFF" w:sz="0"/>
-              <w:right w:val="none" w:color="FFFFFF" w:sz="0"/>
+              <w:top w:val="none" w:sz="0" w:space="0" w:color="FFFFFF"/>
+              <w:left w:val="none" w:sz="0" w:space="0" w:color="FFFFFF"/>
+              <w:bottom w:val="none" w:sz="0" w:space="0" w:color="FFFFFF"/>
+              <w:right w:val="none" w:sz="0" w:space="0" w:color="FFFFFF"/>
             </w:tcBorders>
-            <w:shd w:fill="2E74B5" w:val="clear"/>
+            <w:shd w:val="clear" w:color="auto" w:fill="2E74B5"/>
             <w:tcMar>
-              <w:top w:type="dxa" w:w="120"/>
-              <w:left w:type="dxa" w:w="200"/>
-              <w:bottom w:type="dxa" w:w="120"/>
-              <w:right w:type="dxa" w:w="200"/>
+              <w:top w:w="120" w:type="dxa"/>
+              <w:left w:w="200" w:type="dxa"/>
+              <w:bottom w:w="120" w:type="dxa"/>
+              <w:right w:w="200" w:type="dxa"/>
             </w:tcMar>
           </w:tcPr>
           <w:p>
-            <w:pPr>
-              <w:spacing w:after="0"/>
-            </w:pPr>
             <w:r>
               <w:rPr>
-                <w:rFonts w:ascii="Malgun Gothic" w:cs="Malgun Gothic" w:eastAsia="Malgun Gothic" w:hAnsi="Malgun Gothic"/>
                 <w:b/>
                 <w:bCs/>
                 <w:color w:val="FFFFFF"/>
                 <w:sz w:val="26"/>
                 <w:szCs w:val="26"/>
               </w:rPr>
-              <w:t xml:space="preserve">💬 도입 질문 (마음 열기)</w:t>
+              <w:t>💬 도입 질문 (마음 열기)</w:t>
             </w:r>
           </w:p>
         </w:tc>
@@ -338,14 +431,11 @@
       </w:pPr>
       <w:r>
         <w:rPr>
-          <w:rFonts w:ascii="Malgun Gothic" w:cs="Malgun Gothic" w:eastAsia="Malgun Gothic" w:hAnsi="Malgun Gothic"/>
-          <w:b w:val="false"/>
-          <w:bCs w:val="false"/>
           <w:color w:val="666666"/>
           <w:sz w:val="20"/>
           <w:szCs w:val="20"/>
         </w:rPr>
-        <w:t xml:space="preserve">편안하게 이야기 나눠 봅시다. 정답이 없는 질문입니다. 솔직하게 나눠 주세요.</w:t>
+        <w:t>편안하게 이야기 나눠 봅시다. 정답이 없는 질문입니다. 솔직하게 나눠 주세요.</w:t>
       </w:r>
     </w:p>
     <w:p>
@@ -360,39 +450,32 @@
       </w:pPr>
       <w:r>
         <w:rPr>
-          <w:rFonts w:ascii="Malgun Gothic" w:cs="Malgun Gothic" w:eastAsia="Malgun Gothic" w:hAnsi="Malgun Gothic"/>
           <w:b/>
           <w:bCs/>
           <w:color w:val="2E74B5"/>
-          <w:sz w:val="22"/>
-          <w:szCs w:val="22"/>
         </w:rPr>
         <w:t xml:space="preserve">1.  </w:t>
       </w:r>
       <w:r>
-        <w:rPr>
-          <w:rFonts w:ascii="Malgun Gothic" w:cs="Malgun Gothic" w:eastAsia="Malgun Gothic" w:hAnsi="Malgun Gothic"/>
-          <w:sz w:val="22"/>
-          <w:szCs w:val="22"/>
-        </w:rPr>
-        <w:t xml:space="preserve">최근에 어떤 생각이 하루 종일 머릿속을 맴돈 적이 있으신가요? 그 생각이 그날 하루에 어떤 영향을 미쳤나요?</w:t>
+        <w:t xml:space="preserve">최근에 어떤 생각이 하루 종일 머릿속을 맴돈 적이 </w:t>
+      </w:r>
+      <w:proofErr w:type="spellStart"/>
+      <w:r>
+        <w:t>있으신가요</w:t>
+      </w:r>
+      <w:proofErr w:type="spellEnd"/>
+      <w:r>
+        <w:t>? 그 생각이 그날 하루에 어떤 영향을 미쳤나요?</w:t>
       </w:r>
     </w:p>
     <w:p>
       <w:pPr>
         <w:pBdr>
-          <w:bottom w:val="single" w:color="CCCCCC" w:sz="4" w:space="1"/>
+          <w:bottom w:val="single" w:sz="4" w:space="1" w:color="CCCCCC"/>
         </w:pBdr>
         <w:spacing w:after="60"/>
         <w:ind w:left="560"/>
       </w:pPr>
-      <w:r>
-        <w:rPr>
-          <w:sz w:val="18"/>
-          <w:szCs w:val="18"/>
-        </w:rPr>
-        <w:t xml:space="preserve"/>
-      </w:r>
     </w:p>
     <w:p>
       <w:pPr>
@@ -406,39 +489,32 @@
       </w:pPr>
       <w:r>
         <w:rPr>
-          <w:rFonts w:ascii="Malgun Gothic" w:cs="Malgun Gothic" w:eastAsia="Malgun Gothic" w:hAnsi="Malgun Gothic"/>
           <w:b/>
           <w:bCs/>
           <w:color w:val="2E74B5"/>
-          <w:sz w:val="22"/>
-          <w:szCs w:val="22"/>
         </w:rPr>
         <w:t xml:space="preserve">2.  </w:t>
       </w:r>
       <w:r>
-        <w:rPr>
-          <w:rFonts w:ascii="Malgun Gothic" w:cs="Malgun Gothic" w:eastAsia="Malgun Gothic" w:hAnsi="Malgun Gothic"/>
-          <w:sz w:val="22"/>
-          <w:szCs w:val="22"/>
-        </w:rPr>
-        <w:t xml:space="preserve">'마음먹기에 달렸다'는 말을 들어보셨을 텐데, 실제로 생각이나 마음의 자세가 현실을 바꾼 경험이 있으시다면 나눠 주세요.</w:t>
+        <w:t xml:space="preserve">'마음먹기에 달렸다'는 말을 </w:t>
+      </w:r>
+      <w:proofErr w:type="spellStart"/>
+      <w:r>
+        <w:t>들어보셨을</w:t>
+      </w:r>
+      <w:proofErr w:type="spellEnd"/>
+      <w:r>
+        <w:t xml:space="preserve"> 텐데, 실제로 생각이나 마음의 자세가 현실을 바꾼 경험이 있으시다면 나눠 주세요.</w:t>
       </w:r>
     </w:p>
     <w:p>
       <w:pPr>
         <w:pBdr>
-          <w:bottom w:val="single" w:color="CCCCCC" w:sz="4" w:space="1"/>
+          <w:bottom w:val="single" w:sz="4" w:space="1" w:color="CCCCCC"/>
         </w:pBdr>
         <w:spacing w:after="60"/>
         <w:ind w:left="560"/>
       </w:pPr>
-      <w:r>
-        <w:rPr>
-          <w:sz w:val="18"/>
-          <w:szCs w:val="18"/>
-        </w:rPr>
-        <w:t xml:space="preserve"/>
-      </w:r>
     </w:p>
     <w:p>
       <w:pPr>
@@ -452,39 +528,24 @@
       </w:pPr>
       <w:r>
         <w:rPr>
-          <w:rFonts w:ascii="Malgun Gothic" w:cs="Malgun Gothic" w:eastAsia="Malgun Gothic" w:hAnsi="Malgun Gothic"/>
           <w:b/>
           <w:bCs/>
           <w:color w:val="2E74B5"/>
-          <w:sz w:val="22"/>
-          <w:szCs w:val="22"/>
         </w:rPr>
         <w:t xml:space="preserve">3.  </w:t>
       </w:r>
       <w:r>
-        <w:rPr>
-          <w:rFonts w:ascii="Malgun Gothic" w:cs="Malgun Gothic" w:eastAsia="Malgun Gothic" w:hAnsi="Malgun Gothic"/>
-          <w:sz w:val="22"/>
-          <w:szCs w:val="22"/>
-        </w:rPr>
-        <w:t xml:space="preserve">'영적인 삶'이라고 하면 어떤 이미지가 떠오르시나요? 내가 생각하는 영적인 사람은 어떤 사람인가요?</w:t>
+        <w:t>'영적인 삶'이라고 하면 어떤 이미지가 떠오르시나요? 내가 생각하는 영적인 사람은 어떤 사람인가요?</w:t>
       </w:r>
     </w:p>
     <w:p>
       <w:pPr>
         <w:pBdr>
-          <w:bottom w:val="single" w:color="CCCCCC" w:sz="4" w:space="1"/>
+          <w:bottom w:val="single" w:sz="4" w:space="1" w:color="CCCCCC"/>
         </w:pBdr>
         <w:spacing w:after="60"/>
         <w:ind w:left="560"/>
       </w:pPr>
-      <w:r>
-        <w:rPr>
-          <w:sz w:val="18"/>
-          <w:szCs w:val="18"/>
-        </w:rPr>
-        <w:t xml:space="preserve"/>
-      </w:r>
     </w:p>
     <w:p>
       <w:pPr>
@@ -493,51 +554,58 @@
     </w:p>
     <w:tbl>
       <w:tblPr>
-        <w:tblW w:type="dxa" w:w="9360"/>
+        <w:tblW w:w="9360" w:type="dxa"/>
         <w:tblBorders>
-          <w:top w:val="single" w:color="auto" w:sz="4"/>
-          <w:left w:val="single" w:color="auto" w:sz="4"/>
-          <w:bottom w:val="single" w:color="auto" w:sz="4"/>
-          <w:right w:val="single" w:color="auto" w:sz="4"/>
-          <w:insideH w:val="single" w:color="auto" w:sz="4"/>
-          <w:insideV w:val="single" w:color="auto" w:sz="4"/>
+          <w:top w:val="single" w:sz="4" w:space="0" w:color="auto"/>
+          <w:left w:val="single" w:sz="4" w:space="0" w:color="auto"/>
+          <w:bottom w:val="single" w:sz="4" w:space="0" w:color="auto"/>
+          <w:right w:val="single" w:sz="4" w:space="0" w:color="auto"/>
+          <w:insideH w:val="single" w:sz="4" w:space="0" w:color="auto"/>
+          <w:insideV w:val="single" w:sz="4" w:space="0" w:color="auto"/>
         </w:tblBorders>
+        <w:tblCellMar>
+          <w:left w:w="10" w:type="dxa"/>
+          <w:right w:w="10" w:type="dxa"/>
+        </w:tblCellMar>
+        <w:tblLook w:val="0000" w:firstRow="0" w:lastRow="0" w:firstColumn="0" w:lastColumn="0" w:noHBand="0" w:noVBand="0"/>
       </w:tblPr>
       <w:tblGrid>
         <w:gridCol w:w="9360"/>
       </w:tblGrid>
       <w:tr>
+        <w:tblPrEx>
+          <w:tblCellMar>
+            <w:top w:w="0" w:type="dxa"/>
+            <w:bottom w:w="0" w:type="dxa"/>
+          </w:tblCellMar>
+        </w:tblPrEx>
         <w:tc>
           <w:tcPr>
-            <w:tcW w:type="dxa" w:w="9360"/>
+            <w:tcW w:w="9360" w:type="dxa"/>
             <w:tcBorders>
-              <w:top w:val="none" w:color="FFFFFF" w:sz="0"/>
-              <w:left w:val="none" w:color="FFFFFF" w:sz="0"/>
-              <w:bottom w:val="none" w:color="FFFFFF" w:sz="0"/>
-              <w:right w:val="none" w:color="FFFFFF" w:sz="0"/>
+              <w:top w:val="none" w:sz="0" w:space="0" w:color="FFFFFF"/>
+              <w:left w:val="none" w:sz="0" w:space="0" w:color="FFFFFF"/>
+              <w:bottom w:val="none" w:sz="0" w:space="0" w:color="FFFFFF"/>
+              <w:right w:val="none" w:sz="0" w:space="0" w:color="FFFFFF"/>
             </w:tcBorders>
-            <w:shd w:fill="1F3864" w:val="clear"/>
+            <w:shd w:val="clear" w:color="auto" w:fill="1F3864"/>
             <w:tcMar>
-              <w:top w:type="dxa" w:w="120"/>
-              <w:left w:type="dxa" w:w="200"/>
-              <w:bottom w:type="dxa" w:w="120"/>
-              <w:right w:type="dxa" w:w="200"/>
+              <w:top w:w="120" w:type="dxa"/>
+              <w:left w:w="200" w:type="dxa"/>
+              <w:bottom w:w="120" w:type="dxa"/>
+              <w:right w:w="200" w:type="dxa"/>
             </w:tcMar>
           </w:tcPr>
           <w:p>
-            <w:pPr>
-              <w:spacing w:after="0"/>
-            </w:pPr>
             <w:r>
               <w:rPr>
-                <w:rFonts w:ascii="Malgun Gothic" w:cs="Malgun Gothic" w:eastAsia="Malgun Gothic" w:hAnsi="Malgun Gothic"/>
                 <w:b/>
                 <w:bCs/>
                 <w:color w:val="FFFFFF"/>
                 <w:sz w:val="26"/>
                 <w:szCs w:val="26"/>
               </w:rPr>
-              <w:t xml:space="preserve">📚 본문 강의</w:t>
+              <w:t>📚 본문 강의</w:t>
             </w:r>
           </w:p>
         </w:tc>
@@ -550,18 +618,17 @@
     </w:p>
     <w:p>
       <w:pPr>
-        <w:spacing w:after="80" w:before="120"/>
-      </w:pPr>
-      <w:r>
-        <w:rPr>
-          <w:rFonts w:ascii="Malgun Gothic" w:cs="Malgun Gothic" w:eastAsia="Malgun Gothic" w:hAnsi="Malgun Gothic"/>
+        <w:spacing w:before="120" w:after="80"/>
+      </w:pPr>
+      <w:r>
+        <w:rPr>
           <w:b/>
           <w:bCs/>
           <w:color w:val="1F3864"/>
           <w:sz w:val="24"/>
           <w:szCs w:val="24"/>
         </w:rPr>
-        <w:t xml:space="preserve">생각이 바뀌면 세계가 바뀐다</w:t>
+        <w:t>생각이 바뀌면 세계가 바뀐다</w:t>
       </w:r>
     </w:p>
     <w:p>
@@ -569,163 +636,135 @@
         <w:spacing w:after="100"/>
       </w:pPr>
       <w:r>
-        <w:rPr>
-          <w:rFonts w:ascii="Malgun Gothic" w:cs="Malgun Gothic" w:eastAsia="Malgun Gothic" w:hAnsi="Malgun Gothic"/>
-          <w:sz w:val="22"/>
-          <w:szCs w:val="22"/>
-        </w:rPr>
-        <w:t xml:space="preserve">### 생각이 바뀌면 세계가 바뀐다
- 조용기 목사님은 평생의 사역을 통해 한 가지 진리를 일관되게 강조하셨습니다. 바로 </w:t>
-      </w:r>
-      <w:r>
-        <w:rPr>
-          <w:rFonts w:ascii="Malgun Gothic" w:cs="Malgun Gothic" w:eastAsia="Malgun Gothic" w:hAnsi="Malgun Gothic"/>
+        <w:t xml:space="preserve">### 생각이 바뀌면 세계가 바뀐다    조용기 목사님은 평생의 사역을 통해 한 가지 진리를 일관되게 강조하셨습니다. 바로 </w:t>
+      </w:r>
+      <w:r>
+        <w:rPr>
           <w:b/>
           <w:bCs/>
-          <w:sz w:val="22"/>
-          <w:szCs w:val="22"/>
-        </w:rPr>
-        <w:t xml:space="preserve">"생각이 바뀌면 인생이 바뀐다"</w:t>
-      </w:r>
-      <w:r>
-        <w:rPr>
-          <w:rFonts w:ascii="Malgun Gothic" w:cs="Malgun Gothic" w:eastAsia="Malgun Gothic" w:hAnsi="Malgun Gothic"/>
-          <w:sz w:val="22"/>
-          <w:szCs w:val="22"/>
-        </w:rPr>
-        <w:t xml:space="preserve"> 는 것입니다. 이것은 단순한 긍정적 사고(positive thinking)의 차원이 아닙니다. 목사님이 말씀하신 '4차원의 영성'은, 우리가 살아가는 눈에 보이는 3차원의 세계—길이, 너비, 높이로 이루어진 물질의 세계—를 다스리는 더 높은 차원의 세계, 곧 </w:t>
-      </w:r>
-      <w:r>
-        <w:rPr>
-          <w:rFonts w:ascii="Malgun Gothic" w:cs="Malgun Gothic" w:eastAsia="Malgun Gothic" w:hAnsi="Malgun Gothic"/>
+        </w:rPr>
+        <w:t>"생각이 바뀌면 인생이 바뀐다</w:t>
+      </w:r>
+      <w:proofErr w:type="gramStart"/>
+      <w:r>
+        <w:rPr>
           <w:b/>
           <w:bCs/>
-          <w:sz w:val="22"/>
-          <w:szCs w:val="22"/>
-        </w:rPr>
-        <w:t xml:space="preserve">영의 세계</w:t>
-      </w:r>
-      <w:r>
-        <w:rPr>
-          <w:rFonts w:ascii="Malgun Gothic" w:cs="Malgun Gothic" w:eastAsia="Malgun Gothic" w:hAnsi="Malgun Gothic"/>
-          <w:sz w:val="22"/>
-          <w:szCs w:val="22"/>
-        </w:rPr>
-        <w:t xml:space="preserve">가 있다는 신앙적 선언입니다.
- 창세기 1장 2절을 보면, 하나님의 영이 혼돈하고 공허한 땅 위를 운행하고 계셨습니다. 그리고 하나님이 말씀하시자—"빛이 있으라"—3차원의 물질 세계가 창조되었습니다. 목사님은 이 장면에서 중요한 진리를 발견하셨습니다. </w:t>
-      </w:r>
-      <w:r>
-        <w:rPr>
-          <w:rFonts w:ascii="Malgun Gothic" w:cs="Malgun Gothic" w:eastAsia="Malgun Gothic" w:hAnsi="Malgun Gothic"/>
+        </w:rPr>
+        <w:t>"</w:t>
+      </w:r>
+      <w:r>
+        <w:t xml:space="preserve"> 는</w:t>
+      </w:r>
+      <w:proofErr w:type="gramEnd"/>
+      <w:r>
+        <w:t xml:space="preserve"> 것입니다. 이것은 단순한 긍정적 사고(positive thinking)의 차원이 아닙니다. 목사님이 말씀하신 '4차원의 영성'은, 우리가 살아가는 눈에 보이는 3차원의 세계—길이, 너비, 높이로 이루어진 물질의 세계—를 다스리는 더 높은 차원의 세계, </w:t>
+      </w:r>
+      <w:r>
+        <w:lastRenderedPageBreak/>
+        <w:t xml:space="preserve">곧 </w:t>
+      </w:r>
+      <w:r>
+        <w:rPr>
           <w:b/>
           <w:bCs/>
-          <w:sz w:val="22"/>
-          <w:szCs w:val="22"/>
-        </w:rPr>
-        <w:t xml:space="preserve">4차원의 영적 세계가 3차원의 물질 세계를 만들어 낸다는 것</w:t>
-      </w:r>
-      <w:r>
-        <w:rPr>
-          <w:rFonts w:ascii="Malgun Gothic" w:cs="Malgun Gothic" w:eastAsia="Malgun Gothic" w:hAnsi="Malgun Gothic"/>
-          <w:sz w:val="22"/>
-          <w:szCs w:val="22"/>
-        </w:rPr>
-        <w:t xml:space="preserve">입니다. 보이지 않는 세계가 보이는 세계를 지배합니다.
- 그렇다면 우리 인간은 어디에 속한 존재일까요? 창세기 1장 26-27절은 우리가 하나님의 형상대로 지음받았다고 선언합니다. 이것은 단지 외모의 유사성이 아니라, 하나님처럼 </w:t>
-      </w:r>
-      <w:r>
-        <w:rPr>
-          <w:rFonts w:ascii="Malgun Gothic" w:cs="Malgun Gothic" w:eastAsia="Malgun Gothic" w:hAnsi="Malgun Gothic"/>
+        </w:rPr>
+        <w:t>영의 세계</w:t>
+      </w:r>
+      <w:r>
+        <w:t xml:space="preserve">가 있다는 신앙적 선언입니다.    창세기 1장 2절을 보면, 하나님의 영이 혼돈하고 공허한 땅 위를 운행하고 계셨습니다. 그리고 하나님이 말씀하시자—"빛이 있으라"—3차원의 물질 세계가 창조되었습니다. 목사님은 이 장면에서 중요한 진리를 발견하셨습니다. </w:t>
+      </w:r>
+      <w:r>
+        <w:rPr>
           <w:b/>
           <w:bCs/>
-          <w:sz w:val="22"/>
-          <w:szCs w:val="22"/>
-        </w:rPr>
-        <w:t xml:space="preserve">4차원적 존재</w:t>
-      </w:r>
-      <w:r>
-        <w:rPr>
-          <w:rFonts w:ascii="Malgun Gothic" w:cs="Malgun Gothic" w:eastAsia="Malgun Gothic" w:hAnsi="Malgun Gothic"/>
-          <w:sz w:val="22"/>
-          <w:szCs w:val="22"/>
-        </w:rPr>
-        <w:t xml:space="preserve">로 창조되었다는 의미입니다. 우리 안에는 영이 있고, 그 영을 통해 하나님과 교제하며 3차원 현실에 영향을 미칠 수 있는 능력이 주어져 있습니다.
- 그런데 문제가 있습니다. 많은 사람들이 이 4차원적 본질을 잊어버린 채 3차원의 환경과 조건에만 반응하며 살아갑니다. 실패가 쌓이면 생각이 부정적으로 굳어지고, 생각이 굳어지면 현실도 그 생각대로 굳어집니다. 목사님은 이것을 </w:t>
-      </w:r>
-      <w:r>
-        <w:rPr>
-          <w:rFonts w:ascii="Malgun Gothic" w:cs="Malgun Gothic" w:eastAsia="Malgun Gothic" w:hAnsi="Malgun Gothic"/>
+        </w:rPr>
+        <w:t>4차원의 영적 세계가 3차원의 물질 세계를 만들어 낸다는 것</w:t>
+      </w:r>
+      <w:r>
+        <w:t xml:space="preserve">입니다. 보이지 않는 세계가 보이는 세계를 지배합니다.    그렇다면 우리 인간은 어디에 속한 존재일까요? 창세기 1장 26-27절은 우리가 하나님의 형상대로 </w:t>
+      </w:r>
+      <w:proofErr w:type="spellStart"/>
+      <w:r>
+        <w:t>지음받았다고</w:t>
+      </w:r>
+      <w:proofErr w:type="spellEnd"/>
+      <w:r>
+        <w:t xml:space="preserve"> 선언합니다. 이것은 단지 외모의 유사성이 아니라, 하나님처럼 </w:t>
+      </w:r>
+      <w:r>
+        <w:rPr>
           <w:b/>
           <w:bCs/>
-          <w:sz w:val="22"/>
-          <w:szCs w:val="22"/>
-        </w:rPr>
-        <w:t xml:space="preserve">"3차원적 인본주의의 함정"</w:t>
-      </w:r>
-      <w:r>
-        <w:rPr>
-          <w:rFonts w:ascii="Malgun Gothic" w:cs="Malgun Gothic" w:eastAsia="Malgun Gothic" w:hAnsi="Malgun Gothic"/>
-          <w:sz w:val="22"/>
-          <w:szCs w:val="22"/>
-        </w:rPr>
-        <w:t xml:space="preserve"> 이라고 부르셨습니다. 눈에 보이는 현실이 전부라고 믿는 순간, 우리는 환경의 노예가 됩니다.
- 그러면 어떻게 해야 할까요? 답은 </w:t>
-      </w:r>
-      <w:r>
-        <w:rPr>
-          <w:rFonts w:ascii="Malgun Gothic" w:cs="Malgun Gothic" w:eastAsia="Malgun Gothic" w:hAnsi="Malgun Gothic"/>
+        </w:rPr>
+        <w:t>4차원적 존재</w:t>
+      </w:r>
+      <w:r>
+        <w:t xml:space="preserve">로 창조되었다는 의미입니다. 우리 안에는 영이 있고, 그 영을 통해 하나님과 교제하며 3차원 현실에 영향을 미칠 수 있는 능력이 주어져 있습니다.    그런데 문제가 있습니다. 많은 사람들이 이 4차원적 본질을 잊어버린 채 3차원의 환경과 조건에만 반응하며 살아갑니다. 실패가 쌓이면 생각이 부정적으로 굳어지고, 생각이 굳어지면 현실도 그 생각대로 굳어집니다. 목사님은 이것을 </w:t>
+      </w:r>
+      <w:r>
+        <w:rPr>
           <w:b/>
           <w:bCs/>
-          <w:sz w:val="22"/>
-          <w:szCs w:val="22"/>
-        </w:rPr>
-        <w:t xml:space="preserve">거듭남</w:t>
-      </w:r>
-      <w:r>
-        <w:rPr>
-          <w:rFonts w:ascii="Malgun Gothic" w:cs="Malgun Gothic" w:eastAsia="Malgun Gothic" w:hAnsi="Malgun Gothic"/>
-          <w:sz w:val="22"/>
-          <w:szCs w:val="22"/>
-        </w:rPr>
-        <w:t xml:space="preserve">에 있습니다. 예수님이 니고데모에게 말씀하셨습니다. "사람이 거듭나지 아니하면 하나님의 나라를 볼 수 없느니라"(요 3:3). 거듭난다는 것은 죽어 있던 영이 살아나는 것이며, 4차원의 영적 세계가 다시 열리는 경험입니다. 성령님은 그 영을 통해, 특히 우리의 </w:t>
-      </w:r>
-      <w:r>
-        <w:rPr>
-          <w:rFonts w:ascii="Malgun Gothic" w:cs="Malgun Gothic" w:eastAsia="Malgun Gothic" w:hAnsi="Malgun Gothic"/>
+        </w:rPr>
+        <w:t>"3차원적 인본주의의 함정"</w:t>
+      </w:r>
+      <w:r>
+        <w:t xml:space="preserve"> 이라고 부르셨습니다. 눈에 보이는 현실이 전부라고 믿는 순간, 우리는 환경의 노예가 됩니다.    그러면 어떻게 해야 할까요? 답은 </w:t>
+      </w:r>
+      <w:r>
+        <w:rPr>
           <w:b/>
           <w:bCs/>
-          <w:sz w:val="22"/>
-          <w:szCs w:val="22"/>
-        </w:rPr>
-        <w:t xml:space="preserve">생각</w:t>
-      </w:r>
-      <w:r>
-        <w:rPr>
-          <w:rFonts w:ascii="Malgun Gothic" w:cs="Malgun Gothic" w:eastAsia="Malgun Gothic" w:hAnsi="Malgun Gothic"/>
-          <w:sz w:val="22"/>
-          <w:szCs w:val="22"/>
-        </w:rPr>
-        <w:t xml:space="preserve">을 통해 우리와 교제하십니다. 목사님은 생각을 가리켜 "4차원과 3차원을 잇는 핵심 고리"라고 표현하셨습니다.
- 이사야 43장 19절의 말씀처럼, 하나님은 지금도 새 일을 행하기를 원하십니다. 광야에 길을 내시고, 사막에 강을 내시는 분입니다. 그 기적은 환경이 좋아질 때 시작되는 것이 아닙니다. </w:t>
-      </w:r>
-      <w:r>
-        <w:rPr>
-          <w:rFonts w:ascii="Malgun Gothic" w:cs="Malgun Gothic" w:eastAsia="Malgun Gothic" w:hAnsi="Malgun Gothic"/>
+        </w:rPr>
+        <w:t>거듭남</w:t>
+      </w:r>
+      <w:r>
+        <w:t xml:space="preserve">에 있습니다. 예수님이 </w:t>
+      </w:r>
+      <w:proofErr w:type="spellStart"/>
+      <w:r>
+        <w:t>니고데모에게</w:t>
+      </w:r>
+      <w:proofErr w:type="spellEnd"/>
+      <w:r>
+        <w:t xml:space="preserve"> 말씀하셨습니다. "사람이 거듭나지 아니하면 하나님의 나라를 볼 수 </w:t>
+      </w:r>
+      <w:proofErr w:type="spellStart"/>
+      <w:r>
+        <w:t>없느니라</w:t>
+      </w:r>
+      <w:proofErr w:type="spellEnd"/>
+      <w:r>
+        <w:t xml:space="preserve">"(요 3:3). 거듭난다는 것은 죽어 있던 영이 살아나는 것이며, 4차원의 영적 세계가 다시 열리는 경험입니다. 성령님은 그 영을 통해, 특히 우리의 </w:t>
+      </w:r>
+      <w:r>
+        <w:rPr>
           <w:b/>
           <w:bCs/>
-          <w:sz w:val="22"/>
-          <w:szCs w:val="22"/>
-        </w:rPr>
-        <w:t xml:space="preserve">우리의 생각이 먼저 바뀔 때</w:t>
-      </w:r>
-      <w:r>
-        <w:rPr>
-          <w:rFonts w:ascii="Malgun Gothic" w:cs="Malgun Gothic" w:eastAsia="Malgun Gothic" w:hAnsi="Malgun Gothic"/>
-          <w:sz w:val="22"/>
-          <w:szCs w:val="22"/>
-        </w:rPr>
-        <w:t xml:space="preserve">, 즉 마음이 새롭게 변화될 때 하나님의 창조적 역사가 시작됩니다. 4차원의 영성은 거창한 신학 이론이 아닙니다. 오늘 내 마음속 생각의 방향을 하나님께로 돌리는 것—바로 거기서 변화가 시작됩니다.
- ---</w:t>
+        </w:rPr>
+        <w:t>생각</w:t>
+      </w:r>
+      <w:r>
+        <w:t>을 통해 우리와 교제하십니다. 목사님은 생각을 가리켜 "4차원과 3차원을 잇는 핵심 고리"</w:t>
+      </w:r>
+      <w:proofErr w:type="spellStart"/>
+      <w:r>
+        <w:t>라고</w:t>
+      </w:r>
+      <w:proofErr w:type="spellEnd"/>
+      <w:r>
+        <w:t xml:space="preserve"> 표현하셨습니다.    이사야 43장 19절의 말씀처럼, 하나님은 지금도 새 일을 행하기를 원하십니다. 광야에 길을 내시고, 사막에 강을 내시는 분입니다. 그 기적은 환경이 좋아질 때 시작되는 것이 아닙니다. </w:t>
+      </w:r>
+      <w:r>
+        <w:rPr>
+          <w:b/>
+          <w:bCs/>
+        </w:rPr>
+        <w:t>우리의 생각이 먼저 바뀔 때</w:t>
+      </w:r>
+      <w:r>
+        <w:t>, 즉 마음이 새롭게 변화될 때 하나님의 창조적 역사가 시작됩니다. 4차원의 영성은 거창한 신학 이론이 아닙니다. 오늘 내 마음속 생각의 방향을 하나님께로 돌리는 것—바로 거기서 변화가 시작됩니다.    ---</w:t>
       </w:r>
     </w:p>
     <w:p>
@@ -735,51 +774,58 @@
     </w:p>
     <w:tbl>
       <w:tblPr>
-        <w:tblW w:type="dxa" w:w="9360"/>
+        <w:tblW w:w="9360" w:type="dxa"/>
         <w:tblBorders>
-          <w:top w:val="single" w:color="auto" w:sz="4"/>
-          <w:left w:val="single" w:color="auto" w:sz="4"/>
-          <w:bottom w:val="single" w:color="auto" w:sz="4"/>
-          <w:right w:val="single" w:color="auto" w:sz="4"/>
-          <w:insideH w:val="single" w:color="auto" w:sz="4"/>
-          <w:insideV w:val="single" w:color="auto" w:sz="4"/>
+          <w:top w:val="single" w:sz="4" w:space="0" w:color="auto"/>
+          <w:left w:val="single" w:sz="4" w:space="0" w:color="auto"/>
+          <w:bottom w:val="single" w:sz="4" w:space="0" w:color="auto"/>
+          <w:right w:val="single" w:sz="4" w:space="0" w:color="auto"/>
+          <w:insideH w:val="single" w:sz="4" w:space="0" w:color="auto"/>
+          <w:insideV w:val="single" w:sz="4" w:space="0" w:color="auto"/>
         </w:tblBorders>
+        <w:tblCellMar>
+          <w:left w:w="10" w:type="dxa"/>
+          <w:right w:w="10" w:type="dxa"/>
+        </w:tblCellMar>
+        <w:tblLook w:val="0000" w:firstRow="0" w:lastRow="0" w:firstColumn="0" w:lastColumn="0" w:noHBand="0" w:noVBand="0"/>
       </w:tblPr>
       <w:tblGrid>
         <w:gridCol w:w="9360"/>
       </w:tblGrid>
       <w:tr>
+        <w:tblPrEx>
+          <w:tblCellMar>
+            <w:top w:w="0" w:type="dxa"/>
+            <w:bottom w:w="0" w:type="dxa"/>
+          </w:tblCellMar>
+        </w:tblPrEx>
         <w:tc>
           <w:tcPr>
-            <w:tcW w:type="dxa" w:w="9360"/>
+            <w:tcW w:w="9360" w:type="dxa"/>
             <w:tcBorders>
-              <w:top w:val="none" w:color="FFFFFF" w:sz="0"/>
-              <w:left w:val="none" w:color="FFFFFF" w:sz="0"/>
-              <w:bottom w:val="none" w:color="FFFFFF" w:sz="0"/>
-              <w:right w:val="none" w:color="FFFFFF" w:sz="0"/>
+              <w:top w:val="none" w:sz="0" w:space="0" w:color="FFFFFF"/>
+              <w:left w:val="none" w:sz="0" w:space="0" w:color="FFFFFF"/>
+              <w:bottom w:val="none" w:sz="0" w:space="0" w:color="FFFFFF"/>
+              <w:right w:val="none" w:sz="0" w:space="0" w:color="FFFFFF"/>
             </w:tcBorders>
-            <w:shd w:fill="2E74B5" w:val="clear"/>
+            <w:shd w:val="clear" w:color="auto" w:fill="2E74B5"/>
             <w:tcMar>
-              <w:top w:type="dxa" w:w="120"/>
-              <w:left w:type="dxa" w:w="200"/>
-              <w:bottom w:type="dxa" w:w="120"/>
-              <w:right w:type="dxa" w:w="200"/>
+              <w:top w:w="120" w:type="dxa"/>
+              <w:left w:w="200" w:type="dxa"/>
+              <w:bottom w:w="120" w:type="dxa"/>
+              <w:right w:w="200" w:type="dxa"/>
             </w:tcMar>
           </w:tcPr>
           <w:p>
-            <w:pPr>
-              <w:spacing w:after="0"/>
-            </w:pPr>
             <w:r>
               <w:rPr>
-                <w:rFonts w:ascii="Malgun Gothic" w:cs="Malgun Gothic" w:eastAsia="Malgun Gothic" w:hAnsi="Malgun Gothic"/>
                 <w:b/>
                 <w:bCs/>
                 <w:color w:val="FFFFFF"/>
                 <w:sz w:val="26"/>
                 <w:szCs w:val="26"/>
               </w:rPr>
-              <w:t xml:space="preserve">🔍 말씀 연구</w:t>
+              <w:t>🔍 말씀 연구</w:t>
             </w:r>
           </w:p>
         </w:tc>
@@ -796,14 +842,11 @@
       </w:pPr>
       <w:r>
         <w:rPr>
-          <w:rFonts w:ascii="Malgun Gothic" w:cs="Malgun Gothic" w:eastAsia="Malgun Gothic" w:hAnsi="Malgun Gothic"/>
-          <w:b w:val="false"/>
-          <w:bCs w:val="false"/>
           <w:color w:val="555555"/>
           <w:sz w:val="20"/>
           <w:szCs w:val="20"/>
         </w:rPr>
-        <w:t xml:space="preserve">아래 구절들을 함께 찾아 읽고, 각 구절이 오늘의 주제와 어떻게 연결되는지 생각해 봅시다.</w:t>
+        <w:t>아래 구절들을 함께 찾아 읽고, 각 구절이 오늘의 주제와 어떻게 연결되는지 생각해 봅시다.</w:t>
       </w:r>
     </w:p>
     <w:p>
@@ -813,15 +856,20 @@
     </w:p>
     <w:tbl>
       <w:tblPr>
-        <w:tblW w:type="dxa" w:w="9360"/>
+        <w:tblW w:w="9360" w:type="dxa"/>
         <w:tblBorders>
-          <w:top w:val="single" w:color="auto" w:sz="4"/>
-          <w:left w:val="single" w:color="auto" w:sz="4"/>
-          <w:bottom w:val="single" w:color="auto" w:sz="4"/>
-          <w:right w:val="single" w:color="auto" w:sz="4"/>
-          <w:insideH w:val="single" w:color="auto" w:sz="4"/>
-          <w:insideV w:val="single" w:color="auto" w:sz="4"/>
+          <w:top w:val="single" w:sz="4" w:space="0" w:color="auto"/>
+          <w:left w:val="single" w:sz="4" w:space="0" w:color="auto"/>
+          <w:bottom w:val="single" w:sz="4" w:space="0" w:color="auto"/>
+          <w:right w:val="single" w:sz="4" w:space="0" w:color="auto"/>
+          <w:insideH w:val="single" w:sz="4" w:space="0" w:color="auto"/>
+          <w:insideV w:val="single" w:sz="4" w:space="0" w:color="auto"/>
         </w:tblBorders>
+        <w:tblCellMar>
+          <w:left w:w="10" w:type="dxa"/>
+          <w:right w:w="10" w:type="dxa"/>
+        </w:tblCellMar>
+        <w:tblLook w:val="0000" w:firstRow="0" w:lastRow="0" w:firstColumn="0" w:lastColumn="0" w:noHBand="0" w:noVBand="0"/>
       </w:tblPr>
       <w:tblGrid>
         <w:gridCol w:w="1400"/>
@@ -829,598 +877,571 @@
         <w:gridCol w:w="5000"/>
       </w:tblGrid>
       <w:tr>
+        <w:tblPrEx>
+          <w:tblCellMar>
+            <w:top w:w="0" w:type="dxa"/>
+            <w:bottom w:w="0" w:type="dxa"/>
+          </w:tblCellMar>
+        </w:tblPrEx>
         <w:trPr>
           <w:tblHeader/>
         </w:trPr>
         <w:tc>
           <w:tcPr>
-            <w:tcW w:type="dxa" w:w="1400"/>
+            <w:tcW w:w="1400" w:type="dxa"/>
             <w:tcBorders>
-              <w:top w:val="single" w:color="2E74B5" w:sz="1"/>
-              <w:left w:val="single" w:color="2E74B5" w:sz="1"/>
-              <w:bottom w:val="single" w:color="2E74B5" w:sz="1"/>
-              <w:right w:val="single" w:color="2E74B5" w:sz="1"/>
+              <w:top w:val="single" w:sz="1" w:space="0" w:color="2E74B5"/>
+              <w:left w:val="single" w:sz="1" w:space="0" w:color="2E74B5"/>
+              <w:bottom w:val="single" w:sz="1" w:space="0" w:color="2E74B5"/>
+              <w:right w:val="single" w:sz="1" w:space="0" w:color="2E74B5"/>
             </w:tcBorders>
-            <w:shd w:fill="1F3864" w:val="clear"/>
+            <w:shd w:val="clear" w:color="auto" w:fill="1F3864"/>
             <w:tcMar>
-              <w:top w:type="dxa" w:w="80"/>
-              <w:left w:type="dxa" w:w="120"/>
-              <w:bottom w:type="dxa" w:w="80"/>
-              <w:right w:type="dxa" w:w="120"/>
+              <w:top w:w="80" w:type="dxa"/>
+              <w:left w:w="120" w:type="dxa"/>
+              <w:bottom w:w="80" w:type="dxa"/>
+              <w:right w:w="120" w:type="dxa"/>
             </w:tcMar>
           </w:tcPr>
           <w:p>
-            <w:pPr>
-              <w:spacing w:after="0"/>
-            </w:pPr>
             <w:r>
               <w:rPr>
-                <w:rFonts w:ascii="Malgun Gothic" w:cs="Malgun Gothic" w:eastAsia="Malgun Gothic" w:hAnsi="Malgun Gothic"/>
                 <w:b/>
                 <w:bCs/>
                 <w:color w:val="FFFFFF"/>
                 <w:sz w:val="20"/>
                 <w:szCs w:val="20"/>
               </w:rPr>
-              <w:t xml:space="preserve">구절</w:t>
+              <w:t>구절</w:t>
             </w:r>
           </w:p>
         </w:tc>
         <w:tc>
           <w:tcPr>
-            <w:tcW w:type="dxa" w:w="2960"/>
+            <w:tcW w:w="2960" w:type="dxa"/>
             <w:tcBorders>
-              <w:top w:val="single" w:color="2E74B5" w:sz="1"/>
-              <w:left w:val="single" w:color="2E74B5" w:sz="1"/>
-              <w:bottom w:val="single" w:color="2E74B5" w:sz="1"/>
-              <w:right w:val="single" w:color="2E74B5" w:sz="1"/>
+              <w:top w:val="single" w:sz="1" w:space="0" w:color="2E74B5"/>
+              <w:left w:val="single" w:sz="1" w:space="0" w:color="2E74B5"/>
+              <w:bottom w:val="single" w:sz="1" w:space="0" w:color="2E74B5"/>
+              <w:right w:val="single" w:sz="1" w:space="0" w:color="2E74B5"/>
             </w:tcBorders>
-            <w:shd w:fill="1F3864" w:val="clear"/>
+            <w:shd w:val="clear" w:color="auto" w:fill="1F3864"/>
             <w:tcMar>
-              <w:top w:type="dxa" w:w="80"/>
-              <w:left w:type="dxa" w:w="120"/>
-              <w:bottom w:type="dxa" w:w="80"/>
-              <w:right w:type="dxa" w:w="120"/>
+              <w:top w:w="80" w:type="dxa"/>
+              <w:left w:w="120" w:type="dxa"/>
+              <w:bottom w:w="80" w:type="dxa"/>
+              <w:right w:w="120" w:type="dxa"/>
             </w:tcMar>
           </w:tcPr>
           <w:p>
-            <w:pPr>
-              <w:spacing w:after="0"/>
-            </w:pPr>
             <w:r>
               <w:rPr>
-                <w:rFonts w:ascii="Malgun Gothic" w:cs="Malgun Gothic" w:eastAsia="Malgun Gothic" w:hAnsi="Malgun Gothic"/>
                 <w:b/>
                 <w:bCs/>
                 <w:color w:val="FFFFFF"/>
                 <w:sz w:val="20"/>
                 <w:szCs w:val="20"/>
               </w:rPr>
-              <w:t xml:space="preserve">내용</w:t>
+              <w:t>내용</w:t>
             </w:r>
           </w:p>
         </w:tc>
         <w:tc>
           <w:tcPr>
-            <w:tcW w:type="dxa" w:w="5000"/>
+            <w:tcW w:w="5000" w:type="dxa"/>
             <w:tcBorders>
-              <w:top w:val="single" w:color="2E74B5" w:sz="1"/>
-              <w:left w:val="single" w:color="2E74B5" w:sz="1"/>
-              <w:bottom w:val="single" w:color="2E74B5" w:sz="1"/>
-              <w:right w:val="single" w:color="2E74B5" w:sz="1"/>
+              <w:top w:val="single" w:sz="1" w:space="0" w:color="2E74B5"/>
+              <w:left w:val="single" w:sz="1" w:space="0" w:color="2E74B5"/>
+              <w:bottom w:val="single" w:sz="1" w:space="0" w:color="2E74B5"/>
+              <w:right w:val="single" w:sz="1" w:space="0" w:color="2E74B5"/>
             </w:tcBorders>
-            <w:shd w:fill="1F3864" w:val="clear"/>
+            <w:shd w:val="clear" w:color="auto" w:fill="1F3864"/>
             <w:tcMar>
-              <w:top w:type="dxa" w:w="80"/>
-              <w:left w:type="dxa" w:w="120"/>
-              <w:bottom w:type="dxa" w:w="80"/>
-              <w:right w:type="dxa" w:w="120"/>
+              <w:top w:w="80" w:type="dxa"/>
+              <w:left w:w="120" w:type="dxa"/>
+              <w:bottom w:w="80" w:type="dxa"/>
+              <w:right w:w="120" w:type="dxa"/>
             </w:tcMar>
           </w:tcPr>
           <w:p>
-            <w:pPr>
-              <w:spacing w:after="0"/>
-            </w:pPr>
+            <w:proofErr w:type="gramStart"/>
             <w:r>
               <w:rPr>
-                <w:rFonts w:ascii="Malgun Gothic" w:cs="Malgun Gothic" w:eastAsia="Malgun Gothic" w:hAnsi="Malgun Gothic"/>
                 <w:b/>
                 <w:bCs/>
                 <w:color w:val="FFFFFF"/>
                 <w:sz w:val="20"/>
                 <w:szCs w:val="20"/>
               </w:rPr>
-              <w:t xml:space="preserve">주석 / 적용</w:t>
+              <w:t>주석 /</w:t>
+            </w:r>
+            <w:proofErr w:type="gramEnd"/>
+            <w:r>
+              <w:rPr>
+                <w:b/>
+                <w:bCs/>
+                <w:color w:val="FFFFFF"/>
+                <w:sz w:val="20"/>
+                <w:szCs w:val="20"/>
+              </w:rPr>
+              <w:t xml:space="preserve"> 적용</w:t>
             </w:r>
           </w:p>
         </w:tc>
       </w:tr>
       <w:tr>
+        <w:tblPrEx>
+          <w:tblCellMar>
+            <w:top w:w="0" w:type="dxa"/>
+            <w:bottom w:w="0" w:type="dxa"/>
+          </w:tblCellMar>
+        </w:tblPrEx>
         <w:tc>
           <w:tcPr>
-            <w:tcW w:type="dxa" w:w="1400"/>
+            <w:tcW w:w="1400" w:type="dxa"/>
             <w:tcBorders>
-              <w:top w:val="single" w:color="CCCCCC" w:sz="1"/>
-              <w:left w:val="single" w:color="CCCCCC" w:sz="1"/>
-              <w:bottom w:val="single" w:color="CCCCCC" w:sz="1"/>
-              <w:right w:val="single" w:color="CCCCCC" w:sz="1"/>
+              <w:top w:val="single" w:sz="1" w:space="0" w:color="CCCCCC"/>
+              <w:left w:val="single" w:sz="1" w:space="0" w:color="CCCCCC"/>
+              <w:bottom w:val="single" w:sz="1" w:space="0" w:color="CCCCCC"/>
+              <w:right w:val="single" w:sz="1" w:space="0" w:color="CCCCCC"/>
             </w:tcBorders>
-            <w:shd w:fill="DEEAF1" w:val="clear"/>
+            <w:shd w:val="clear" w:color="auto" w:fill="DEEAF1"/>
             <w:tcMar>
-              <w:top w:type="dxa" w:w="80"/>
-              <w:left w:type="dxa" w:w="120"/>
-              <w:bottom w:type="dxa" w:w="80"/>
-              <w:right w:type="dxa" w:w="120"/>
+              <w:top w:w="80" w:type="dxa"/>
+              <w:left w:w="120" w:type="dxa"/>
+              <w:bottom w:w="80" w:type="dxa"/>
+              <w:right w:w="120" w:type="dxa"/>
             </w:tcMar>
           </w:tcPr>
           <w:p>
-            <w:pPr>
-              <w:spacing w:after="0"/>
-            </w:pPr>
             <w:r>
               <w:rPr>
-                <w:rFonts w:ascii="Malgun Gothic" w:cs="Malgun Gothic" w:eastAsia="Malgun Gothic" w:hAnsi="Malgun Gothic"/>
                 <w:b/>
                 <w:bCs/>
                 <w:color w:val="2E74B5"/>
                 <w:sz w:val="20"/>
                 <w:szCs w:val="20"/>
               </w:rPr>
-              <w:t xml:space="preserve">창 1:26-27</w:t>
+              <w:t>창 1:26-27</w:t>
             </w:r>
           </w:p>
         </w:tc>
         <w:tc>
           <w:tcPr>
-            <w:tcW w:type="dxa" w:w="2960"/>
+            <w:tcW w:w="2960" w:type="dxa"/>
             <w:tcBorders>
-              <w:top w:val="single" w:color="CCCCCC" w:sz="1"/>
-              <w:left w:val="single" w:color="CCCCCC" w:sz="1"/>
-              <w:bottom w:val="single" w:color="CCCCCC" w:sz="1"/>
-              <w:right w:val="single" w:color="CCCCCC" w:sz="1"/>
+              <w:top w:val="single" w:sz="1" w:space="0" w:color="CCCCCC"/>
+              <w:left w:val="single" w:sz="1" w:space="0" w:color="CCCCCC"/>
+              <w:bottom w:val="single" w:sz="1" w:space="0" w:color="CCCCCC"/>
+              <w:right w:val="single" w:sz="1" w:space="0" w:color="CCCCCC"/>
             </w:tcBorders>
-            <w:shd w:fill="DEEAF1" w:val="clear"/>
+            <w:shd w:val="clear" w:color="auto" w:fill="DEEAF1"/>
             <w:tcMar>
-              <w:top w:type="dxa" w:w="80"/>
-              <w:left w:type="dxa" w:w="120"/>
-              <w:bottom w:type="dxa" w:w="80"/>
-              <w:right w:type="dxa" w:w="120"/>
+              <w:top w:w="80" w:type="dxa"/>
+              <w:left w:w="120" w:type="dxa"/>
+              <w:bottom w:w="80" w:type="dxa"/>
+              <w:right w:w="120" w:type="dxa"/>
             </w:tcMar>
           </w:tcPr>
           <w:p>
-            <w:pPr>
-              <w:spacing w:after="0"/>
-            </w:pPr>
-            <w:r>
-              <w:rPr>
-                <w:rFonts w:ascii="Malgun Gothic" w:cs="Malgun Gothic" w:eastAsia="Malgun Gothic" w:hAnsi="Malgun Gothic"/>
-                <w:sz w:val="22"/>
-                <w:szCs w:val="22"/>
-              </w:rPr>
-              <w:t xml:space="preserve">"하나님이 자기 형상 곧 하나님의 형상대로 사람을 창조하시되…"</w:t>
+            <w:r>
+              <w:t xml:space="preserve">"하나님이 자기 형상 곧 하나님의 형상대로 사람을 </w:t>
+            </w:r>
+            <w:proofErr w:type="spellStart"/>
+            <w:r>
+              <w:t>창조하시되</w:t>
+            </w:r>
+            <w:proofErr w:type="spellEnd"/>
+            <w:r>
+              <w:t>…"</w:t>
             </w:r>
           </w:p>
         </w:tc>
         <w:tc>
           <w:tcPr>
-            <w:tcW w:type="dxa" w:w="5000"/>
+            <w:tcW w:w="5000" w:type="dxa"/>
             <w:tcBorders>
-              <w:top w:val="single" w:color="CCCCCC" w:sz="1"/>
-              <w:left w:val="single" w:color="CCCCCC" w:sz="1"/>
-              <w:bottom w:val="single" w:color="CCCCCC" w:sz="1"/>
-              <w:right w:val="single" w:color="CCCCCC" w:sz="1"/>
+              <w:top w:val="single" w:sz="1" w:space="0" w:color="CCCCCC"/>
+              <w:left w:val="single" w:sz="1" w:space="0" w:color="CCCCCC"/>
+              <w:bottom w:val="single" w:sz="1" w:space="0" w:color="CCCCCC"/>
+              <w:right w:val="single" w:sz="1" w:space="0" w:color="CCCCCC"/>
             </w:tcBorders>
-            <w:shd w:fill="DEEAF1" w:val="clear"/>
+            <w:shd w:val="clear" w:color="auto" w:fill="DEEAF1"/>
             <w:tcMar>
-              <w:top w:type="dxa" w:w="80"/>
-              <w:left w:type="dxa" w:w="120"/>
-              <w:bottom w:type="dxa" w:w="80"/>
-              <w:right w:type="dxa" w:w="120"/>
+              <w:top w:w="80" w:type="dxa"/>
+              <w:left w:w="120" w:type="dxa"/>
+              <w:bottom w:w="80" w:type="dxa"/>
+              <w:right w:w="120" w:type="dxa"/>
             </w:tcMar>
           </w:tcPr>
           <w:p>
-            <w:pPr>
-              <w:spacing w:after="0"/>
-            </w:pPr>
-            <w:r>
-              <w:rPr>
-                <w:rFonts w:ascii="Malgun Gothic" w:cs="Malgun Gothic" w:eastAsia="Malgun Gothic" w:hAnsi="Malgun Gothic"/>
-                <w:sz w:val="22"/>
-                <w:szCs w:val="22"/>
-              </w:rPr>
-              <w:t xml:space="preserve">인간은 하나님의 형상대로 창조된 4차원적 존재다. 이것은 우리가 단순한 물질적 존재를 넘어 영적 능력을 지닌 존재임을 선언한다.</w:t>
+            <w:r>
+              <w:t>인간은 하나님의 형상대로 창조된 4차원적 존재다. 이것은 우리가 단순한 물질적 존재를 넘어 영적 능력을 지닌 존재임을 선언한다.</w:t>
             </w:r>
           </w:p>
         </w:tc>
       </w:tr>
       <w:tr>
+        <w:tblPrEx>
+          <w:tblCellMar>
+            <w:top w:w="0" w:type="dxa"/>
+            <w:bottom w:w="0" w:type="dxa"/>
+          </w:tblCellMar>
+        </w:tblPrEx>
         <w:tc>
           <w:tcPr>
-            <w:tcW w:type="dxa" w:w="1400"/>
+            <w:tcW w:w="1400" w:type="dxa"/>
             <w:tcBorders>
-              <w:top w:val="single" w:color="CCCCCC" w:sz="1"/>
-              <w:left w:val="single" w:color="CCCCCC" w:sz="1"/>
-              <w:bottom w:val="single" w:color="CCCCCC" w:sz="1"/>
-              <w:right w:val="single" w:color="CCCCCC" w:sz="1"/>
+              <w:top w:val="single" w:sz="1" w:space="0" w:color="CCCCCC"/>
+              <w:left w:val="single" w:sz="1" w:space="0" w:color="CCCCCC"/>
+              <w:bottom w:val="single" w:sz="1" w:space="0" w:color="CCCCCC"/>
+              <w:right w:val="single" w:sz="1" w:space="0" w:color="CCCCCC"/>
             </w:tcBorders>
-            <w:shd w:fill="FFFFFF" w:val="clear"/>
+            <w:shd w:val="clear" w:color="auto" w:fill="FFFFFF"/>
             <w:tcMar>
-              <w:top w:type="dxa" w:w="80"/>
-              <w:left w:type="dxa" w:w="120"/>
-              <w:bottom w:type="dxa" w:w="80"/>
-              <w:right w:type="dxa" w:w="120"/>
+              <w:top w:w="80" w:type="dxa"/>
+              <w:left w:w="120" w:type="dxa"/>
+              <w:bottom w:w="80" w:type="dxa"/>
+              <w:right w:w="120" w:type="dxa"/>
             </w:tcMar>
           </w:tcPr>
           <w:p>
-            <w:pPr>
-              <w:spacing w:after="0"/>
-            </w:pPr>
             <w:r>
               <w:rPr>
-                <w:rFonts w:ascii="Malgun Gothic" w:cs="Malgun Gothic" w:eastAsia="Malgun Gothic" w:hAnsi="Malgun Gothic"/>
                 <w:b/>
                 <w:bCs/>
                 <w:color w:val="2E74B5"/>
                 <w:sz w:val="20"/>
                 <w:szCs w:val="20"/>
               </w:rPr>
-              <w:t xml:space="preserve">요 3:3, 5</w:t>
+              <w:t>요 3:3, 5</w:t>
             </w:r>
           </w:p>
         </w:tc>
         <w:tc>
           <w:tcPr>
-            <w:tcW w:type="dxa" w:w="2960"/>
+            <w:tcW w:w="2960" w:type="dxa"/>
             <w:tcBorders>
-              <w:top w:val="single" w:color="CCCCCC" w:sz="1"/>
-              <w:left w:val="single" w:color="CCCCCC" w:sz="1"/>
-              <w:bottom w:val="single" w:color="CCCCCC" w:sz="1"/>
-              <w:right w:val="single" w:color="CCCCCC" w:sz="1"/>
+              <w:top w:val="single" w:sz="1" w:space="0" w:color="CCCCCC"/>
+              <w:left w:val="single" w:sz="1" w:space="0" w:color="CCCCCC"/>
+              <w:bottom w:val="single" w:sz="1" w:space="0" w:color="CCCCCC"/>
+              <w:right w:val="single" w:sz="1" w:space="0" w:color="CCCCCC"/>
             </w:tcBorders>
-            <w:shd w:fill="FFFFFF" w:val="clear"/>
+            <w:shd w:val="clear" w:color="auto" w:fill="FFFFFF"/>
             <w:tcMar>
-              <w:top w:type="dxa" w:w="80"/>
-              <w:left w:type="dxa" w:w="120"/>
-              <w:bottom w:type="dxa" w:w="80"/>
-              <w:right w:type="dxa" w:w="120"/>
+              <w:top w:w="80" w:type="dxa"/>
+              <w:left w:w="120" w:type="dxa"/>
+              <w:bottom w:w="80" w:type="dxa"/>
+              <w:right w:w="120" w:type="dxa"/>
             </w:tcMar>
           </w:tcPr>
           <w:p>
-            <w:pPr>
-              <w:spacing w:after="0"/>
-            </w:pPr>
-            <w:r>
-              <w:rPr>
-                <w:rFonts w:ascii="Malgun Gothic" w:cs="Malgun Gothic" w:eastAsia="Malgun Gothic" w:hAnsi="Malgun Gothic"/>
-                <w:sz w:val="22"/>
-                <w:szCs w:val="22"/>
-              </w:rPr>
-              <w:t xml:space="preserve">"사람이 거듭나지 아니하면 하나님의 나라를 볼 수 없느니라…물과 성령으로 나지 아니하면…"</w:t>
+            <w:r>
+              <w:t xml:space="preserve">"사람이 거듭나지 아니하면 하나님의 나라를 볼 수 </w:t>
+            </w:r>
+            <w:proofErr w:type="spellStart"/>
+            <w:r>
+              <w:t>없느니라</w:t>
+            </w:r>
+            <w:proofErr w:type="spellEnd"/>
+            <w:r>
+              <w:t>…물과 성령으로 나</w:t>
+            </w:r>
+            <w:r>
+              <w:lastRenderedPageBreak/>
+              <w:t>지 아니하면…"</w:t>
             </w:r>
           </w:p>
         </w:tc>
         <w:tc>
           <w:tcPr>
-            <w:tcW w:type="dxa" w:w="5000"/>
+            <w:tcW w:w="5000" w:type="dxa"/>
             <w:tcBorders>
-              <w:top w:val="single" w:color="CCCCCC" w:sz="1"/>
-              <w:left w:val="single" w:color="CCCCCC" w:sz="1"/>
-              <w:bottom w:val="single" w:color="CCCCCC" w:sz="1"/>
-              <w:right w:val="single" w:color="CCCCCC" w:sz="1"/>
+              <w:top w:val="single" w:sz="1" w:space="0" w:color="CCCCCC"/>
+              <w:left w:val="single" w:sz="1" w:space="0" w:color="CCCCCC"/>
+              <w:bottom w:val="single" w:sz="1" w:space="0" w:color="CCCCCC"/>
+              <w:right w:val="single" w:sz="1" w:space="0" w:color="CCCCCC"/>
             </w:tcBorders>
-            <w:shd w:fill="FFFFFF" w:val="clear"/>
+            <w:shd w:val="clear" w:color="auto" w:fill="FFFFFF"/>
             <w:tcMar>
-              <w:top w:type="dxa" w:w="80"/>
-              <w:left w:type="dxa" w:w="120"/>
-              <w:bottom w:type="dxa" w:w="80"/>
-              <w:right w:type="dxa" w:w="120"/>
+              <w:top w:w="80" w:type="dxa"/>
+              <w:left w:w="120" w:type="dxa"/>
+              <w:bottom w:w="80" w:type="dxa"/>
+              <w:right w:w="120" w:type="dxa"/>
             </w:tcMar>
           </w:tcPr>
           <w:p>
-            <w:pPr>
-              <w:spacing w:after="0"/>
-            </w:pPr>
-            <w:r>
-              <w:rPr>
-                <w:rFonts w:ascii="Malgun Gothic" w:cs="Malgun Gothic" w:eastAsia="Malgun Gothic" w:hAnsi="Malgun Gothic"/>
-                <w:sz w:val="22"/>
-                <w:szCs w:val="22"/>
-              </w:rPr>
-              <w:t xml:space="preserve">거듭남은 닫혀 있던 영적 차원이 열리는 사건이다. 4차원의 삶은 성령 안에서의 새 탄생으로부터 시작된다.</w:t>
+            <w:r>
+              <w:lastRenderedPageBreak/>
+              <w:t>거듭남은 닫혀 있던 영적 차원이 열리는 사건이다. 4차원의 삶은 성령 안에서의 새 탄생으로부터 시작된다.</w:t>
             </w:r>
           </w:p>
         </w:tc>
       </w:tr>
       <w:tr>
+        <w:tblPrEx>
+          <w:tblCellMar>
+            <w:top w:w="0" w:type="dxa"/>
+            <w:bottom w:w="0" w:type="dxa"/>
+          </w:tblCellMar>
+        </w:tblPrEx>
         <w:tc>
           <w:tcPr>
-            <w:tcW w:type="dxa" w:w="1400"/>
+            <w:tcW w:w="1400" w:type="dxa"/>
             <w:tcBorders>
-              <w:top w:val="single" w:color="CCCCCC" w:sz="1"/>
-              <w:left w:val="single" w:color="CCCCCC" w:sz="1"/>
-              <w:bottom w:val="single" w:color="CCCCCC" w:sz="1"/>
-              <w:right w:val="single" w:color="CCCCCC" w:sz="1"/>
+              <w:top w:val="single" w:sz="1" w:space="0" w:color="CCCCCC"/>
+              <w:left w:val="single" w:sz="1" w:space="0" w:color="CCCCCC"/>
+              <w:bottom w:val="single" w:sz="1" w:space="0" w:color="CCCCCC"/>
+              <w:right w:val="single" w:sz="1" w:space="0" w:color="CCCCCC"/>
             </w:tcBorders>
-            <w:shd w:fill="DEEAF1" w:val="clear"/>
+            <w:shd w:val="clear" w:color="auto" w:fill="DEEAF1"/>
             <w:tcMar>
-              <w:top w:type="dxa" w:w="80"/>
-              <w:left w:type="dxa" w:w="120"/>
-              <w:bottom w:type="dxa" w:w="80"/>
-              <w:right w:type="dxa" w:w="120"/>
+              <w:top w:w="80" w:type="dxa"/>
+              <w:left w:w="120" w:type="dxa"/>
+              <w:bottom w:w="80" w:type="dxa"/>
+              <w:right w:w="120" w:type="dxa"/>
             </w:tcMar>
           </w:tcPr>
           <w:p>
-            <w:pPr>
-              <w:spacing w:after="0"/>
-            </w:pPr>
             <w:r>
               <w:rPr>
-                <w:rFonts w:ascii="Malgun Gothic" w:cs="Malgun Gothic" w:eastAsia="Malgun Gothic" w:hAnsi="Malgun Gothic"/>
                 <w:b/>
                 <w:bCs/>
                 <w:color w:val="2E74B5"/>
                 <w:sz w:val="20"/>
                 <w:szCs w:val="20"/>
               </w:rPr>
-              <w:t xml:space="preserve">롬 12:2</w:t>
+              <w:t>롬 12:2</w:t>
             </w:r>
           </w:p>
         </w:tc>
         <w:tc>
           <w:tcPr>
-            <w:tcW w:type="dxa" w:w="2960"/>
+            <w:tcW w:w="2960" w:type="dxa"/>
             <w:tcBorders>
-              <w:top w:val="single" w:color="CCCCCC" w:sz="1"/>
-              <w:left w:val="single" w:color="CCCCCC" w:sz="1"/>
-              <w:bottom w:val="single" w:color="CCCCCC" w:sz="1"/>
-              <w:right w:val="single" w:color="CCCCCC" w:sz="1"/>
+              <w:top w:val="single" w:sz="1" w:space="0" w:color="CCCCCC"/>
+              <w:left w:val="single" w:sz="1" w:space="0" w:color="CCCCCC"/>
+              <w:bottom w:val="single" w:sz="1" w:space="0" w:color="CCCCCC"/>
+              <w:right w:val="single" w:sz="1" w:space="0" w:color="CCCCCC"/>
             </w:tcBorders>
-            <w:shd w:fill="DEEAF1" w:val="clear"/>
+            <w:shd w:val="clear" w:color="auto" w:fill="DEEAF1"/>
             <w:tcMar>
-              <w:top w:type="dxa" w:w="80"/>
-              <w:left w:type="dxa" w:w="120"/>
-              <w:bottom w:type="dxa" w:w="80"/>
-              <w:right w:type="dxa" w:w="120"/>
+              <w:top w:w="80" w:type="dxa"/>
+              <w:left w:w="120" w:type="dxa"/>
+              <w:bottom w:w="80" w:type="dxa"/>
+              <w:right w:w="120" w:type="dxa"/>
             </w:tcMar>
           </w:tcPr>
           <w:p>
-            <w:pPr>
-              <w:spacing w:after="0"/>
-            </w:pPr>
-            <w:r>
-              <w:rPr>
-                <w:rFonts w:ascii="Malgun Gothic" w:cs="Malgun Gothic" w:eastAsia="Malgun Gothic" w:hAnsi="Malgun Gothic"/>
-                <w:sz w:val="22"/>
-                <w:szCs w:val="22"/>
-              </w:rPr>
-              <w:t xml:space="preserve">"마음을 새롭게 함으로 변화를 받아…"</w:t>
+            <w:r>
+              <w:t>"마음을 새롭게 함으로 변화를 받아…"</w:t>
             </w:r>
           </w:p>
         </w:tc>
         <w:tc>
           <w:tcPr>
-            <w:tcW w:type="dxa" w:w="5000"/>
+            <w:tcW w:w="5000" w:type="dxa"/>
             <w:tcBorders>
-              <w:top w:val="single" w:color="CCCCCC" w:sz="1"/>
-              <w:left w:val="single" w:color="CCCCCC" w:sz="1"/>
-              <w:bottom w:val="single" w:color="CCCCCC" w:sz="1"/>
-              <w:right w:val="single" w:color="CCCCCC" w:sz="1"/>
+              <w:top w:val="single" w:sz="1" w:space="0" w:color="CCCCCC"/>
+              <w:left w:val="single" w:sz="1" w:space="0" w:color="CCCCCC"/>
+              <w:bottom w:val="single" w:sz="1" w:space="0" w:color="CCCCCC"/>
+              <w:right w:val="single" w:sz="1" w:space="0" w:color="CCCCCC"/>
             </w:tcBorders>
-            <w:shd w:fill="DEEAF1" w:val="clear"/>
+            <w:shd w:val="clear" w:color="auto" w:fill="DEEAF1"/>
             <w:tcMar>
-              <w:top w:type="dxa" w:w="80"/>
-              <w:left w:type="dxa" w:w="120"/>
-              <w:bottom w:type="dxa" w:w="80"/>
-              <w:right w:type="dxa" w:w="120"/>
+              <w:top w:w="80" w:type="dxa"/>
+              <w:left w:w="120" w:type="dxa"/>
+              <w:bottom w:w="80" w:type="dxa"/>
+              <w:right w:w="120" w:type="dxa"/>
             </w:tcMar>
           </w:tcPr>
           <w:p>
-            <w:pPr>
-              <w:spacing w:after="0"/>
-            </w:pPr>
-            <w:r>
-              <w:rPr>
-                <w:rFonts w:ascii="Malgun Gothic" w:cs="Malgun Gothic" w:eastAsia="Malgun Gothic" w:hAnsi="Malgun Gothic"/>
-                <w:sz w:val="22"/>
-                <w:szCs w:val="22"/>
-              </w:rPr>
-              <w:t xml:space="preserve">변화는 환경이 아닌 생각(마음)에서 시작된다. 헬라어 원문의 '변화(메타모르포오)'는 근본적인 형태의 변형을 의미한다.</w:t>
+            <w:r>
+              <w:t>변화는 환경이 아닌 생각(마음)에서 시작된다. 헬라어 원문의 '변화(</w:t>
+            </w:r>
+            <w:proofErr w:type="spellStart"/>
+            <w:r>
+              <w:t>메타모르포오</w:t>
+            </w:r>
+            <w:proofErr w:type="spellEnd"/>
+            <w:r>
+              <w:t>)'는 근본적인 형태의 변형을 의미한다.</w:t>
             </w:r>
           </w:p>
         </w:tc>
       </w:tr>
       <w:tr>
+        <w:tblPrEx>
+          <w:tblCellMar>
+            <w:top w:w="0" w:type="dxa"/>
+            <w:bottom w:w="0" w:type="dxa"/>
+          </w:tblCellMar>
+        </w:tblPrEx>
         <w:tc>
           <w:tcPr>
-            <w:tcW w:type="dxa" w:w="1400"/>
+            <w:tcW w:w="1400" w:type="dxa"/>
             <w:tcBorders>
-              <w:top w:val="single" w:color="CCCCCC" w:sz="1"/>
-              <w:left w:val="single" w:color="CCCCCC" w:sz="1"/>
-              <w:bottom w:val="single" w:color="CCCCCC" w:sz="1"/>
-              <w:right w:val="single" w:color="CCCCCC" w:sz="1"/>
+              <w:top w:val="single" w:sz="1" w:space="0" w:color="CCCCCC"/>
+              <w:left w:val="single" w:sz="1" w:space="0" w:color="CCCCCC"/>
+              <w:bottom w:val="single" w:sz="1" w:space="0" w:color="CCCCCC"/>
+              <w:right w:val="single" w:sz="1" w:space="0" w:color="CCCCCC"/>
             </w:tcBorders>
-            <w:shd w:fill="FFFFFF" w:val="clear"/>
+            <w:shd w:val="clear" w:color="auto" w:fill="FFFFFF"/>
             <w:tcMar>
-              <w:top w:type="dxa" w:w="80"/>
-              <w:left w:type="dxa" w:w="120"/>
-              <w:bottom w:type="dxa" w:w="80"/>
-              <w:right w:type="dxa" w:w="120"/>
+              <w:top w:w="80" w:type="dxa"/>
+              <w:left w:w="120" w:type="dxa"/>
+              <w:bottom w:w="80" w:type="dxa"/>
+              <w:right w:w="120" w:type="dxa"/>
             </w:tcMar>
           </w:tcPr>
           <w:p>
-            <w:pPr>
-              <w:spacing w:after="0"/>
-            </w:pPr>
             <w:r>
               <w:rPr>
-                <w:rFonts w:ascii="Malgun Gothic" w:cs="Malgun Gothic" w:eastAsia="Malgun Gothic" w:hAnsi="Malgun Gothic"/>
                 <w:b/>
                 <w:bCs/>
                 <w:color w:val="2E74B5"/>
                 <w:sz w:val="20"/>
                 <w:szCs w:val="20"/>
               </w:rPr>
-              <w:t xml:space="preserve">막 11:23-24</w:t>
+              <w:t>막 11:23-24</w:t>
             </w:r>
           </w:p>
         </w:tc>
         <w:tc>
           <w:tcPr>
-            <w:tcW w:type="dxa" w:w="2960"/>
+            <w:tcW w:w="2960" w:type="dxa"/>
             <w:tcBorders>
-              <w:top w:val="single" w:color="CCCCCC" w:sz="1"/>
-              <w:left w:val="single" w:color="CCCCCC" w:sz="1"/>
-              <w:bottom w:val="single" w:color="CCCCCC" w:sz="1"/>
-              <w:right w:val="single" w:color="CCCCCC" w:sz="1"/>
+              <w:top w:val="single" w:sz="1" w:space="0" w:color="CCCCCC"/>
+              <w:left w:val="single" w:sz="1" w:space="0" w:color="CCCCCC"/>
+              <w:bottom w:val="single" w:sz="1" w:space="0" w:color="CCCCCC"/>
+              <w:right w:val="single" w:sz="1" w:space="0" w:color="CCCCCC"/>
             </w:tcBorders>
-            <w:shd w:fill="FFFFFF" w:val="clear"/>
+            <w:shd w:val="clear" w:color="auto" w:fill="FFFFFF"/>
             <w:tcMar>
-              <w:top w:type="dxa" w:w="80"/>
-              <w:left w:type="dxa" w:w="120"/>
-              <w:bottom w:type="dxa" w:w="80"/>
-              <w:right w:type="dxa" w:w="120"/>
+              <w:top w:w="80" w:type="dxa"/>
+              <w:left w:w="120" w:type="dxa"/>
+              <w:bottom w:w="80" w:type="dxa"/>
+              <w:right w:w="120" w:type="dxa"/>
             </w:tcMar>
           </w:tcPr>
           <w:p>
-            <w:pPr>
-              <w:spacing w:after="0"/>
-            </w:pPr>
-            <w:r>
-              <w:rPr>
-                <w:rFonts w:ascii="Malgun Gothic" w:cs="Malgun Gothic" w:eastAsia="Malgun Gothic" w:hAnsi="Malgun Gothic"/>
-                <w:sz w:val="22"/>
-                <w:szCs w:val="22"/>
-              </w:rPr>
-              <w:t xml:space="preserve">"그가 말하는 것이 이루어질 줄 믿으면 그대로 되리라…받은 줄로 믿으라 그리하면 그대로 되리라"</w:t>
+            <w:r>
+              <w:t>"그가 말하는 것이 이루어질 줄 믿으면 그대로 되리라…받은 줄로 믿으라 그리하면 그대로 되리라"</w:t>
             </w:r>
           </w:p>
         </w:tc>
         <w:tc>
           <w:tcPr>
-            <w:tcW w:type="dxa" w:w="5000"/>
+            <w:tcW w:w="5000" w:type="dxa"/>
             <w:tcBorders>
-              <w:top w:val="single" w:color="CCCCCC" w:sz="1"/>
-              <w:left w:val="single" w:color="CCCCCC" w:sz="1"/>
-              <w:bottom w:val="single" w:color="CCCCCC" w:sz="1"/>
-              <w:right w:val="single" w:color="CCCCCC" w:sz="1"/>
+              <w:top w:val="single" w:sz="1" w:space="0" w:color="CCCCCC"/>
+              <w:left w:val="single" w:sz="1" w:space="0" w:color="CCCCCC"/>
+              <w:bottom w:val="single" w:sz="1" w:space="0" w:color="CCCCCC"/>
+              <w:right w:val="single" w:sz="1" w:space="0" w:color="CCCCCC"/>
             </w:tcBorders>
-            <w:shd w:fill="FFFFFF" w:val="clear"/>
+            <w:shd w:val="clear" w:color="auto" w:fill="FFFFFF"/>
             <w:tcMar>
-              <w:top w:type="dxa" w:w="80"/>
-              <w:left w:type="dxa" w:w="120"/>
-              <w:bottom w:type="dxa" w:w="80"/>
-              <w:right w:type="dxa" w:w="120"/>
+              <w:top w:w="80" w:type="dxa"/>
+              <w:left w:w="120" w:type="dxa"/>
+              <w:bottom w:w="80" w:type="dxa"/>
+              <w:right w:w="120" w:type="dxa"/>
             </w:tcMar>
           </w:tcPr>
           <w:p>
-            <w:pPr>
-              <w:spacing w:after="0"/>
-            </w:pPr>
-            <w:r>
-              <w:rPr>
-                <w:rFonts w:ascii="Malgun Gothic" w:cs="Malgun Gothic" w:eastAsia="Malgun Gothic" w:hAnsi="Malgun Gothic"/>
-                <w:sz w:val="22"/>
-                <w:szCs w:val="22"/>
-              </w:rPr>
-              <w:t xml:space="preserve">믿음의 생각과 말이 현실을 형성한다. 예수님은 믿음이 산도 옮길 수 있다고 선언하셨다.</w:t>
+            <w:r>
+              <w:t>믿음의 생각과 말이 현실을 형성한다. 예수님은 믿음이 산도 옮길 수 있다고 선언하셨다.</w:t>
             </w:r>
           </w:p>
         </w:tc>
       </w:tr>
       <w:tr>
+        <w:tblPrEx>
+          <w:tblCellMar>
+            <w:top w:w="0" w:type="dxa"/>
+            <w:bottom w:w="0" w:type="dxa"/>
+          </w:tblCellMar>
+        </w:tblPrEx>
         <w:tc>
           <w:tcPr>
-            <w:tcW w:type="dxa" w:w="1400"/>
+            <w:tcW w:w="1400" w:type="dxa"/>
             <w:tcBorders>
-              <w:top w:val="single" w:color="CCCCCC" w:sz="1"/>
-              <w:left w:val="single" w:color="CCCCCC" w:sz="1"/>
-              <w:bottom w:val="single" w:color="CCCCCC" w:sz="1"/>
-              <w:right w:val="single" w:color="CCCCCC" w:sz="1"/>
+              <w:top w:val="single" w:sz="1" w:space="0" w:color="CCCCCC"/>
+              <w:left w:val="single" w:sz="1" w:space="0" w:color="CCCCCC"/>
+              <w:bottom w:val="single" w:sz="1" w:space="0" w:color="CCCCCC"/>
+              <w:right w:val="single" w:sz="1" w:space="0" w:color="CCCCCC"/>
             </w:tcBorders>
-            <w:shd w:fill="DEEAF1" w:val="clear"/>
+            <w:shd w:val="clear" w:color="auto" w:fill="DEEAF1"/>
             <w:tcMar>
-              <w:top w:type="dxa" w:w="80"/>
-              <w:left w:type="dxa" w:w="120"/>
-              <w:bottom w:type="dxa" w:w="80"/>
-              <w:right w:type="dxa" w:w="120"/>
+              <w:top w:w="80" w:type="dxa"/>
+              <w:left w:w="120" w:type="dxa"/>
+              <w:bottom w:w="80" w:type="dxa"/>
+              <w:right w:w="120" w:type="dxa"/>
             </w:tcMar>
           </w:tcPr>
           <w:p>
-            <w:pPr>
-              <w:spacing w:after="0"/>
-            </w:pPr>
             <w:r>
               <w:rPr>
-                <w:rFonts w:ascii="Malgun Gothic" w:cs="Malgun Gothic" w:eastAsia="Malgun Gothic" w:hAnsi="Malgun Gothic"/>
                 <w:b/>
                 <w:bCs/>
                 <w:color w:val="2E74B5"/>
                 <w:sz w:val="20"/>
                 <w:szCs w:val="20"/>
               </w:rPr>
-              <w:t xml:space="preserve">사 43:19</w:t>
+              <w:t>사 43:19</w:t>
             </w:r>
           </w:p>
         </w:tc>
         <w:tc>
           <w:tcPr>
-            <w:tcW w:type="dxa" w:w="2960"/>
+            <w:tcW w:w="2960" w:type="dxa"/>
             <w:tcBorders>
-              <w:top w:val="single" w:color="CCCCCC" w:sz="1"/>
-              <w:left w:val="single" w:color="CCCCCC" w:sz="1"/>
-              <w:bottom w:val="single" w:color="CCCCCC" w:sz="1"/>
-              <w:right w:val="single" w:color="CCCCCC" w:sz="1"/>
+              <w:top w:val="single" w:sz="1" w:space="0" w:color="CCCCCC"/>
+              <w:left w:val="single" w:sz="1" w:space="0" w:color="CCCCCC"/>
+              <w:bottom w:val="single" w:sz="1" w:space="0" w:color="CCCCCC"/>
+              <w:right w:val="single" w:sz="1" w:space="0" w:color="CCCCCC"/>
             </w:tcBorders>
-            <w:shd w:fill="DEEAF1" w:val="clear"/>
+            <w:shd w:val="clear" w:color="auto" w:fill="DEEAF1"/>
             <w:tcMar>
-              <w:top w:type="dxa" w:w="80"/>
-              <w:left w:type="dxa" w:w="120"/>
-              <w:bottom w:type="dxa" w:w="80"/>
-              <w:right w:type="dxa" w:w="120"/>
+              <w:top w:w="80" w:type="dxa"/>
+              <w:left w:w="120" w:type="dxa"/>
+              <w:bottom w:w="80" w:type="dxa"/>
+              <w:right w:w="120" w:type="dxa"/>
             </w:tcMar>
           </w:tcPr>
           <w:p>
-            <w:pPr>
-              <w:spacing w:after="0"/>
-            </w:pPr>
-            <w:r>
-              <w:rPr>
-                <w:rFonts w:ascii="Malgun Gothic" w:cs="Malgun Gothic" w:eastAsia="Malgun Gothic" w:hAnsi="Malgun Gothic"/>
-                <w:sz w:val="22"/>
-                <w:szCs w:val="22"/>
-              </w:rPr>
-              <w:t xml:space="preserve">"보라 내가 새 일을 행하리니…광야에 길을 사막에 강을 내리니"</w:t>
+            <w:r>
+              <w:t xml:space="preserve">"보라 내가 새 일을 </w:t>
+            </w:r>
+            <w:proofErr w:type="spellStart"/>
+            <w:r>
+              <w:t>행하리니</w:t>
+            </w:r>
+            <w:proofErr w:type="spellEnd"/>
+            <w:r>
+              <w:t>…광야에 길을 사막에 강을 내리니"</w:t>
             </w:r>
           </w:p>
         </w:tc>
         <w:tc>
           <w:tcPr>
-            <w:tcW w:type="dxa" w:w="5000"/>
+            <w:tcW w:w="5000" w:type="dxa"/>
             <w:tcBorders>
-              <w:top w:val="single" w:color="CCCCCC" w:sz="1"/>
-              <w:left w:val="single" w:color="CCCCCC" w:sz="1"/>
-              <w:bottom w:val="single" w:color="CCCCCC" w:sz="1"/>
-              <w:right w:val="single" w:color="CCCCCC" w:sz="1"/>
+              <w:top w:val="single" w:sz="1" w:space="0" w:color="CCCCCC"/>
+              <w:left w:val="single" w:sz="1" w:space="0" w:color="CCCCCC"/>
+              <w:bottom w:val="single" w:sz="1" w:space="0" w:color="CCCCCC"/>
+              <w:right w:val="single" w:sz="1" w:space="0" w:color="CCCCCC"/>
             </w:tcBorders>
-            <w:shd w:fill="DEEAF1" w:val="clear"/>
+            <w:shd w:val="clear" w:color="auto" w:fill="DEEAF1"/>
             <w:tcMar>
-              <w:top w:type="dxa" w:w="80"/>
-              <w:left w:type="dxa" w:w="120"/>
-              <w:bottom w:type="dxa" w:w="80"/>
-              <w:right w:type="dxa" w:w="120"/>
+              <w:top w:w="80" w:type="dxa"/>
+              <w:left w:w="120" w:type="dxa"/>
+              <w:bottom w:w="80" w:type="dxa"/>
+              <w:right w:w="120" w:type="dxa"/>
             </w:tcMar>
           </w:tcPr>
           <w:p>
-            <w:pPr>
-              <w:spacing w:after="0"/>
-            </w:pPr>
-            <w:r>
-              <w:rPr>
-                <w:rFonts w:ascii="Malgun Gothic" w:cs="Malgun Gothic" w:eastAsia="Malgun Gothic" w:hAnsi="Malgun Gothic"/>
-                <w:sz w:val="22"/>
-                <w:szCs w:val="22"/>
-              </w:rPr>
-              <w:t xml:space="preserve">하나님은 불가능해 보이는 환경 속에서도 새 길을 여시는 분이다. 이 약속은 생각을 과거에서 현재와 미래로 전환하도록 초청한다.</w:t>
+            <w:r>
+              <w:t>하나님은 불가능해 보이는 환경 속에서도 새 길을 여시는 분이다. 이 약속은 생각을 과거에서 현재와 미래로 전환하도록 초청한다.</w:t>
             </w:r>
           </w:p>
         </w:tc>
@@ -1433,51 +1454,58 @@
     </w:p>
     <w:tbl>
       <w:tblPr>
-        <w:tblW w:type="dxa" w:w="9360"/>
+        <w:tblW w:w="9360" w:type="dxa"/>
         <w:tblBorders>
-          <w:top w:val="single" w:color="auto" w:sz="4"/>
-          <w:left w:val="single" w:color="auto" w:sz="4"/>
-          <w:bottom w:val="single" w:color="auto" w:sz="4"/>
-          <w:right w:val="single" w:color="auto" w:sz="4"/>
-          <w:insideH w:val="single" w:color="auto" w:sz="4"/>
-          <w:insideV w:val="single" w:color="auto" w:sz="4"/>
+          <w:top w:val="single" w:sz="4" w:space="0" w:color="auto"/>
+          <w:left w:val="single" w:sz="4" w:space="0" w:color="auto"/>
+          <w:bottom w:val="single" w:sz="4" w:space="0" w:color="auto"/>
+          <w:right w:val="single" w:sz="4" w:space="0" w:color="auto"/>
+          <w:insideH w:val="single" w:sz="4" w:space="0" w:color="auto"/>
+          <w:insideV w:val="single" w:sz="4" w:space="0" w:color="auto"/>
         </w:tblBorders>
+        <w:tblCellMar>
+          <w:left w:w="10" w:type="dxa"/>
+          <w:right w:w="10" w:type="dxa"/>
+        </w:tblCellMar>
+        <w:tblLook w:val="0000" w:firstRow="0" w:lastRow="0" w:firstColumn="0" w:lastColumn="0" w:noHBand="0" w:noVBand="0"/>
       </w:tblPr>
       <w:tblGrid>
         <w:gridCol w:w="9360"/>
       </w:tblGrid>
       <w:tr>
+        <w:tblPrEx>
+          <w:tblCellMar>
+            <w:top w:w="0" w:type="dxa"/>
+            <w:bottom w:w="0" w:type="dxa"/>
+          </w:tblCellMar>
+        </w:tblPrEx>
         <w:tc>
           <w:tcPr>
-            <w:tcW w:type="dxa" w:w="9360"/>
+            <w:tcW w:w="9360" w:type="dxa"/>
             <w:tcBorders>
-              <w:top w:val="none" w:color="FFFFFF" w:sz="0"/>
-              <w:left w:val="none" w:color="FFFFFF" w:sz="0"/>
-              <w:bottom w:val="none" w:color="FFFFFF" w:sz="0"/>
-              <w:right w:val="none" w:color="FFFFFF" w:sz="0"/>
+              <w:top w:val="none" w:sz="0" w:space="0" w:color="FFFFFF"/>
+              <w:left w:val="none" w:sz="0" w:space="0" w:color="FFFFFF"/>
+              <w:bottom w:val="none" w:sz="0" w:space="0" w:color="FFFFFF"/>
+              <w:right w:val="none" w:sz="0" w:space="0" w:color="FFFFFF"/>
             </w:tcBorders>
-            <w:shd w:fill="1F3864" w:val="clear"/>
+            <w:shd w:val="clear" w:color="auto" w:fill="1F3864"/>
             <w:tcMar>
-              <w:top w:type="dxa" w:w="120"/>
-              <w:left w:type="dxa" w:w="200"/>
-              <w:bottom w:type="dxa" w:w="120"/>
-              <w:right w:type="dxa" w:w="200"/>
+              <w:top w:w="120" w:type="dxa"/>
+              <w:left w:w="200" w:type="dxa"/>
+              <w:bottom w:w="120" w:type="dxa"/>
+              <w:right w:w="200" w:type="dxa"/>
             </w:tcMar>
           </w:tcPr>
           <w:p>
-            <w:pPr>
-              <w:spacing w:after="0"/>
-            </w:pPr>
             <w:r>
               <w:rPr>
-                <w:rFonts w:ascii="Malgun Gothic" w:cs="Malgun Gothic" w:eastAsia="Malgun Gothic" w:hAnsi="Malgun Gothic"/>
                 <w:b/>
                 <w:bCs/>
                 <w:color w:val="FFFFFF"/>
                 <w:sz w:val="26"/>
                 <w:szCs w:val="26"/>
               </w:rPr>
-              <w:t xml:space="preserve">🗣️ 토론 질문 (소그룹 나눔)</w:t>
+              <w:t>🗣️ 토론 질문 (소그룹 나눔)</w:t>
             </w:r>
           </w:p>
         </w:tc>
@@ -1494,14 +1522,11 @@
       </w:pPr>
       <w:r>
         <w:rPr>
-          <w:rFonts w:ascii="Malgun Gothic" w:cs="Malgun Gothic" w:eastAsia="Malgun Gothic" w:hAnsi="Malgun Gothic"/>
-          <w:b w:val="false"/>
-          <w:bCs w:val="false"/>
           <w:color w:val="555555"/>
           <w:sz w:val="20"/>
           <w:szCs w:val="20"/>
         </w:rPr>
-        <w:t xml:space="preserve">아래 질문들을 순서대로 나눠 보세요. 모든 질문을 다 다루지 않아도 됩니다.</w:t>
+        <w:t>아래 질문들을 순서대로 나눠 보세요. 모든 질문을 다 다루지 않아도 됩니다.</w:t>
       </w:r>
     </w:p>
     <w:p>
@@ -1511,18 +1536,15 @@
     </w:p>
     <w:p>
       <w:pPr>
-        <w:spacing w:after="60" w:before="120"/>
-      </w:pPr>
-      <w:r>
-        <w:rPr>
-          <w:rFonts w:ascii="Malgun Gothic" w:cs="Malgun Gothic" w:eastAsia="Malgun Gothic" w:hAnsi="Malgun Gothic"/>
+        <w:spacing w:before="120" w:after="60"/>
+      </w:pPr>
+      <w:r>
+        <w:rPr>
           <w:b/>
           <w:bCs/>
           <w:color w:val="2E74B5"/>
-          <w:sz w:val="22"/>
-          <w:szCs w:val="22"/>
-        </w:rPr>
-        <w:t xml:space="preserve">[관찰] 말씀 안에서 발견하기</w:t>
+        </w:rPr>
+        <w:t>[관찰] 말씀 안에서 발견하기</w:t>
       </w:r>
     </w:p>
     <w:p>
@@ -1532,28 +1554,28 @@
       </w:pPr>
       <w:r>
         <w:rPr>
-          <w:rFonts w:ascii="Malgun Gothic" w:cs="Malgun Gothic" w:eastAsia="Malgun Gothic" w:hAnsi="Malgun Gothic"/>
           <w:b/>
           <w:bCs/>
           <w:color w:val="1F3864"/>
-          <w:sz w:val="22"/>
-          <w:szCs w:val="22"/>
         </w:rPr>
         <w:t xml:space="preserve">Q1.  </w:t>
       </w:r>
       <w:r>
-        <w:rPr>
-          <w:rFonts w:ascii="Malgun Gothic" w:cs="Malgun Gothic" w:eastAsia="Malgun Gothic" w:hAnsi="Malgun Gothic"/>
-          <w:sz w:val="22"/>
-          <w:szCs w:val="22"/>
-        </w:rPr>
-        <w:t xml:space="preserve">로마서 12:2은 "이 세대를 본받지 말라"고 합니다. 오늘날 우리 주변에서 우리의 생각을 3차원적 한계 안에 가두려는 영향들에는 어떤 것들이 있을까요? (예: 미디어, 비교, 실패 경험 등)</w:t>
+        <w:t xml:space="preserve">로마서 12:2은 "이 세대를 본받지 말라"고 합니다. 오늘날 우리 주변에서 우리의 생각을 3차원적 한계 안에 가두려는 </w:t>
+      </w:r>
+      <w:proofErr w:type="spellStart"/>
+      <w:r>
+        <w:t>영향들에는</w:t>
+      </w:r>
+      <w:proofErr w:type="spellEnd"/>
+      <w:r>
+        <w:t xml:space="preserve"> 어떤 것들이 있을까요? (예: 미디어, 비교, 실패 경험 등)</w:t>
       </w:r>
     </w:p>
     <w:p>
       <w:pPr>
         <w:pBdr>
-          <w:bottom w:val="single" w:color="DDDDDD" w:sz="4" w:space="1"/>
+          <w:bottom w:val="single" w:sz="4" w:space="1" w:color="DDDDDD"/>
         </w:pBdr>
         <w:spacing w:after="40"/>
         <w:ind w:left="560"/>
@@ -1569,7 +1591,7 @@
     <w:p>
       <w:pPr>
         <w:pBdr>
-          <w:bottom w:val="single" w:color="DDDDDD" w:sz="4" w:space="1"/>
+          <w:bottom w:val="single" w:sz="4" w:space="1" w:color="DDDDDD"/>
         </w:pBdr>
         <w:spacing w:after="40"/>
         <w:ind w:left="560"/>
@@ -1594,28 +1616,20 @@
       </w:pPr>
       <w:r>
         <w:rPr>
-          <w:rFonts w:ascii="Malgun Gothic" w:cs="Malgun Gothic" w:eastAsia="Malgun Gothic" w:hAnsi="Malgun Gothic"/>
           <w:b/>
           <w:bCs/>
           <w:color w:val="1F3864"/>
-          <w:sz w:val="22"/>
-          <w:szCs w:val="22"/>
         </w:rPr>
         <w:t xml:space="preserve">Q2.  </w:t>
       </w:r>
       <w:r>
-        <w:rPr>
-          <w:rFonts w:ascii="Malgun Gothic" w:cs="Malgun Gothic" w:eastAsia="Malgun Gothic" w:hAnsi="Malgun Gothic"/>
-          <w:sz w:val="22"/>
-          <w:szCs w:val="22"/>
-        </w:rPr>
-        <w:t xml:space="preserve">창세기 1장을 보면 하나님은 먼저 말씀하시고 그 후에 현실이 만들어집니다. 이 창조의 순서에서 우리의 생각과 믿음에 대해 어떤 원리를 발견할 수 있을까요?</w:t>
+        <w:t>창세기 1장을 보면 하나님은 먼저 말씀하시고 그 후에 현실이 만들어집니다. 이 창조의 순서에서 우리의 생각과 믿음에 대해 어떤 원리를 발견할 수 있을까요?</w:t>
       </w:r>
     </w:p>
     <w:p>
       <w:pPr>
         <w:pBdr>
-          <w:bottom w:val="single" w:color="DDDDDD" w:sz="4" w:space="1"/>
+          <w:bottom w:val="single" w:sz="4" w:space="1" w:color="DDDDDD"/>
         </w:pBdr>
         <w:spacing w:after="40"/>
         <w:ind w:left="560"/>
@@ -1631,7 +1645,7 @@
     <w:p>
       <w:pPr>
         <w:pBdr>
-          <w:bottom w:val="single" w:color="DDDDDD" w:sz="4" w:space="1"/>
+          <w:bottom w:val="single" w:sz="4" w:space="1" w:color="DDDDDD"/>
         </w:pBdr>
         <w:spacing w:after="40"/>
         <w:ind w:left="560"/>
@@ -1651,18 +1665,15 @@
     </w:p>
     <w:p>
       <w:pPr>
-        <w:spacing w:after="60" w:before="120"/>
-      </w:pPr>
-      <w:r>
-        <w:rPr>
-          <w:rFonts w:ascii="Malgun Gothic" w:cs="Malgun Gothic" w:eastAsia="Malgun Gothic" w:hAnsi="Malgun Gothic"/>
+        <w:spacing w:before="120" w:after="60"/>
+      </w:pPr>
+      <w:r>
+        <w:rPr>
           <w:b/>
           <w:bCs/>
           <w:color w:val="2E74B5"/>
-          <w:sz w:val="22"/>
-          <w:szCs w:val="22"/>
-        </w:rPr>
-        <w:t xml:space="preserve">[해석] 말씀의 의미 생각하기</w:t>
+        </w:rPr>
+        <w:t>[해석] 말씀의 의미 생각하기</w:t>
       </w:r>
     </w:p>
     <w:p>
@@ -1672,28 +1683,40 @@
       </w:pPr>
       <w:r>
         <w:rPr>
-          <w:rFonts w:ascii="Malgun Gothic" w:cs="Malgun Gothic" w:eastAsia="Malgun Gothic" w:hAnsi="Malgun Gothic"/>
           <w:b/>
           <w:bCs/>
           <w:color w:val="1F3864"/>
-          <w:sz w:val="22"/>
-          <w:szCs w:val="22"/>
         </w:rPr>
         <w:t xml:space="preserve">Q3.  </w:t>
       </w:r>
       <w:r>
-        <w:rPr>
-          <w:rFonts w:ascii="Malgun Gothic" w:cs="Malgun Gothic" w:eastAsia="Malgun Gothic" w:hAnsi="Malgun Gothic"/>
-          <w:sz w:val="22"/>
-          <w:szCs w:val="22"/>
-        </w:rPr>
-        <w:t xml:space="preserve">조용기 목사님은 "생각이 4차원과 3차원을 잇는 핵심 고리"라고 하셨습니다. 이 말을 여러분의 언어로 설명해 본다면 어떻게 표현하시겠어요? 이 개념이 나에게 새롭게 다가오는 부분이 있다면 무엇인가요?</w:t>
+        <w:t>조용기 목사님은 "생각이 4차원과 3차원을 잇는 핵심 고리"</w:t>
+      </w:r>
+      <w:proofErr w:type="spellStart"/>
+      <w:r>
+        <w:t>라고</w:t>
+      </w:r>
+      <w:proofErr w:type="spellEnd"/>
+      <w:r>
+        <w:t xml:space="preserve"> 하셨습니다. 이 말을 여러분</w:t>
+      </w:r>
+      <w:r>
+        <w:lastRenderedPageBreak/>
+        <w:t xml:space="preserve">의 언어로 설명해 본다면 어떻게 </w:t>
+      </w:r>
+      <w:proofErr w:type="spellStart"/>
+      <w:r>
+        <w:t>표현하시겠어요</w:t>
+      </w:r>
+      <w:proofErr w:type="spellEnd"/>
+      <w:r>
+        <w:t>? 이 개념이 나에게 새롭게 다가오는 부분이 있다면 무엇인가요?</w:t>
       </w:r>
     </w:p>
     <w:p>
       <w:pPr>
         <w:pBdr>
-          <w:bottom w:val="single" w:color="DDDDDD" w:sz="4" w:space="1"/>
+          <w:bottom w:val="single" w:sz="4" w:space="1" w:color="DDDDDD"/>
         </w:pBdr>
         <w:spacing w:after="40"/>
         <w:ind w:left="560"/>
@@ -1709,7 +1732,7 @@
     <w:p>
       <w:pPr>
         <w:pBdr>
-          <w:bottom w:val="single" w:color="DDDDDD" w:sz="4" w:space="1"/>
+          <w:bottom w:val="single" w:sz="4" w:space="1" w:color="DDDDDD"/>
         </w:pBdr>
         <w:spacing w:after="40"/>
         <w:ind w:left="560"/>
@@ -1729,18 +1752,15 @@
     </w:p>
     <w:p>
       <w:pPr>
-        <w:spacing w:after="60" w:before="120"/>
-      </w:pPr>
-      <w:r>
-        <w:rPr>
-          <w:rFonts w:ascii="Malgun Gothic" w:cs="Malgun Gothic" w:eastAsia="Malgun Gothic" w:hAnsi="Malgun Gothic"/>
+        <w:spacing w:before="120" w:after="60"/>
+      </w:pPr>
+      <w:r>
+        <w:rPr>
           <w:b/>
           <w:bCs/>
           <w:color w:val="2E74B5"/>
-          <w:sz w:val="22"/>
-          <w:szCs w:val="22"/>
-        </w:rPr>
-        <w:t xml:space="preserve">[적용] 내 삶에 연결하기</w:t>
+        </w:rPr>
+        <w:t>[적용] 내 삶에 연결하기</w:t>
       </w:r>
     </w:p>
     <w:p>
@@ -1750,28 +1770,20 @@
       </w:pPr>
       <w:r>
         <w:rPr>
-          <w:rFonts w:ascii="Malgun Gothic" w:cs="Malgun Gothic" w:eastAsia="Malgun Gothic" w:hAnsi="Malgun Gothic"/>
           <w:b/>
           <w:bCs/>
           <w:color w:val="1F3864"/>
-          <w:sz w:val="22"/>
-          <w:szCs w:val="22"/>
         </w:rPr>
         <w:t xml:space="preserve">Q4.  </w:t>
       </w:r>
       <w:r>
-        <w:rPr>
-          <w:rFonts w:ascii="Malgun Gothic" w:cs="Malgun Gothic" w:eastAsia="Malgun Gothic" w:hAnsi="Malgun Gothic"/>
-          <w:sz w:val="22"/>
-          <w:szCs w:val="22"/>
-        </w:rPr>
-        <w:t xml:space="preserve">지금 내 마음 안에 3차원적 현실(환경, 조건, 불안)에 갇혀 있는 생각의 영역이 있다면 어떤 부분인가요? 그 영역에 하나님의 4차원적 시각을 적용한다면 어떻게 달라질 수 있을까요?</w:t>
+        <w:t>지금 내 마음 안에 3차원적 현실(환경, 조건, 불안)에 갇혀 있는 생각의 영역이 있다면 어떤 부분인가요? 그 영역에 하나님의 4차원적 시각을 적용한다면 어떻게 달라질 수 있을까요?</w:t>
       </w:r>
     </w:p>
     <w:p>
       <w:pPr>
         <w:pBdr>
-          <w:bottom w:val="single" w:color="DDDDDD" w:sz="4" w:space="1"/>
+          <w:bottom w:val="single" w:sz="4" w:space="1" w:color="DDDDDD"/>
         </w:pBdr>
         <w:spacing w:after="40"/>
         <w:ind w:left="560"/>
@@ -1787,7 +1799,7 @@
     <w:p>
       <w:pPr>
         <w:pBdr>
-          <w:bottom w:val="single" w:color="DDDDDD" w:sz="4" w:space="1"/>
+          <w:bottom w:val="single" w:sz="4" w:space="1" w:color="DDDDDD"/>
         </w:pBdr>
         <w:spacing w:after="40"/>
         <w:ind w:left="560"/>
@@ -1812,28 +1824,20 @@
       </w:pPr>
       <w:r>
         <w:rPr>
-          <w:rFonts w:ascii="Malgun Gothic" w:cs="Malgun Gothic" w:eastAsia="Malgun Gothic" w:hAnsi="Malgun Gothic"/>
           <w:b/>
           <w:bCs/>
           <w:color w:val="1F3864"/>
-          <w:sz w:val="22"/>
-          <w:szCs w:val="22"/>
         </w:rPr>
         <w:t xml:space="preserve">Q5.  </w:t>
       </w:r>
       <w:r>
-        <w:rPr>
-          <w:rFonts w:ascii="Malgun Gothic" w:cs="Malgun Gothic" w:eastAsia="Malgun Gothic" w:hAnsi="Malgun Gothic"/>
-          <w:sz w:val="22"/>
-          <w:szCs w:val="22"/>
-        </w:rPr>
-        <w:t xml:space="preserve">"광야에 길을 내시는 하나님"을 믿는다는 것이 실제 내 일상에서 어떤 모습으로 나타날 수 있을까요? 이번 한 주, 내가 가장 먼저 변화시키고 싶은 '생각의 습관'은 무엇인가요?</w:t>
+        <w:t>"광야에 길을 내시는 하나님"을 믿는다는 것이 실제 내 일상에서 어떤 모습으로 나타날 수 있을까요? 이번 한 주, 내가 가장 먼저 변화시키고 싶은 '생각의 습관'은 무엇인가요?</w:t>
       </w:r>
     </w:p>
     <w:p>
       <w:pPr>
         <w:pBdr>
-          <w:bottom w:val="single" w:color="DDDDDD" w:sz="4" w:space="1"/>
+          <w:bottom w:val="single" w:sz="4" w:space="1" w:color="DDDDDD"/>
         </w:pBdr>
         <w:spacing w:after="40"/>
         <w:ind w:left="560"/>
@@ -1849,7 +1853,7 @@
     <w:p>
       <w:pPr>
         <w:pBdr>
-          <w:bottom w:val="single" w:color="DDDDDD" w:sz="4" w:space="1"/>
+          <w:bottom w:val="single" w:sz="4" w:space="1" w:color="DDDDDD"/>
         </w:pBdr>
         <w:spacing w:after="40"/>
         <w:ind w:left="560"/>
@@ -1874,51 +1878,58 @@
     </w:p>
     <w:tbl>
       <w:tblPr>
-        <w:tblW w:type="dxa" w:w="9360"/>
+        <w:tblW w:w="9360" w:type="dxa"/>
         <w:tblBorders>
-          <w:top w:val="single" w:color="auto" w:sz="4"/>
-          <w:left w:val="single" w:color="auto" w:sz="4"/>
-          <w:bottom w:val="single" w:color="auto" w:sz="4"/>
-          <w:right w:val="single" w:color="auto" w:sz="4"/>
-          <w:insideH w:val="single" w:color="auto" w:sz="4"/>
-          <w:insideV w:val="single" w:color="auto" w:sz="4"/>
+          <w:top w:val="single" w:sz="4" w:space="0" w:color="auto"/>
+          <w:left w:val="single" w:sz="4" w:space="0" w:color="auto"/>
+          <w:bottom w:val="single" w:sz="4" w:space="0" w:color="auto"/>
+          <w:right w:val="single" w:sz="4" w:space="0" w:color="auto"/>
+          <w:insideH w:val="single" w:sz="4" w:space="0" w:color="auto"/>
+          <w:insideV w:val="single" w:sz="4" w:space="0" w:color="auto"/>
         </w:tblBorders>
+        <w:tblCellMar>
+          <w:left w:w="10" w:type="dxa"/>
+          <w:right w:w="10" w:type="dxa"/>
+        </w:tblCellMar>
+        <w:tblLook w:val="0000" w:firstRow="0" w:lastRow="0" w:firstColumn="0" w:lastColumn="0" w:noHBand="0" w:noVBand="0"/>
       </w:tblPr>
       <w:tblGrid>
         <w:gridCol w:w="9360"/>
       </w:tblGrid>
       <w:tr>
+        <w:tblPrEx>
+          <w:tblCellMar>
+            <w:top w:w="0" w:type="dxa"/>
+            <w:bottom w:w="0" w:type="dxa"/>
+          </w:tblCellMar>
+        </w:tblPrEx>
         <w:tc>
           <w:tcPr>
-            <w:tcW w:type="dxa" w:w="9360"/>
+            <w:tcW w:w="9360" w:type="dxa"/>
             <w:tcBorders>
-              <w:top w:val="none" w:color="FFFFFF" w:sz="0"/>
-              <w:left w:val="none" w:color="FFFFFF" w:sz="0"/>
-              <w:bottom w:val="none" w:color="FFFFFF" w:sz="0"/>
-              <w:right w:val="none" w:color="FFFFFF" w:sz="0"/>
+              <w:top w:val="none" w:sz="0" w:space="0" w:color="FFFFFF"/>
+              <w:left w:val="none" w:sz="0" w:space="0" w:color="FFFFFF"/>
+              <w:bottom w:val="none" w:sz="0" w:space="0" w:color="FFFFFF"/>
+              <w:right w:val="none" w:sz="0" w:space="0" w:color="FFFFFF"/>
             </w:tcBorders>
-            <w:shd w:fill="2E74B5" w:val="clear"/>
+            <w:shd w:val="clear" w:color="auto" w:fill="2E74B5"/>
             <w:tcMar>
-              <w:top w:type="dxa" w:w="120"/>
-              <w:left w:type="dxa" w:w="200"/>
-              <w:bottom w:type="dxa" w:w="120"/>
-              <w:right w:type="dxa" w:w="200"/>
+              <w:top w:w="120" w:type="dxa"/>
+              <w:left w:w="200" w:type="dxa"/>
+              <w:bottom w:w="120" w:type="dxa"/>
+              <w:right w:w="200" w:type="dxa"/>
             </w:tcMar>
           </w:tcPr>
           <w:p>
-            <w:pPr>
-              <w:spacing w:after="0"/>
-            </w:pPr>
             <w:r>
               <w:rPr>
-                <w:rFonts w:ascii="Malgun Gothic" w:cs="Malgun Gothic" w:eastAsia="Malgun Gothic" w:hAnsi="Malgun Gothic"/>
                 <w:b/>
                 <w:bCs/>
                 <w:color w:val="FFFFFF"/>
                 <w:sz w:val="26"/>
                 <w:szCs w:val="26"/>
               </w:rPr>
-              <w:t xml:space="preserve">✅ 이번 주 실천 과제</w:t>
+              <w:t>✅ 이번 주 실천 과제</w:t>
             </w:r>
           </w:p>
         </w:tc>
@@ -1931,51 +1942,58 @@
     </w:p>
     <w:tbl>
       <w:tblPr>
-        <w:tblW w:type="dxa" w:w="9360"/>
+        <w:tblW w:w="9360" w:type="dxa"/>
         <w:tblBorders>
-          <w:top w:val="single" w:color="auto" w:sz="4"/>
-          <w:left w:val="single" w:color="auto" w:sz="4"/>
-          <w:bottom w:val="single" w:color="auto" w:sz="4"/>
-          <w:right w:val="single" w:color="auto" w:sz="4"/>
-          <w:insideH w:val="single" w:color="auto" w:sz="4"/>
-          <w:insideV w:val="single" w:color="auto" w:sz="4"/>
+          <w:top w:val="single" w:sz="4" w:space="0" w:color="auto"/>
+          <w:left w:val="single" w:sz="4" w:space="0" w:color="auto"/>
+          <w:bottom w:val="single" w:sz="4" w:space="0" w:color="auto"/>
+          <w:right w:val="single" w:sz="4" w:space="0" w:color="auto"/>
+          <w:insideH w:val="single" w:sz="4" w:space="0" w:color="auto"/>
+          <w:insideV w:val="single" w:sz="4" w:space="0" w:color="auto"/>
         </w:tblBorders>
+        <w:tblCellMar>
+          <w:left w:w="10" w:type="dxa"/>
+          <w:right w:w="10" w:type="dxa"/>
+        </w:tblCellMar>
+        <w:tblLook w:val="0000" w:firstRow="0" w:lastRow="0" w:firstColumn="0" w:lastColumn="0" w:noHBand="0" w:noVBand="0"/>
       </w:tblPr>
       <w:tblGrid>
         <w:gridCol w:w="9360"/>
       </w:tblGrid>
       <w:tr>
+        <w:tblPrEx>
+          <w:tblCellMar>
+            <w:top w:w="0" w:type="dxa"/>
+            <w:bottom w:w="0" w:type="dxa"/>
+          </w:tblCellMar>
+        </w:tblPrEx>
         <w:tc>
           <w:tcPr>
-            <w:tcW w:type="dxa" w:w="9360"/>
+            <w:tcW w:w="9360" w:type="dxa"/>
             <w:tcBorders>
-              <w:top w:val="none" w:color="FFFFFF" w:sz="0"/>
-              <w:left w:val="none" w:color="FFFFFF" w:sz="0"/>
-              <w:bottom w:val="none" w:color="FFFFFF" w:sz="0"/>
-              <w:right w:val="none" w:color="FFFFFF" w:sz="0"/>
+              <w:top w:val="none" w:sz="0" w:space="0" w:color="FFFFFF"/>
+              <w:left w:val="none" w:sz="0" w:space="0" w:color="FFFFFF"/>
+              <w:bottom w:val="none" w:sz="0" w:space="0" w:color="FFFFFF"/>
+              <w:right w:val="none" w:sz="0" w:space="0" w:color="FFFFFF"/>
             </w:tcBorders>
-            <w:shd w:fill="1F3864" w:val="clear"/>
+            <w:shd w:val="clear" w:color="auto" w:fill="1F3864"/>
             <w:tcMar>
-              <w:top w:type="dxa" w:w="120"/>
-              <w:left w:type="dxa" w:w="200"/>
-              <w:bottom w:type="dxa" w:w="120"/>
-              <w:right w:type="dxa" w:w="200"/>
+              <w:top w:w="120" w:type="dxa"/>
+              <w:left w:w="200" w:type="dxa"/>
+              <w:bottom w:w="120" w:type="dxa"/>
+              <w:right w:w="200" w:type="dxa"/>
             </w:tcMar>
           </w:tcPr>
           <w:p>
-            <w:pPr>
-              <w:spacing w:after="0"/>
-            </w:pPr>
             <w:r>
               <w:rPr>
-                <w:rFonts w:ascii="Malgun Gothic" w:cs="Malgun Gothic" w:eastAsia="Malgun Gothic" w:hAnsi="Malgun Gothic"/>
                 <w:b/>
                 <w:bCs/>
                 <w:color w:val="FFFFFF"/>
                 <w:sz w:val="26"/>
                 <w:szCs w:val="26"/>
               </w:rPr>
-              <w:t xml:space="preserve">🙏 마무리 기도</w:t>
+              <w:t>🙏 마무리 기도</w:t>
             </w:r>
           </w:p>
         </w:tc>
@@ -1992,14 +2010,11 @@
       </w:pPr>
       <w:r>
         <w:rPr>
-          <w:rFonts w:ascii="Malgun Gothic" w:cs="Malgun Gothic" w:eastAsia="Malgun Gothic" w:hAnsi="Malgun Gothic"/>
-          <w:b w:val="false"/>
-          <w:bCs w:val="false"/>
           <w:color w:val="666666"/>
           <w:sz w:val="20"/>
           <w:szCs w:val="20"/>
         </w:rPr>
-        <w:t xml:space="preserve">인도자가 읽거나, 함께 소리 내어 읽어도 좋습니다.</w:t>
+        <w:t>인도자가 읽거나, 함께 소리 내어 읽어도 좋습니다.</w:t>
       </w:r>
     </w:p>
     <w:p>
@@ -2009,35 +2024,46 @@
     </w:p>
     <w:tbl>
       <w:tblPr>
-        <w:tblW w:type="dxa" w:w="9360"/>
+        <w:tblW w:w="9360" w:type="dxa"/>
         <w:tblBorders>
-          <w:top w:val="single" w:color="auto" w:sz="4"/>
-          <w:left w:val="single" w:color="auto" w:sz="4"/>
-          <w:bottom w:val="single" w:color="auto" w:sz="4"/>
-          <w:right w:val="single" w:color="auto" w:sz="4"/>
-          <w:insideH w:val="single" w:color="auto" w:sz="4"/>
-          <w:insideV w:val="single" w:color="auto" w:sz="4"/>
+          <w:top w:val="single" w:sz="4" w:space="0" w:color="auto"/>
+          <w:left w:val="single" w:sz="4" w:space="0" w:color="auto"/>
+          <w:bottom w:val="single" w:sz="4" w:space="0" w:color="auto"/>
+          <w:right w:val="single" w:sz="4" w:space="0" w:color="auto"/>
+          <w:insideH w:val="single" w:sz="4" w:space="0" w:color="auto"/>
+          <w:insideV w:val="single" w:sz="4" w:space="0" w:color="auto"/>
         </w:tblBorders>
+        <w:tblCellMar>
+          <w:left w:w="10" w:type="dxa"/>
+          <w:right w:w="10" w:type="dxa"/>
+        </w:tblCellMar>
+        <w:tblLook w:val="0000" w:firstRow="0" w:lastRow="0" w:firstColumn="0" w:lastColumn="0" w:noHBand="0" w:noVBand="0"/>
       </w:tblPr>
       <w:tblGrid>
         <w:gridCol w:w="9360"/>
       </w:tblGrid>
       <w:tr>
+        <w:tblPrEx>
+          <w:tblCellMar>
+            <w:top w:w="0" w:type="dxa"/>
+            <w:bottom w:w="0" w:type="dxa"/>
+          </w:tblCellMar>
+        </w:tblPrEx>
         <w:tc>
           <w:tcPr>
-            <w:tcW w:type="dxa" w:w="9360"/>
+            <w:tcW w:w="9360" w:type="dxa"/>
             <w:tcBorders>
-              <w:top w:val="single" w:color="2E74B5" w:sz="1"/>
-              <w:left w:val="single" w:color="2E74B5" w:sz="1"/>
-              <w:bottom w:val="single" w:color="2E74B5" w:sz="1"/>
-              <w:right w:val="single" w:color="2E74B5" w:sz="1"/>
+              <w:top w:val="single" w:sz="1" w:space="0" w:color="2E74B5"/>
+              <w:left w:val="single" w:sz="1" w:space="0" w:color="2E74B5"/>
+              <w:bottom w:val="single" w:sz="1" w:space="0" w:color="2E74B5"/>
+              <w:right w:val="single" w:sz="1" w:space="0" w:color="2E74B5"/>
             </w:tcBorders>
-            <w:shd w:fill="DEEAF1" w:val="clear"/>
+            <w:shd w:val="clear" w:color="auto" w:fill="DEEAF1"/>
             <w:tcMar>
-              <w:top w:type="dxa" w:w="120"/>
-              <w:left w:type="dxa" w:w="240"/>
-              <w:bottom w:type="dxa" w:w="120"/>
-              <w:right w:type="dxa" w:w="240"/>
+              <w:top w:w="120" w:type="dxa"/>
+              <w:left w:w="240" w:type="dxa"/>
+              <w:bottom w:w="120" w:type="dxa"/>
+              <w:right w:w="240" w:type="dxa"/>
             </w:tcMar>
           </w:tcPr>
           <w:p>
@@ -2045,13 +2071,7 @@
               <w:spacing w:after="60"/>
             </w:pPr>
             <w:r>
-              <w:rPr>
-                <w:rFonts w:ascii="Malgun Gothic" w:cs="Malgun Gothic" w:eastAsia="Malgun Gothic" w:hAnsi="Malgun Gothic"/>
-                <w:sz w:val="22"/>
-                <w:szCs w:val="22"/>
-              </w:rPr>
-              <w:t xml:space="preserve">&gt; 인도자가 읽거나, 함께 소리 내어 읽어도 좋습니다.
-</w:t>
+              <w:t xml:space="preserve">&gt; 인도자가 읽거나, 함께 소리 내어 읽어도 좋습니다. </w:t>
             </w:r>
           </w:p>
           <w:p>
@@ -2059,13 +2079,7 @@
               <w:spacing w:after="60"/>
             </w:pPr>
             <w:r>
-              <w:rPr>
-                <w:rFonts w:ascii="Malgun Gothic" w:cs="Malgun Gothic" w:eastAsia="Malgun Gothic" w:hAnsi="Malgun Gothic"/>
-                <w:sz w:val="22"/>
-                <w:szCs w:val="22"/>
-              </w:rPr>
-              <w:t xml:space="preserve">
-</w:t>
+              <w:t xml:space="preserve"> </w:t>
             </w:r>
           </w:p>
           <w:p>
@@ -2073,13 +2087,7 @@
               <w:spacing w:after="60"/>
             </w:pPr>
             <w:r>
-              <w:rPr>
-                <w:rFonts w:ascii="Malgun Gothic" w:cs="Malgun Gothic" w:eastAsia="Malgun Gothic" w:hAnsi="Malgun Gothic"/>
-                <w:sz w:val="22"/>
-                <w:szCs w:val="22"/>
-              </w:rPr>
-              <w:t xml:space="preserve">주님, 저희의 생각을 새롭게 하여 주소서.
-</w:t>
+              <w:t xml:space="preserve">주님, 저희의 생각을 새롭게 하여 주소서. </w:t>
             </w:r>
           </w:p>
           <w:p>
@@ -2087,13 +2095,7 @@
               <w:spacing w:after="60"/>
             </w:pPr>
             <w:r>
-              <w:rPr>
-                <w:rFonts w:ascii="Malgun Gothic" w:cs="Malgun Gothic" w:eastAsia="Malgun Gothic" w:hAnsi="Malgun Gothic"/>
-                <w:sz w:val="22"/>
-                <w:szCs w:val="22"/>
-              </w:rPr>
-              <w:t xml:space="preserve">환경을 바라보던 눈을 돌려 주님을 바라보게 하시고,
-</w:t>
+              <w:t xml:space="preserve">환경을 바라보던 눈을 돌려 주님을 바라보게 하시고, </w:t>
             </w:r>
           </w:p>
           <w:p>
@@ -2101,13 +2103,7 @@
               <w:spacing w:after="60"/>
             </w:pPr>
             <w:r>
-              <w:rPr>
-                <w:rFonts w:ascii="Malgun Gothic" w:cs="Malgun Gothic" w:eastAsia="Malgun Gothic" w:hAnsi="Malgun Gothic"/>
-                <w:sz w:val="22"/>
-                <w:szCs w:val="22"/>
-              </w:rPr>
-              <w:t xml:space="preserve">3차원의 한계에 갇혀 있던 마음이
-</w:t>
+              <w:t xml:space="preserve">3차원의 한계에 갇혀 있던 마음이 </w:t>
             </w:r>
           </w:p>
           <w:p>
@@ -2115,13 +2111,7 @@
               <w:spacing w:after="60"/>
             </w:pPr>
             <w:r>
-              <w:rPr>
-                <w:rFonts w:ascii="Malgun Gothic" w:cs="Malgun Gothic" w:eastAsia="Malgun Gothic" w:hAnsi="Malgun Gothic"/>
-                <w:sz w:val="22"/>
-                <w:szCs w:val="22"/>
-              </w:rPr>
-              <w:t xml:space="preserve">성령 안에서 4차원의 자유로 열리게 하소서.
-</w:t>
+              <w:t xml:space="preserve">성령 안에서 4차원의 자유로 열리게 하소서. </w:t>
             </w:r>
           </w:p>
           <w:p>
@@ -2129,13 +2119,8 @@
               <w:spacing w:after="60"/>
             </w:pPr>
             <w:r>
-              <w:rPr>
-                <w:rFonts w:ascii="Malgun Gothic" w:cs="Malgun Gothic" w:eastAsia="Malgun Gothic" w:hAnsi="Malgun Gothic"/>
-                <w:sz w:val="22"/>
-                <w:szCs w:val="22"/>
-              </w:rPr>
-              <w:t xml:space="preserve">오늘 저희의 광야에 길을 내시는 하나님을 믿습니다.
-</w:t>
+              <w:lastRenderedPageBreak/>
+              <w:t xml:space="preserve">오늘 저희의 광야에 길을 내시는 하나님을 믿습니다. </w:t>
             </w:r>
           </w:p>
           <w:p>
@@ -2143,13 +2128,7 @@
               <w:spacing w:after="60"/>
             </w:pPr>
             <w:r>
-              <w:rPr>
-                <w:rFonts w:ascii="Malgun Gothic" w:cs="Malgun Gothic" w:eastAsia="Malgun Gothic" w:hAnsi="Malgun Gothic"/>
-                <w:sz w:val="22"/>
-                <w:szCs w:val="22"/>
-              </w:rPr>
-              <w:t xml:space="preserve">예수님의 이름으로 기도합니다. 아멘.
-</w:t>
+              <w:t xml:space="preserve">예수님의 이름으로 기도합니다. 아멘. </w:t>
             </w:r>
           </w:p>
           <w:p>
@@ -2157,13 +2136,7 @@
               <w:spacing w:after="60"/>
             </w:pPr>
             <w:r>
-              <w:rPr>
-                <w:rFonts w:ascii="Malgun Gothic" w:cs="Malgun Gothic" w:eastAsia="Malgun Gothic" w:hAnsi="Malgun Gothic"/>
-                <w:sz w:val="22"/>
-                <w:szCs w:val="22"/>
-              </w:rPr>
-              <w:t xml:space="preserve">
-</w:t>
+              <w:t xml:space="preserve"> </w:t>
             </w:r>
           </w:p>
           <w:p>
@@ -2171,13 +2144,7 @@
               <w:spacing w:after="60"/>
             </w:pPr>
             <w:r>
-              <w:rPr>
-                <w:rFonts w:ascii="Malgun Gothic" w:cs="Malgun Gothic" w:eastAsia="Malgun Gothic" w:hAnsi="Malgun Gothic"/>
-                <w:sz w:val="22"/>
-                <w:szCs w:val="22"/>
-              </w:rPr>
-              <w:t xml:space="preserve">---
-</w:t>
+              <w:t xml:space="preserve">--- </w:t>
             </w:r>
           </w:p>
           <w:p>
@@ -2185,13 +2152,7 @@
               <w:spacing w:after="60"/>
             </w:pPr>
             <w:r>
-              <w:rPr>
-                <w:rFonts w:ascii="Malgun Gothic" w:cs="Malgun Gothic" w:eastAsia="Malgun Gothic" w:hAnsi="Malgun Gothic"/>
-                <w:sz w:val="22"/>
-                <w:szCs w:val="22"/>
-              </w:rPr>
-              <w:t xml:space="preserve">
-</w:t>
+              <w:t xml:space="preserve"> </w:t>
             </w:r>
           </w:p>
           <w:p>
@@ -2199,49 +2160,32 @@
               <w:spacing w:after="60"/>
             </w:pPr>
             <w:r>
+              <w:t xml:space="preserve">&gt; </w:t>
+            </w:r>
+            <w:r>
               <w:rPr>
-                <w:rFonts w:ascii="Malgun Gothic" w:cs="Malgun Gothic" w:eastAsia="Malgun Gothic" w:hAnsi="Malgun Gothic"/>
-                <w:sz w:val="22"/>
-                <w:szCs w:val="22"/>
-              </w:rPr>
-              <w:t xml:space="preserve">&gt; </w:t>
-            </w:r>
-            <w:r>
-              <w:rPr>
-                <w:rFonts w:ascii="Malgun Gothic" w:cs="Malgun Gothic" w:eastAsia="Malgun Gothic" w:hAnsi="Malgun Gothic"/>
                 <w:b/>
                 <w:bCs/>
-                <w:sz w:val="22"/>
-                <w:szCs w:val="22"/>
               </w:rPr>
-              <w:t xml:space="preserve">다음 주 예고:</w:t>
+              <w:t>다음 주 예고:</w:t>
+            </w:r>
+            <w:r>
+              <w:t xml:space="preserve"> 2주차에서는 </w:t>
             </w:r>
             <w:r>
               <w:rPr>
-                <w:rFonts w:ascii="Malgun Gothic" w:cs="Malgun Gothic" w:eastAsia="Malgun Gothic" w:hAnsi="Malgun Gothic"/>
-                <w:sz w:val="22"/>
-                <w:szCs w:val="22"/>
-              </w:rPr>
-              <w:t xml:space="preserve"> 2주차에서는 </w:t>
-            </w:r>
-            <w:r>
-              <w:rPr>
-                <w:rFonts w:ascii="Malgun Gothic" w:cs="Malgun Gothic" w:eastAsia="Malgun Gothic" w:hAnsi="Malgun Gothic"/>
                 <w:b/>
                 <w:bCs/>
-                <w:sz w:val="22"/>
-                <w:szCs w:val="22"/>
               </w:rPr>
-              <w:t xml:space="preserve">'생각의 힘 — 마음이 새로워지는 원리'</w:t>
-            </w:r>
-            <w:r>
-              <w:rPr>
-                <w:rFonts w:ascii="Malgun Gothic" w:cs="Malgun Gothic" w:eastAsia="Malgun Gothic" w:hAnsi="Malgun Gothic"/>
-                <w:sz w:val="22"/>
-                <w:szCs w:val="22"/>
-              </w:rPr>
-              <w:t xml:space="preserve">를 함께 공부합니다. 이번 한 주 동안 나의 생각이 삶에 어떤 영향을 미치는지 의식적으로 관찰해 오세요.
-</w:t>
+              <w:t>'생각의 힘 — 마음이 새로워지는 원리'</w:t>
+            </w:r>
+            <w:proofErr w:type="spellStart"/>
+            <w:r>
+              <w:t>를</w:t>
+            </w:r>
+            <w:proofErr w:type="spellEnd"/>
+            <w:r>
+              <w:t xml:space="preserve"> 함께 공부합니다. 이번 한 주 동안 나의 생각이 삶에 어떤 영향을 미치는지 의식적으로 관찰해 오세요. </w:t>
             </w:r>
           </w:p>
           <w:p>
@@ -2249,13 +2193,7 @@
               <w:spacing w:after="60"/>
             </w:pPr>
             <w:r>
-              <w:rPr>
-                <w:rFonts w:ascii="Malgun Gothic" w:cs="Malgun Gothic" w:eastAsia="Malgun Gothic" w:hAnsi="Malgun Gothic"/>
-                <w:sz w:val="22"/>
-                <w:szCs w:val="22"/>
-              </w:rPr>
-              <w:t xml:space="preserve">
-</w:t>
+              <w:t xml:space="preserve"> </w:t>
             </w:r>
           </w:p>
           <w:p>
@@ -2263,12 +2201,7 @@
               <w:spacing w:after="60"/>
             </w:pPr>
             <w:r>
-              <w:rPr>
-                <w:rFonts w:ascii="Malgun Gothic" w:cs="Malgun Gothic" w:eastAsia="Malgun Gothic" w:hAnsi="Malgun Gothic"/>
-                <w:sz w:val="22"/>
-                <w:szCs w:val="22"/>
-              </w:rPr>
-              <w:t xml:space="preserve">---</w:t>
+              <w:t>---</w:t>
             </w:r>
           </w:p>
         </w:tc>
@@ -2281,93 +2214,102 @@
     </w:p>
     <w:tbl>
       <w:tblPr>
-        <w:tblW w:type="dxa" w:w="9360"/>
+        <w:tblW w:w="9360" w:type="dxa"/>
         <w:tblBorders>
-          <w:top w:val="single" w:color="auto" w:sz="4"/>
-          <w:left w:val="single" w:color="auto" w:sz="4"/>
-          <w:bottom w:val="single" w:color="auto" w:sz="4"/>
-          <w:right w:val="single" w:color="auto" w:sz="4"/>
-          <w:insideH w:val="single" w:color="auto" w:sz="4"/>
-          <w:insideV w:val="single" w:color="auto" w:sz="4"/>
+          <w:top w:val="single" w:sz="4" w:space="0" w:color="auto"/>
+          <w:left w:val="single" w:sz="4" w:space="0" w:color="auto"/>
+          <w:bottom w:val="single" w:sz="4" w:space="0" w:color="auto"/>
+          <w:right w:val="single" w:sz="4" w:space="0" w:color="auto"/>
+          <w:insideH w:val="single" w:sz="4" w:space="0" w:color="auto"/>
+          <w:insideV w:val="single" w:sz="4" w:space="0" w:color="auto"/>
         </w:tblBorders>
+        <w:tblCellMar>
+          <w:left w:w="10" w:type="dxa"/>
+          <w:right w:w="10" w:type="dxa"/>
+        </w:tblCellMar>
+        <w:tblLook w:val="0000" w:firstRow="0" w:lastRow="0" w:firstColumn="0" w:lastColumn="0" w:noHBand="0" w:noVBand="0"/>
       </w:tblPr>
       <w:tblGrid>
         <w:gridCol w:w="9360"/>
       </w:tblGrid>
       <w:tr>
+        <w:tblPrEx>
+          <w:tblCellMar>
+            <w:top w:w="0" w:type="dxa"/>
+            <w:bottom w:w="0" w:type="dxa"/>
+          </w:tblCellMar>
+        </w:tblPrEx>
         <w:tc>
           <w:tcPr>
-            <w:tcW w:type="dxa" w:w="9360"/>
+            <w:tcW w:w="9360" w:type="dxa"/>
             <w:tcBorders>
-              <w:top w:val="single" w:color="2E74B5" w:sz="1"/>
-              <w:left w:val="single" w:color="2E74B5" w:sz="1"/>
-              <w:bottom w:val="single" w:color="2E74B5" w:sz="1"/>
-              <w:right w:val="single" w:color="2E74B5" w:sz="1"/>
+              <w:top w:val="single" w:sz="1" w:space="0" w:color="2E74B5"/>
+              <w:left w:val="single" w:sz="1" w:space="0" w:color="2E74B5"/>
+              <w:bottom w:val="single" w:sz="1" w:space="0" w:color="2E74B5"/>
+              <w:right w:val="single" w:sz="1" w:space="0" w:color="2E74B5"/>
             </w:tcBorders>
-            <w:shd w:fill="BDD7EE" w:val="clear"/>
+            <w:shd w:val="clear" w:color="auto" w:fill="BDD7EE"/>
             <w:tcMar>
-              <w:top w:type="dxa" w:w="140"/>
-              <w:left w:type="dxa" w:w="240"/>
-              <w:bottom w:type="dxa" w:w="140"/>
-              <w:right w:type="dxa" w:w="240"/>
+              <w:top w:w="140" w:type="dxa"/>
+              <w:left w:w="240" w:type="dxa"/>
+              <w:bottom w:w="140" w:type="dxa"/>
+              <w:right w:w="240" w:type="dxa"/>
             </w:tcMar>
           </w:tcPr>
           <w:p>
-            <w:pPr>
-              <w:spacing w:after="0"/>
-            </w:pPr>
             <w:r>
               <w:rPr>
-                <w:rFonts w:ascii="Malgun Gothic" w:cs="Malgun Gothic" w:eastAsia="Malgun Gothic" w:hAnsi="Malgun Gothic"/>
                 <w:b/>
                 <w:bCs/>
                 <w:color w:val="1F3864"/>
-                <w:sz w:val="22"/>
-                <w:szCs w:val="22"/>
               </w:rPr>
-              <w:t xml:space="preserve">다음 주 예고  </w:t>
-            </w:r>
+              <w:t xml:space="preserve">다음 주 </w:t>
+            </w:r>
+            <w:proofErr w:type="gramStart"/>
             <w:r>
               <w:rPr>
-                <w:rFonts w:ascii="Malgun Gothic" w:cs="Malgun Gothic" w:eastAsia="Malgun Gothic" w:hAnsi="Malgun Gothic"/>
-                <w:sz w:val="22"/>
-                <w:szCs w:val="22"/>
+                <w:b/>
+                <w:bCs/>
+                <w:color w:val="1F3864"/>
               </w:rPr>
-              <w:t xml:space="preserve">2주차에서는 '생각의 힘 — 마음이 새로워지는 원리'를 함께 공부합니다. 이번 한 주 동안 나의 생각이 삶에 어떤 영향을 미치는지 의식적으로 관찰해 오세요.</w:t>
+              <w:t xml:space="preserve">예고  </w:t>
+            </w:r>
+            <w:r>
+              <w:t>2</w:t>
+            </w:r>
+            <w:proofErr w:type="gramEnd"/>
+            <w:r>
+              <w:t>주차에서는 '생각의 힘 — 마음이 새로워지는 원리'</w:t>
+            </w:r>
+            <w:proofErr w:type="spellStart"/>
+            <w:r>
+              <w:t>를</w:t>
+            </w:r>
+            <w:proofErr w:type="spellEnd"/>
+            <w:r>
+              <w:t xml:space="preserve"> 함께 공부합니다. 이번 한 주 동안 나의 생각이 삶에 어떤 영향을 미치는지 의식적으로 관찰해 오세요.</w:t>
             </w:r>
           </w:p>
         </w:tc>
       </w:tr>
     </w:tbl>
+    <w:p/>
     <w:sectPr>
       <w:headerReference w:type="default" r:id="rId7"/>
       <w:footerReference w:type="default" r:id="rId8"/>
-      <w:pgSz w:w="12240" w:h="15840" w:orient="portrait"/>
+      <w:pgSz w:w="12240" w:h="15840"/>
       <w:pgMar w:top="1080" w:right="1080" w:bottom="1080" w:left="1260" w:header="708" w:footer="708" w:gutter="0"/>
-      <w:pgNumType/>
+      <w:cols w:space="720"/>
       <w:docGrid w:linePitch="360"/>
     </w:sectPr>
   </w:body>
 </w:document>
 </file>
 
-<file path=word/comments.xml><?xml version="1.0" encoding="utf-8"?>
-<w:comments xmlns:cx="http://schemas.microsoft.com/office/drawing/2014/chartex" xmlns:cx1="http://schemas.microsoft.com/office/drawing/2015/9/8/chartex" xmlns:cx2="http://schemas.microsoft.com/office/drawing/2015/10/21/chartex" xmlns:cx3="http://schemas.microsoft.com/office/drawing/2016/5/9/chartex" xmlns:cx4="http://schemas.microsoft.com/office/drawing/2016/5/10/chartex" xmlns:cx5="http://schemas.microsoft.com/office/drawing/2016/5/11/chartex" xmlns:cx6="http://schemas.microsoft.com/office/drawing/2016/5/12/chartex" xmlns:cx7="http://schemas.microsoft.com/office/drawing/2016/5/13/chartex" xmlns:cx8="http://schemas.microsoft.com/office/drawing/2016/5/14/chartex" xmlns:mc="http://schemas.openxmlformats.org/markup-compatibility/2006" xmlns:aink="http://schemas.microsoft.com/office/drawing/2016/ink" xmlns:am3d="http://schemas.microsoft.com/office/drawing/2017/model3d" xmlns:o="urn:schemas-microsoft-com:office:office" xmlns:r="http://schemas.openxmlformats.org/officeDocument/2006/relationships" xmlns:m="http://schemas.openxmlformats.org/officeDocument/2006/math" xmlns:v="urn:schemas-microsoft-com:vml" xmlns:wp14="http://schemas.microsoft.com/office/word/2010/wordprocessingDrawing" xmlns:wp="http://schemas.openxmlformats.org/drawingml/2006/wordprocessingDrawing" xmlns:w10="urn:schemas-microsoft-com:office:word" xmlns:w="http://schemas.openxmlformats.org/wordprocessingml/2006/main" xmlns:w14="http://schemas.microsoft.com/office/word/2010/wordml" xmlns:w15="http://schemas.microsoft.com/office/word/2012/wordml" xmlns:w16cex="http://schemas.microsoft.com/office/word/2018/wordml/cex" xmlns:w16cid="http://schemas.microsoft.com/office/word/2016/wordml/cid" xmlns:w16="http://schemas.microsoft.com/office/word/2018/wordml" xmlns:w16sdtdh="http://schemas.microsoft.com/office/word/2020/wordml/sdtdatahash" xmlns:w16se="http://schemas.microsoft.com/office/word/2015/wordml/symex" xmlns:wpg="http://schemas.microsoft.com/office/word/2010/wordprocessingGroup" xmlns:wpi="http://schemas.microsoft.com/office/word/2010/wordprocessingInk" xmlns:wne="http://schemas.microsoft.com/office/word/2006/wordml" xmlns:wps="http://schemas.microsoft.com/office/word/2010/wordprocessingShape"/>
-</file>
-
 <file path=word/endnotes.xml><?xml version="1.0" encoding="utf-8"?>
-<w:endnotes xmlns:wpc="http://schemas.microsoft.com/office/word/2010/wordprocessingCanvas" xmlns:mc="http://schemas.openxmlformats.org/markup-compatibility/2006" xmlns:o="urn:schemas-microsoft-com:office:office" xmlns:r="http://schemas.openxmlformats.org/officeDocument/2006/relationships" xmlns:m="http://schemas.openxmlformats.org/officeDocument/2006/math" xmlns:v="urn:schemas-microsoft-com:vml" xmlns:wp14="http://schemas.microsoft.com/office/word/2010/wordprocessingDrawing" xmlns:wp="http://schemas.openxmlformats.org/drawingml/2006/wordprocessingDrawing" xmlns:w10="urn:schemas-microsoft-com:office:word" xmlns:w="http://schemas.openxmlformats.org/wordprocessingml/2006/main" xmlns:w14="http://schemas.microsoft.com/office/word/2010/wordml" xmlns:w15="http://schemas.microsoft.com/office/word/2012/wordml" xmlns:wpg="http://schemas.microsoft.com/office/word/2010/wordprocessingGroup" xmlns:wpi="http://schemas.microsoft.com/office/word/2010/wordprocessingInk" xmlns:wne="http://schemas.microsoft.com/office/word/2006/wordml" xmlns:wps="http://schemas.microsoft.com/office/word/2010/wordprocessingShape" mc:Ignorable="w14 w15 wp14">
+<w:endnotes xmlns:wpc="http://schemas.microsoft.com/office/word/2010/wordprocessingCanvas" xmlns:cx="http://schemas.microsoft.com/office/drawing/2014/chartex" xmlns:cx1="http://schemas.microsoft.com/office/drawing/2015/9/8/chartex" xmlns:cx2="http://schemas.microsoft.com/office/drawing/2015/10/21/chartex" xmlns:cx3="http://schemas.microsoft.com/office/drawing/2016/5/9/chartex" xmlns:cx4="http://schemas.microsoft.com/office/drawing/2016/5/10/chartex" xmlns:cx5="http://schemas.microsoft.com/office/drawing/2016/5/11/chartex" xmlns:cx6="http://schemas.microsoft.com/office/drawing/2016/5/12/chartex" xmlns:cx7="http://schemas.microsoft.com/office/drawing/2016/5/13/chartex" xmlns:cx8="http://schemas.microsoft.com/office/drawing/2016/5/14/chartex" xmlns:mc="http://schemas.openxmlformats.org/markup-compatibility/2006" xmlns:aink="http://schemas.microsoft.com/office/drawing/2016/ink" xmlns:am3d="http://schemas.microsoft.com/office/drawing/2017/model3d" xmlns:o="urn:schemas-microsoft-com:office:office" xmlns:oel="http://schemas.microsoft.com/office/2019/extlst" xmlns:r="http://schemas.openxmlformats.org/officeDocument/2006/relationships" xmlns:m="http://schemas.openxmlformats.org/officeDocument/2006/math" xmlns:v="urn:schemas-microsoft-com:vml" xmlns:wp14="http://schemas.microsoft.com/office/word/2010/wordprocessingDrawing" xmlns:wp="http://schemas.openxmlformats.org/drawingml/2006/wordprocessingDrawing" xmlns:w10="urn:schemas-microsoft-com:office:word" xmlns:w="http://schemas.openxmlformats.org/wordprocessingml/2006/main" xmlns:w14="http://schemas.microsoft.com/office/word/2010/wordml" xmlns:w15="http://schemas.microsoft.com/office/word/2012/wordml" xmlns:w16cex="http://schemas.microsoft.com/office/word/2018/wordml/cex" xmlns:w16cid="http://schemas.microsoft.com/office/word/2016/wordml/cid" xmlns:w16="http://schemas.microsoft.com/office/word/2018/wordml" xmlns:w16du="http://schemas.microsoft.com/office/word/2023/wordml/word16du" xmlns:w16sdtdh="http://schemas.microsoft.com/office/word/2020/wordml/sdtdatahash" xmlns:w16sdtfl="http://schemas.microsoft.com/office/word/2024/wordml/sdtformatlock" xmlns:w16se="http://schemas.microsoft.com/office/word/2015/wordml/symex" xmlns:wpg="http://schemas.microsoft.com/office/word/2010/wordprocessingGroup" xmlns:wpi="http://schemas.microsoft.com/office/word/2010/wordprocessingInk" xmlns:wne="http://schemas.microsoft.com/office/word/2006/wordml" xmlns:wps="http://schemas.microsoft.com/office/word/2010/wordprocessingShape" mc:Ignorable="w14 w15 w16se w16cid w16 w16cex w16sdtdh w16sdtfl w16du wp14">
   <w:endnote w:type="separator" w:id="-1">
     <w:p>
-      <w:pPr>
-        <w:spacing w:after="0" w:line="240" w:lineRule="auto"/>
-      </w:pPr>
-      <w:r>
-        <w:rPr>
-          <w:rStyle w:val="EndnoteReference"/>
-        </w:rPr>
-        <w:endnoteRef/>
-      </w:r>
       <w:r>
         <w:separator/>
       </w:r>
@@ -2375,15 +2317,6 @@
   </w:endnote>
   <w:endnote w:type="continuationSeparator" w:id="0">
     <w:p>
-      <w:pPr>
-        <w:spacing w:after="0" w:line="240" w:lineRule="auto"/>
-      </w:pPr>
-      <w:r>
-        <w:rPr>
-          <w:rStyle w:val="EndnoteReference"/>
-        </w:rPr>
-        <w:endnoteRef/>
-      </w:r>
       <w:r>
         <w:continuationSeparator/>
       </w:r>
@@ -2393,22 +2326,50 @@
 </file>
 
 <file path=word/footer1.xml><?xml version="1.0" encoding="utf-8"?>
-<w:ftr xmlns:wpc="http://schemas.microsoft.com/office/word/2010/wordprocessingCanvas" xmlns:mc="http://schemas.openxmlformats.org/markup-compatibility/2006" xmlns:o="urn:schemas-microsoft-com:office:office" xmlns:r="http://schemas.openxmlformats.org/officeDocument/2006/relationships" xmlns:m="http://schemas.openxmlformats.org/officeDocument/2006/math" xmlns:v="urn:schemas-microsoft-com:vml" xmlns:wp14="http://schemas.microsoft.com/office/word/2010/wordprocessingDrawing" xmlns:wp="http://schemas.openxmlformats.org/drawingml/2006/wordprocessingDrawing" xmlns:w10="urn:schemas-microsoft-com:office:word" xmlns:w="http://schemas.openxmlformats.org/wordprocessingml/2006/main" xmlns:w14="http://schemas.microsoft.com/office/word/2010/wordml" xmlns:w15="http://schemas.microsoft.com/office/word/2012/wordml" xmlns:wpg="http://schemas.microsoft.com/office/word/2010/wordprocessingGroup" xmlns:wpi="http://schemas.microsoft.com/office/word/2010/wordprocessingInk" xmlns:wne="http://schemas.microsoft.com/office/word/2006/wordml" xmlns:wps="http://schemas.microsoft.com/office/word/2010/wordprocessingShape">
+<w:ftr xmlns:wpc="http://schemas.microsoft.com/office/word/2010/wordprocessingCanvas" xmlns:cx="http://schemas.microsoft.com/office/drawing/2014/chartex" xmlns:cx1="http://schemas.microsoft.com/office/drawing/2015/9/8/chartex" xmlns:cx2="http://schemas.microsoft.com/office/drawing/2015/10/21/chartex" xmlns:cx3="http://schemas.microsoft.com/office/drawing/2016/5/9/chartex" xmlns:cx4="http://schemas.microsoft.com/office/drawing/2016/5/10/chartex" xmlns:cx5="http://schemas.microsoft.com/office/drawing/2016/5/11/chartex" xmlns:cx6="http://schemas.microsoft.com/office/drawing/2016/5/12/chartex" xmlns:cx7="http://schemas.microsoft.com/office/drawing/2016/5/13/chartex" xmlns:cx8="http://schemas.microsoft.com/office/drawing/2016/5/14/chartex" xmlns:mc="http://schemas.openxmlformats.org/markup-compatibility/2006" xmlns:aink="http://schemas.microsoft.com/office/drawing/2016/ink" xmlns:am3d="http://schemas.microsoft.com/office/drawing/2017/model3d" xmlns:o="urn:schemas-microsoft-com:office:office" xmlns:oel="http://schemas.microsoft.com/office/2019/extlst" xmlns:r="http://schemas.openxmlformats.org/officeDocument/2006/relationships" xmlns:m="http://schemas.openxmlformats.org/officeDocument/2006/math" xmlns:v="urn:schemas-microsoft-com:vml" xmlns:wp14="http://schemas.microsoft.com/office/word/2010/wordprocessingDrawing" xmlns:wp="http://schemas.openxmlformats.org/drawingml/2006/wordprocessingDrawing" xmlns:w10="urn:schemas-microsoft-com:office:word" xmlns:w="http://schemas.openxmlformats.org/wordprocessingml/2006/main" xmlns:w14="http://schemas.microsoft.com/office/word/2010/wordml" xmlns:w15="http://schemas.microsoft.com/office/word/2012/wordml" xmlns:w16cex="http://schemas.microsoft.com/office/word/2018/wordml/cex" xmlns:w16cid="http://schemas.microsoft.com/office/word/2016/wordml/cid" xmlns:w16="http://schemas.microsoft.com/office/word/2018/wordml" xmlns:w16du="http://schemas.microsoft.com/office/word/2023/wordml/word16du" xmlns:w16sdtdh="http://schemas.microsoft.com/office/word/2020/wordml/sdtdatahash" xmlns:w16sdtfl="http://schemas.microsoft.com/office/word/2024/wordml/sdtformatlock" xmlns:w16se="http://schemas.microsoft.com/office/word/2015/wordml/symex" xmlns:wpg="http://schemas.microsoft.com/office/word/2010/wordprocessingGroup" xmlns:wpi="http://schemas.microsoft.com/office/word/2010/wordprocessingInk" xmlns:wne="http://schemas.microsoft.com/office/word/2006/wordml" xmlns:wps="http://schemas.microsoft.com/office/word/2010/wordprocessingShape" mc:Ignorable="w14 w15 w16se w16cid w16 w16cex w16sdtdh w16sdtfl w16du wp14">
   <w:p>
     <w:pPr>
-      <w:spacing w:after="0"/>
       <w:jc w:val="center"/>
     </w:pPr>
     <w:r>
       <w:rPr>
-        <w:rFonts w:ascii="Malgun Gothic" w:cs="Malgun Gothic" w:eastAsia="Malgun Gothic" w:hAnsi="Malgun Gothic"/>
         <w:color w:val="888888"/>
         <w:sz w:val="18"/>
         <w:szCs w:val="18"/>
       </w:rPr>
       <w:fldChar w:fldCharType="begin"/>
-      <w:instrText xml:space="preserve">PAGE</w:instrText>
+    </w:r>
+    <w:r>
+      <w:rPr>
+        <w:color w:val="888888"/>
+        <w:sz w:val="18"/>
+        <w:szCs w:val="18"/>
+      </w:rPr>
+      <w:instrText>PAGE</w:instrText>
+    </w:r>
+    <w:r>
+      <w:rPr>
+        <w:color w:val="888888"/>
+        <w:sz w:val="18"/>
+        <w:szCs w:val="18"/>
+      </w:rPr>
       <w:fldChar w:fldCharType="separate"/>
+    </w:r>
+    <w:r>
+      <w:rPr>
+        <w:noProof/>
+        <w:color w:val="888888"/>
+        <w:sz w:val="18"/>
+        <w:szCs w:val="18"/>
+      </w:rPr>
+      <w:t>1</w:t>
+    </w:r>
+    <w:r>
+      <w:rPr>
+        <w:color w:val="888888"/>
+        <w:sz w:val="18"/>
+        <w:szCs w:val="18"/>
+      </w:rPr>
       <w:fldChar w:fldCharType="end"/>
     </w:r>
   </w:p>
@@ -2416,18 +2377,9 @@
 </file>
 
 <file path=word/footnotes.xml><?xml version="1.0" encoding="utf-8"?>
-<w:footnotes xmlns:wpc="http://schemas.microsoft.com/office/word/2010/wordprocessingCanvas" xmlns:mc="http://schemas.openxmlformats.org/markup-compatibility/2006" xmlns:o="urn:schemas-microsoft-com:office:office" xmlns:r="http://schemas.openxmlformats.org/officeDocument/2006/relationships" xmlns:m="http://schemas.openxmlformats.org/officeDocument/2006/math" xmlns:v="urn:schemas-microsoft-com:vml" xmlns:wp14="http://schemas.microsoft.com/office/word/2010/wordprocessingDrawing" xmlns:wp="http://schemas.openxmlformats.org/drawingml/2006/wordprocessingDrawing" xmlns:w10="urn:schemas-microsoft-com:office:word" xmlns:w="http://schemas.openxmlformats.org/wordprocessingml/2006/main" xmlns:w14="http://schemas.microsoft.com/office/word/2010/wordml" xmlns:w15="http://schemas.microsoft.com/office/word/2012/wordml" xmlns:wpg="http://schemas.microsoft.com/office/word/2010/wordprocessingGroup" xmlns:wpi="http://schemas.microsoft.com/office/word/2010/wordprocessingInk" xmlns:wne="http://schemas.microsoft.com/office/word/2006/wordml" xmlns:wps="http://schemas.microsoft.com/office/word/2010/wordprocessingShape" mc:Ignorable="w14 w15 wp14">
+<w:footnotes xmlns:wpc="http://schemas.microsoft.com/office/word/2010/wordprocessingCanvas" xmlns:cx="http://schemas.microsoft.com/office/drawing/2014/chartex" xmlns:cx1="http://schemas.microsoft.com/office/drawing/2015/9/8/chartex" xmlns:cx2="http://schemas.microsoft.com/office/drawing/2015/10/21/chartex" xmlns:cx3="http://schemas.microsoft.com/office/drawing/2016/5/9/chartex" xmlns:cx4="http://schemas.microsoft.com/office/drawing/2016/5/10/chartex" xmlns:cx5="http://schemas.microsoft.com/office/drawing/2016/5/11/chartex" xmlns:cx6="http://schemas.microsoft.com/office/drawing/2016/5/12/chartex" xmlns:cx7="http://schemas.microsoft.com/office/drawing/2016/5/13/chartex" xmlns:cx8="http://schemas.microsoft.com/office/drawing/2016/5/14/chartex" xmlns:mc="http://schemas.openxmlformats.org/markup-compatibility/2006" xmlns:aink="http://schemas.microsoft.com/office/drawing/2016/ink" xmlns:am3d="http://schemas.microsoft.com/office/drawing/2017/model3d" xmlns:o="urn:schemas-microsoft-com:office:office" xmlns:oel="http://schemas.microsoft.com/office/2019/extlst" xmlns:r="http://schemas.openxmlformats.org/officeDocument/2006/relationships" xmlns:m="http://schemas.openxmlformats.org/officeDocument/2006/math" xmlns:v="urn:schemas-microsoft-com:vml" xmlns:wp14="http://schemas.microsoft.com/office/word/2010/wordprocessingDrawing" xmlns:wp="http://schemas.openxmlformats.org/drawingml/2006/wordprocessingDrawing" xmlns:w10="urn:schemas-microsoft-com:office:word" xmlns:w="http://schemas.openxmlformats.org/wordprocessingml/2006/main" xmlns:w14="http://schemas.microsoft.com/office/word/2010/wordml" xmlns:w15="http://schemas.microsoft.com/office/word/2012/wordml" xmlns:w16cex="http://schemas.microsoft.com/office/word/2018/wordml/cex" xmlns:w16cid="http://schemas.microsoft.com/office/word/2016/wordml/cid" xmlns:w16="http://schemas.microsoft.com/office/word/2018/wordml" xmlns:w16du="http://schemas.microsoft.com/office/word/2023/wordml/word16du" xmlns:w16sdtdh="http://schemas.microsoft.com/office/word/2020/wordml/sdtdatahash" xmlns:w16sdtfl="http://schemas.microsoft.com/office/word/2024/wordml/sdtformatlock" xmlns:w16se="http://schemas.microsoft.com/office/word/2015/wordml/symex" xmlns:wpg="http://schemas.microsoft.com/office/word/2010/wordprocessingGroup" xmlns:wpi="http://schemas.microsoft.com/office/word/2010/wordprocessingInk" xmlns:wne="http://schemas.microsoft.com/office/word/2006/wordml" xmlns:wps="http://schemas.microsoft.com/office/word/2010/wordprocessingShape" mc:Ignorable="w14 w15 w16se w16cid w16 w16cex w16sdtdh w16sdtfl w16du wp14">
   <w:footnote w:type="separator" w:id="-1">
     <w:p>
-      <w:pPr>
-        <w:spacing w:after="0" w:line="240" w:lineRule="auto"/>
-      </w:pPr>
-      <w:r>
-        <w:rPr>
-          <w:rStyle w:val="FootnoteReference"/>
-        </w:rPr>
-        <w:footnoteRef/>
-      </w:r>
       <w:r>
         <w:separator/>
       </w:r>
@@ -2435,15 +2387,6 @@
   </w:footnote>
   <w:footnote w:type="continuationSeparator" w:id="0">
     <w:p>
-      <w:pPr>
-        <w:spacing w:after="0" w:line="240" w:lineRule="auto"/>
-      </w:pPr>
-      <w:r>
-        <w:rPr>
-          <w:rStyle w:val="FootnoteReference"/>
-        </w:rPr>
-        <w:footnoteRef/>
-      </w:r>
       <w:r>
         <w:continuationSeparator/>
       </w:r>
@@ -2453,49 +2396,47 @@
 </file>
 
 <file path=word/header1.xml><?xml version="1.0" encoding="utf-8"?>
-<w:hdr xmlns:wpc="http://schemas.microsoft.com/office/word/2010/wordprocessingCanvas" xmlns:mc="http://schemas.openxmlformats.org/markup-compatibility/2006" xmlns:o="urn:schemas-microsoft-com:office:office" xmlns:r="http://schemas.openxmlformats.org/officeDocument/2006/relationships" xmlns:m="http://schemas.openxmlformats.org/officeDocument/2006/math" xmlns:v="urn:schemas-microsoft-com:vml" xmlns:wp14="http://schemas.microsoft.com/office/word/2010/wordprocessingDrawing" xmlns:wp="http://schemas.openxmlformats.org/drawingml/2006/wordprocessingDrawing" xmlns:w10="urn:schemas-microsoft-com:office:word" xmlns:w="http://schemas.openxmlformats.org/wordprocessingml/2006/main" xmlns:w14="http://schemas.microsoft.com/office/word/2010/wordml" xmlns:w15="http://schemas.microsoft.com/office/word/2012/wordml" xmlns:wpg="http://schemas.microsoft.com/office/word/2010/wordprocessingGroup" xmlns:wpi="http://schemas.microsoft.com/office/word/2010/wordprocessingInk" xmlns:wne="http://schemas.microsoft.com/office/word/2006/wordml" xmlns:wps="http://schemas.microsoft.com/office/word/2010/wordprocessingShape" xmlns:cx="http://schemas.microsoft.com/office/drawing/2014/chartex" xmlns:cx1="http://schemas.microsoft.com/office/drawing/2015/9/8/chartex" xmlns:cx2="http://schemas.microsoft.com/office/drawing/2015/10/21/chartex" xmlns:cx3="http://schemas.microsoft.com/office/drawing/2016/5/9/chartex" xmlns:cx4="http://schemas.microsoft.com/office/drawing/2016/5/10/chartex" xmlns:cx5="http://schemas.microsoft.com/office/drawing/2016/5/11/chartex" xmlns:cx6="http://schemas.microsoft.com/office/drawing/2016/5/12/chartex" xmlns:cx7="http://schemas.microsoft.com/office/drawing/2016/5/13/chartex" xmlns:cx8="http://schemas.microsoft.com/office/drawing/2016/5/14/chartex" xmlns:w16cid="http://schemas.microsoft.com/office/word/2016/wordml/cid" xmlns:w16se="http://schemas.microsoft.com/office/word/2015/wordml/symex">
+<w:hdr xmlns:wpc="http://schemas.microsoft.com/office/word/2010/wordprocessingCanvas" xmlns:cx="http://schemas.microsoft.com/office/drawing/2014/chartex" xmlns:cx1="http://schemas.microsoft.com/office/drawing/2015/9/8/chartex" xmlns:cx2="http://schemas.microsoft.com/office/drawing/2015/10/21/chartex" xmlns:cx3="http://schemas.microsoft.com/office/drawing/2016/5/9/chartex" xmlns:cx4="http://schemas.microsoft.com/office/drawing/2016/5/10/chartex" xmlns:cx5="http://schemas.microsoft.com/office/drawing/2016/5/11/chartex" xmlns:cx6="http://schemas.microsoft.com/office/drawing/2016/5/12/chartex" xmlns:cx7="http://schemas.microsoft.com/office/drawing/2016/5/13/chartex" xmlns:cx8="http://schemas.microsoft.com/office/drawing/2016/5/14/chartex" xmlns:mc="http://schemas.openxmlformats.org/markup-compatibility/2006" xmlns:aink="http://schemas.microsoft.com/office/drawing/2016/ink" xmlns:am3d="http://schemas.microsoft.com/office/drawing/2017/model3d" xmlns:o="urn:schemas-microsoft-com:office:office" xmlns:oel="http://schemas.microsoft.com/office/2019/extlst" xmlns:r="http://schemas.openxmlformats.org/officeDocument/2006/relationships" xmlns:m="http://schemas.openxmlformats.org/officeDocument/2006/math" xmlns:v="urn:schemas-microsoft-com:vml" xmlns:wp14="http://schemas.microsoft.com/office/word/2010/wordprocessingDrawing" xmlns:wp="http://schemas.openxmlformats.org/drawingml/2006/wordprocessingDrawing" xmlns:w10="urn:schemas-microsoft-com:office:word" xmlns:w="http://schemas.openxmlformats.org/wordprocessingml/2006/main" xmlns:w14="http://schemas.microsoft.com/office/word/2010/wordml" xmlns:w15="http://schemas.microsoft.com/office/word/2012/wordml" xmlns:w16cex="http://schemas.microsoft.com/office/word/2018/wordml/cex" xmlns:w16cid="http://schemas.microsoft.com/office/word/2016/wordml/cid" xmlns:w16="http://schemas.microsoft.com/office/word/2018/wordml" xmlns:w16du="http://schemas.microsoft.com/office/word/2023/wordml/word16du" xmlns:w16sdtdh="http://schemas.microsoft.com/office/word/2020/wordml/sdtdatahash" xmlns:w16sdtfl="http://schemas.microsoft.com/office/word/2024/wordml/sdtformatlock" xmlns:w16se="http://schemas.microsoft.com/office/word/2015/wordml/symex" xmlns:wpg="http://schemas.microsoft.com/office/word/2010/wordprocessingGroup" xmlns:wpi="http://schemas.microsoft.com/office/word/2010/wordprocessingInk" xmlns:wne="http://schemas.microsoft.com/office/word/2006/wordml" xmlns:wps="http://schemas.microsoft.com/office/word/2010/wordprocessingShape" mc:Ignorable="w14 w15 w16se w16cid w16 w16cex w16sdtdh w16sdtfl w16du wp14">
   <w:p>
     <w:pPr>
       <w:pBdr>
-        <w:bottom w:val="single" w:color="2E74B5" w:sz="6" w:space="1"/>
+        <w:bottom w:val="single" w:sz="6" w:space="1" w:color="2E74B5"/>
       </w:pBdr>
-      <w:spacing w:after="0"/>
     </w:pPr>
     <w:r>
       <w:rPr>
-        <w:rFonts w:ascii="Malgun Gothic" w:cs="Malgun Gothic" w:eastAsia="Malgun Gothic" w:hAnsi="Malgun Gothic"/>
         <w:color w:val="1F3864"/>
         <w:sz w:val="18"/>
         <w:szCs w:val="18"/>
       </w:rPr>
-      <w:t xml:space="preserve">생각의 삶 — 1주차: 마음의 변화 — 4차원의 영성이란 무엇인가</w:t>
+      <w:t>생각의 삶 — 1주차: 마음의 변화 — 4차원의 영성이란 무엇인가</w:t>
     </w:r>
     <w:r>
       <w:rPr>
-        <w:rFonts w:ascii="Malgun Gothic" w:cs="Malgun Gothic" w:eastAsia="Malgun Gothic" w:hAnsi="Malgun Gothic"/>
         <w:sz w:val="18"/>
         <w:szCs w:val="18"/>
       </w:rPr>
-      <w:t xml:space="preserve">	</w:t>
+      <w:tab/>
     </w:r>
     <w:r>
       <w:rPr>
-        <w:rFonts w:ascii="Malgun Gothic" w:cs="Malgun Gothic" w:eastAsia="Malgun Gothic" w:hAnsi="Malgun Gothic"/>
         <w:color w:val="888888"/>
         <w:sz w:val="18"/>
         <w:szCs w:val="18"/>
       </w:rPr>
-      <w:t xml:space="preserve">V1-1</w:t>
+      <w:t>V1-1</w:t>
     </w:r>
   </w:p>
 </w:hdr>
 </file>
 
 <file path=word/numbering.xml><?xml version="1.0" encoding="utf-8"?>
-<w:numbering xmlns:wpc="http://schemas.microsoft.com/office/word/2010/wordprocessingCanvas" xmlns:mc="http://schemas.openxmlformats.org/markup-compatibility/2006" xmlns:o="urn:schemas-microsoft-com:office:office" xmlns:r="http://schemas.openxmlformats.org/officeDocument/2006/relationships" xmlns:m="http://schemas.openxmlformats.org/officeDocument/2006/math" xmlns:v="urn:schemas-microsoft-com:vml" xmlns:wp14="http://schemas.microsoft.com/office/word/2010/wordprocessingDrawing" xmlns:wp="http://schemas.openxmlformats.org/drawingml/2006/wordprocessingDrawing" xmlns:w10="urn:schemas-microsoft-com:office:word" xmlns:w="http://schemas.openxmlformats.org/wordprocessingml/2006/main" xmlns:w14="http://schemas.microsoft.com/office/word/2010/wordml" xmlns:w15="http://schemas.microsoft.com/office/word/2012/wordml" xmlns:wpg="http://schemas.microsoft.com/office/word/2010/wordprocessingGroup" xmlns:wpi="http://schemas.microsoft.com/office/word/2010/wordprocessingInk" xmlns:wne="http://schemas.microsoft.com/office/word/2006/wordml" xmlns:wps="http://schemas.microsoft.com/office/word/2010/wordprocessingShape" mc:Ignorable="w14 w15 wp14">
-  <w:abstractNum w:abstractNumId="1" w15:restartNumberingAfterBreak="0">
+<w:numbering xmlns:wpc="http://schemas.microsoft.com/office/word/2010/wordprocessingCanvas" xmlns:cx="http://schemas.microsoft.com/office/drawing/2014/chartex" xmlns:cx1="http://schemas.microsoft.com/office/drawing/2015/9/8/chartex" xmlns:cx2="http://schemas.microsoft.com/office/drawing/2015/10/21/chartex" xmlns:cx3="http://schemas.microsoft.com/office/drawing/2016/5/9/chartex" xmlns:cx4="http://schemas.microsoft.com/office/drawing/2016/5/10/chartex" xmlns:cx5="http://schemas.microsoft.com/office/drawing/2016/5/11/chartex" xmlns:cx6="http://schemas.microsoft.com/office/drawing/2016/5/12/chartex" xmlns:cx7="http://schemas.microsoft.com/office/drawing/2016/5/13/chartex" xmlns:cx8="http://schemas.microsoft.com/office/drawing/2016/5/14/chartex" xmlns:mc="http://schemas.openxmlformats.org/markup-compatibility/2006" xmlns:aink="http://schemas.microsoft.com/office/drawing/2016/ink" xmlns:am3d="http://schemas.microsoft.com/office/drawing/2017/model3d" xmlns:o="urn:schemas-microsoft-com:office:office" xmlns:oel="http://schemas.microsoft.com/office/2019/extlst" xmlns:r="http://schemas.openxmlformats.org/officeDocument/2006/relationships" xmlns:m="http://schemas.openxmlformats.org/officeDocument/2006/math" xmlns:v="urn:schemas-microsoft-com:vml" xmlns:wp14="http://schemas.microsoft.com/office/word/2010/wordprocessingDrawing" xmlns:wp="http://schemas.openxmlformats.org/drawingml/2006/wordprocessingDrawing" xmlns:w10="urn:schemas-microsoft-com:office:word" xmlns:w="http://schemas.openxmlformats.org/wordprocessingml/2006/main" xmlns:w14="http://schemas.microsoft.com/office/word/2010/wordml" xmlns:w15="http://schemas.microsoft.com/office/word/2012/wordml" xmlns:w16cex="http://schemas.microsoft.com/office/word/2018/wordml/cex" xmlns:w16cid="http://schemas.microsoft.com/office/word/2016/wordml/cid" xmlns:w16="http://schemas.microsoft.com/office/word/2018/wordml" xmlns:w16du="http://schemas.microsoft.com/office/word/2023/wordml/word16du" xmlns:w16sdtdh="http://schemas.microsoft.com/office/word/2020/wordml/sdtdatahash" xmlns:w16sdtfl="http://schemas.microsoft.com/office/word/2024/wordml/sdtformatlock" xmlns:w16se="http://schemas.microsoft.com/office/word/2015/wordml/symex" xmlns:wpg="http://schemas.microsoft.com/office/word/2010/wordprocessingGroup" xmlns:wpi="http://schemas.microsoft.com/office/word/2010/wordprocessingInk" xmlns:wne="http://schemas.microsoft.com/office/word/2006/wordml" xmlns:wps="http://schemas.microsoft.com/office/word/2010/wordprocessingShape" mc:Ignorable="w14 w15 w16se w16cid w16 w16cex w16sdtdh w16sdtfl w16du wp14">
+  <w:abstractNum w:abstractNumId="0" w15:restartNumberingAfterBreak="0">
+    <w:nsid w:val="2FFA3C13"/>
     <w:multiLevelType w:val="hybridMultilevel"/>
-    <w:lvl w:ilvl="0" w15:tentative="1">
+    <w:tmpl w:val="C99E254C"/>
+    <w:lvl w:ilvl="0" w:tplc="25E6361C">
       <w:start w:val="1"/>
       <w:numFmt w:val="bullet"/>
       <w:lvlText w:val="●"/>
@@ -2504,7 +2445,7 @@
         <w:ind w:left="720" w:hanging="360"/>
       </w:pPr>
     </w:lvl>
-    <w:lvl w:ilvl="1" w15:tentative="1">
+    <w:lvl w:ilvl="1" w:tplc="1930A2D8">
       <w:start w:val="1"/>
       <w:numFmt w:val="bullet"/>
       <w:lvlText w:val="○"/>
@@ -2513,7 +2454,7 @@
         <w:ind w:left="1440" w:hanging="360"/>
       </w:pPr>
     </w:lvl>
-    <w:lvl w:ilvl="2" w15:tentative="1">
+    <w:lvl w:ilvl="2" w:tplc="E0FCA522">
       <w:start w:val="1"/>
       <w:numFmt w:val="bullet"/>
       <w:lvlText w:val="■"/>
@@ -2522,7 +2463,7 @@
         <w:ind w:left="2160" w:hanging="360"/>
       </w:pPr>
     </w:lvl>
-    <w:lvl w:ilvl="3" w15:tentative="1">
+    <w:lvl w:ilvl="3" w:tplc="7FC4F97A">
       <w:start w:val="1"/>
       <w:numFmt w:val="bullet"/>
       <w:lvlText w:val="●"/>
@@ -2531,7 +2472,7 @@
         <w:ind w:left="2880" w:hanging="360"/>
       </w:pPr>
     </w:lvl>
-    <w:lvl w:ilvl="4" w15:tentative="1">
+    <w:lvl w:ilvl="4" w:tplc="66BE14A2">
       <w:start w:val="1"/>
       <w:numFmt w:val="bullet"/>
       <w:lvlText w:val="○"/>
@@ -2540,7 +2481,7 @@
         <w:ind w:left="3600" w:hanging="360"/>
       </w:pPr>
     </w:lvl>
-    <w:lvl w:ilvl="5" w15:tentative="1">
+    <w:lvl w:ilvl="5" w:tplc="F8C66BD8">
       <w:start w:val="1"/>
       <w:numFmt w:val="bullet"/>
       <w:lvlText w:val="■"/>
@@ -2549,7 +2490,7 @@
         <w:ind w:left="4320" w:hanging="360"/>
       </w:pPr>
     </w:lvl>
-    <w:lvl w:ilvl="6" w15:tentative="1">
+    <w:lvl w:ilvl="6" w:tplc="95660412">
       <w:start w:val="1"/>
       <w:numFmt w:val="bullet"/>
       <w:lvlText w:val="●"/>
@@ -2558,7 +2499,7 @@
         <w:ind w:left="5040" w:hanging="360"/>
       </w:pPr>
     </w:lvl>
-    <w:lvl w:ilvl="7" w15:tentative="1">
+    <w:lvl w:ilvl="7" w:tplc="60E6BE98">
       <w:start w:val="1"/>
       <w:numFmt w:val="bullet"/>
       <w:lvlText w:val="●"/>
@@ -2567,7 +2508,7 @@
         <w:ind w:left="5760" w:hanging="360"/>
       </w:pPr>
     </w:lvl>
-    <w:lvl w:ilvl="8" w15:tentative="1">
+    <w:lvl w:ilvl="8" w:tplc="441A2E58">
       <w:start w:val="1"/>
       <w:numFmt w:val="bullet"/>
       <w:lvlText w:val="●"/>
@@ -2577,8 +2518,8 @@
       </w:pPr>
     </w:lvl>
   </w:abstractNum>
-  <w:num w:numId="1">
-    <w:abstractNumId w:val="1"/>
+  <w:num w:numId="1" w16cid:durableId="1952545835">
+    <w:abstractNumId w:val="0"/>
     <w:lvlOverride w:ilvl="0">
       <w:startOverride w:val="1"/>
     </w:lvlOverride>
@@ -2587,107 +2528,540 @@
 </file>
 
 <file path=word/styles.xml><?xml version="1.0" encoding="utf-8"?>
-<w:styles xmlns:mc="http://schemas.openxmlformats.org/markup-compatibility/2006" xmlns:r="http://schemas.openxmlformats.org/officeDocument/2006/relationships" xmlns:w="http://schemas.openxmlformats.org/wordprocessingml/2006/main" xmlns:w14="http://schemas.microsoft.com/office/word/2010/wordml" xmlns:w15="http://schemas.microsoft.com/office/word/2012/wordml" mc:Ignorable="w14 w15">
+<w:styles xmlns:mc="http://schemas.openxmlformats.org/markup-compatibility/2006" xmlns:r="http://schemas.openxmlformats.org/officeDocument/2006/relationships" xmlns:w="http://schemas.openxmlformats.org/wordprocessingml/2006/main" xmlns:w14="http://schemas.microsoft.com/office/word/2010/wordml" xmlns:w15="http://schemas.microsoft.com/office/word/2012/wordml" xmlns:w16cex="http://schemas.microsoft.com/office/word/2018/wordml/cex" xmlns:w16cid="http://schemas.microsoft.com/office/word/2016/wordml/cid" xmlns:w16="http://schemas.microsoft.com/office/word/2018/wordml" xmlns:w16du="http://schemas.microsoft.com/office/word/2023/wordml/word16du" xmlns:w16sdtdh="http://schemas.microsoft.com/office/word/2020/wordml/sdtdatahash" xmlns:w16sdtfl="http://schemas.microsoft.com/office/word/2024/wordml/sdtformatlock" xmlns:w16se="http://schemas.microsoft.com/office/word/2015/wordml/symex" mc:Ignorable="w14 w15 w16se w16cid w16 w16cex w16sdtdh w16sdtfl w16du">
   <w:docDefaults>
     <w:rPrDefault>
       <w:rPr>
-        <w:rFonts w:ascii="Malgun Gothic" w:cs="Malgun Gothic" w:eastAsia="Malgun Gothic" w:hAnsi="Malgun Gothic"/>
+        <w:rFonts w:ascii="맑은 고딕" w:eastAsia="맑은 고딕" w:hAnsi="맑은 고딕" w:cs="맑은 고딕"/>
         <w:sz w:val="22"/>
         <w:szCs w:val="22"/>
+        <w:lang w:val="en-US" w:eastAsia="ko-KR" w:bidi="ar-SA"/>
       </w:rPr>
     </w:rPrDefault>
     <w:pPrDefault/>
   </w:docDefaults>
-  <w:style w:type="paragraph" w:styleId="Title">
+  <w:latentStyles w:defLockedState="0" w:defUIPriority="99" w:defSemiHidden="0" w:defUnhideWhenUsed="0" w:defQFormat="0" w:count="376">
+    <w:lsdException w:name="Normal" w:uiPriority="0" w:qFormat="1"/>
+    <w:lsdException w:name="heading 1" w:uiPriority="9" w:qFormat="1"/>
+    <w:lsdException w:name="heading 2" w:semiHidden="1" w:uiPriority="9" w:unhideWhenUsed="1" w:qFormat="1"/>
+    <w:lsdException w:name="heading 3" w:semiHidden="1" w:uiPriority="9" w:unhideWhenUsed="1" w:qFormat="1"/>
+    <w:lsdException w:name="heading 4" w:semiHidden="1" w:uiPriority="9" w:unhideWhenUsed="1" w:qFormat="1"/>
+    <w:lsdException w:name="heading 5" w:semiHidden="1" w:uiPriority="9" w:unhideWhenUsed="1" w:qFormat="1"/>
+    <w:lsdException w:name="heading 6" w:semiHidden="1" w:uiPriority="9" w:unhideWhenUsed="1" w:qFormat="1"/>
+    <w:lsdException w:name="heading 7" w:semiHidden="1" w:uiPriority="9" w:unhideWhenUsed="1" w:qFormat="1"/>
+    <w:lsdException w:name="heading 8" w:semiHidden="1" w:uiPriority="9" w:unhideWhenUsed="1" w:qFormat="1"/>
+    <w:lsdException w:name="heading 9" w:semiHidden="1" w:uiPriority="9" w:unhideWhenUsed="1" w:qFormat="1"/>
+    <w:lsdException w:name="index 1" w:semiHidden="1" w:unhideWhenUsed="1"/>
+    <w:lsdException w:name="index 2" w:semiHidden="1" w:unhideWhenUsed="1"/>
+    <w:lsdException w:name="index 3" w:semiHidden="1" w:unhideWhenUsed="1"/>
+    <w:lsdException w:name="index 4" w:semiHidden="1" w:unhideWhenUsed="1"/>
+    <w:lsdException w:name="index 5" w:semiHidden="1" w:unhideWhenUsed="1"/>
+    <w:lsdException w:name="index 6" w:semiHidden="1" w:unhideWhenUsed="1"/>
+    <w:lsdException w:name="index 7" w:semiHidden="1" w:unhideWhenUsed="1"/>
+    <w:lsdException w:name="index 8" w:semiHidden="1" w:unhideWhenUsed="1"/>
+    <w:lsdException w:name="index 9" w:semiHidden="1" w:unhideWhenUsed="1"/>
+    <w:lsdException w:name="toc 1" w:semiHidden="1" w:uiPriority="39" w:unhideWhenUsed="1"/>
+    <w:lsdException w:name="toc 2" w:semiHidden="1" w:uiPriority="39" w:unhideWhenUsed="1"/>
+    <w:lsdException w:name="toc 3" w:semiHidden="1" w:uiPriority="39" w:unhideWhenUsed="1"/>
+    <w:lsdException w:name="toc 4" w:semiHidden="1" w:uiPriority="39" w:unhideWhenUsed="1"/>
+    <w:lsdException w:name="toc 5" w:semiHidden="1" w:uiPriority="39" w:unhideWhenUsed="1"/>
+    <w:lsdException w:name="toc 6" w:semiHidden="1" w:uiPriority="39" w:unhideWhenUsed="1"/>
+    <w:lsdException w:name="toc 7" w:semiHidden="1" w:uiPriority="39" w:unhideWhenUsed="1"/>
+    <w:lsdException w:name="toc 8" w:semiHidden="1" w:uiPriority="39" w:unhideWhenUsed="1"/>
+    <w:lsdException w:name="toc 9" w:semiHidden="1" w:uiPriority="39" w:unhideWhenUsed="1"/>
+    <w:lsdException w:name="Normal Indent" w:semiHidden="1" w:unhideWhenUsed="1"/>
+    <w:lsdException w:name="footnote text" w:semiHidden="1" w:unhideWhenUsed="1"/>
+    <w:lsdException w:name="annotation text" w:semiHidden="1" w:unhideWhenUsed="1"/>
+    <w:lsdException w:name="header" w:semiHidden="1" w:unhideWhenUsed="1"/>
+    <w:lsdException w:name="footer" w:semiHidden="1" w:unhideWhenUsed="1"/>
+    <w:lsdException w:name="index heading" w:semiHidden="1" w:unhideWhenUsed="1"/>
+    <w:lsdException w:name="caption" w:semiHidden="1" w:uiPriority="35" w:unhideWhenUsed="1" w:qFormat="1"/>
+    <w:lsdException w:name="table of figures" w:semiHidden="1" w:unhideWhenUsed="1"/>
+    <w:lsdException w:name="envelope address" w:semiHidden="1" w:unhideWhenUsed="1"/>
+    <w:lsdException w:name="envelope return" w:semiHidden="1" w:unhideWhenUsed="1"/>
+    <w:lsdException w:name="footnote reference" w:semiHidden="1" w:unhideWhenUsed="1"/>
+    <w:lsdException w:name="annotation reference" w:semiHidden="1" w:unhideWhenUsed="1"/>
+    <w:lsdException w:name="line number" w:semiHidden="1" w:unhideWhenUsed="1"/>
+    <w:lsdException w:name="page number" w:semiHidden="1" w:unhideWhenUsed="1"/>
+    <w:lsdException w:name="endnote reference" w:semiHidden="1" w:unhideWhenUsed="1"/>
+    <w:lsdException w:name="endnote text" w:semiHidden="1" w:unhideWhenUsed="1"/>
+    <w:lsdException w:name="table of authorities" w:semiHidden="1" w:unhideWhenUsed="1"/>
+    <w:lsdException w:name="macro" w:semiHidden="1" w:unhideWhenUsed="1"/>
+    <w:lsdException w:name="toa heading" w:semiHidden="1" w:unhideWhenUsed="1"/>
+    <w:lsdException w:name="List" w:semiHidden="1" w:unhideWhenUsed="1"/>
+    <w:lsdException w:name="List Bullet" w:semiHidden="1" w:unhideWhenUsed="1"/>
+    <w:lsdException w:name="List Number" w:semiHidden="1" w:unhideWhenUsed="1"/>
+    <w:lsdException w:name="List 2" w:semiHidden="1" w:unhideWhenUsed="1"/>
+    <w:lsdException w:name="List 3" w:semiHidden="1" w:unhideWhenUsed="1"/>
+    <w:lsdException w:name="List 4" w:semiHidden="1" w:unhideWhenUsed="1"/>
+    <w:lsdException w:name="List 5" w:semiHidden="1" w:unhideWhenUsed="1"/>
+    <w:lsdException w:name="List Bullet 2" w:semiHidden="1" w:unhideWhenUsed="1"/>
+    <w:lsdException w:name="List Bullet 3" w:semiHidden="1" w:unhideWhenUsed="1"/>
+    <w:lsdException w:name="List Bullet 4" w:semiHidden="1" w:unhideWhenUsed="1"/>
+    <w:lsdException w:name="List Bullet 5" w:semiHidden="1" w:unhideWhenUsed="1"/>
+    <w:lsdException w:name="List Number 2" w:semiHidden="1" w:unhideWhenUsed="1"/>
+    <w:lsdException w:name="List Number 3" w:semiHidden="1" w:unhideWhenUsed="1"/>
+    <w:lsdException w:name="List Number 4" w:semiHidden="1" w:unhideWhenUsed="1"/>
+    <w:lsdException w:name="List Number 5" w:semiHidden="1" w:unhideWhenUsed="1"/>
+    <w:lsdException w:name="Title" w:uiPriority="10" w:qFormat="1"/>
+    <w:lsdException w:name="Closing" w:semiHidden="1" w:unhideWhenUsed="1"/>
+    <w:lsdException w:name="Signature" w:semiHidden="1" w:unhideWhenUsed="1"/>
+    <w:lsdException w:name="Default Paragraph Font" w:semiHidden="1" w:uiPriority="1" w:unhideWhenUsed="1"/>
+    <w:lsdException w:name="Body Text" w:semiHidden="1" w:unhideWhenUsed="1"/>
+    <w:lsdException w:name="Body Text Indent" w:semiHidden="1" w:unhideWhenUsed="1"/>
+    <w:lsdException w:name="List Continue" w:semiHidden="1" w:unhideWhenUsed="1"/>
+    <w:lsdException w:name="List Continue 2" w:semiHidden="1" w:unhideWhenUsed="1"/>
+    <w:lsdException w:name="List Continue 3" w:semiHidden="1" w:unhideWhenUsed="1"/>
+    <w:lsdException w:name="List Continue 4" w:semiHidden="1" w:unhideWhenUsed="1"/>
+    <w:lsdException w:name="List Continue 5" w:semiHidden="1" w:unhideWhenUsed="1"/>
+    <w:lsdException w:name="Message Header" w:semiHidden="1" w:unhideWhenUsed="1"/>
+    <w:lsdException w:name="Subtitle" w:uiPriority="11" w:qFormat="1"/>
+    <w:lsdException w:name="Salutation" w:semiHidden="1" w:unhideWhenUsed="1"/>
+    <w:lsdException w:name="Date" w:semiHidden="1" w:unhideWhenUsed="1"/>
+    <w:lsdException w:name="Body Text First Indent" w:semiHidden="1" w:unhideWhenUsed="1"/>
+    <w:lsdException w:name="Body Text First Indent 2" w:semiHidden="1" w:unhideWhenUsed="1"/>
+    <w:lsdException w:name="Note Heading" w:semiHidden="1" w:unhideWhenUsed="1"/>
+    <w:lsdException w:name="Body Text 2" w:semiHidden="1" w:unhideWhenUsed="1"/>
+    <w:lsdException w:name="Body Text 3" w:semiHidden="1" w:unhideWhenUsed="1"/>
+    <w:lsdException w:name="Body Text Indent 2" w:semiHidden="1" w:unhideWhenUsed="1"/>
+    <w:lsdException w:name="Body Text Indent 3" w:semiHidden="1" w:unhideWhenUsed="1"/>
+    <w:lsdException w:name="Block Text" w:semiHidden="1" w:unhideWhenUsed="1"/>
+    <w:lsdException w:name="Hyperlink" w:semiHidden="1" w:unhideWhenUsed="1"/>
+    <w:lsdException w:name="FollowedHyperlink" w:semiHidden="1" w:unhideWhenUsed="1"/>
+    <w:lsdException w:name="Strong" w:uiPriority="22" w:qFormat="1"/>
+    <w:lsdException w:name="Emphasis" w:uiPriority="20" w:qFormat="1"/>
+    <w:lsdException w:name="Document Map" w:semiHidden="1" w:unhideWhenUsed="1"/>
+    <w:lsdException w:name="Plain Text" w:semiHidden="1" w:unhideWhenUsed="1"/>
+    <w:lsdException w:name="E-mail Signature" w:semiHidden="1" w:unhideWhenUsed="1"/>
+    <w:lsdException w:name="HTML Top of Form" w:semiHidden="1" w:unhideWhenUsed="1"/>
+    <w:lsdException w:name="HTML Bottom of Form" w:semiHidden="1" w:unhideWhenUsed="1"/>
+    <w:lsdException w:name="Normal (Web)" w:semiHidden="1" w:unhideWhenUsed="1"/>
+    <w:lsdException w:name="HTML Acronym" w:semiHidden="1" w:unhideWhenUsed="1"/>
+    <w:lsdException w:name="HTML Address" w:semiHidden="1" w:unhideWhenUsed="1"/>
+    <w:lsdException w:name="HTML Cite" w:semiHidden="1" w:unhideWhenUsed="1"/>
+    <w:lsdException w:name="HTML Code" w:semiHidden="1" w:unhideWhenUsed="1"/>
+    <w:lsdException w:name="HTML Definition" w:semiHidden="1" w:unhideWhenUsed="1"/>
+    <w:lsdException w:name="HTML Keyboard" w:semiHidden="1" w:unhideWhenUsed="1"/>
+    <w:lsdException w:name="HTML Preformatted" w:semiHidden="1" w:unhideWhenUsed="1"/>
+    <w:lsdException w:name="HTML Sample" w:semiHidden="1" w:unhideWhenUsed="1"/>
+    <w:lsdException w:name="HTML Typewriter" w:semiHidden="1" w:unhideWhenUsed="1"/>
+    <w:lsdException w:name="HTML Variable" w:semiHidden="1" w:unhideWhenUsed="1"/>
+    <w:lsdException w:name="Normal Table" w:semiHidden="1" w:unhideWhenUsed="1"/>
+    <w:lsdException w:name="annotation subject" w:semiHidden="1" w:unhideWhenUsed="1"/>
+    <w:lsdException w:name="No List" w:semiHidden="1" w:unhideWhenUsed="1"/>
+    <w:lsdException w:name="Outline List 1" w:semiHidden="1" w:unhideWhenUsed="1"/>
+    <w:lsdException w:name="Outline List 2" w:semiHidden="1" w:unhideWhenUsed="1"/>
+    <w:lsdException w:name="Outline List 3" w:semiHidden="1" w:unhideWhenUsed="1"/>
+    <w:lsdException w:name="Table Simple 1" w:semiHidden="1" w:unhideWhenUsed="1"/>
+    <w:lsdException w:name="Table Simple 2" w:semiHidden="1" w:unhideWhenUsed="1"/>
+    <w:lsdException w:name="Table Simple 3" w:semiHidden="1" w:unhideWhenUsed="1"/>
+    <w:lsdException w:name="Table Classic 1" w:semiHidden="1" w:unhideWhenUsed="1"/>
+    <w:lsdException w:name="Table Classic 2" w:semiHidden="1" w:unhideWhenUsed="1"/>
+    <w:lsdException w:name="Table Classic 3" w:semiHidden="1" w:unhideWhenUsed="1"/>
+    <w:lsdException w:name="Table Classic 4" w:semiHidden="1" w:unhideWhenUsed="1"/>
+    <w:lsdException w:name="Table Colorful 1" w:semiHidden="1" w:unhideWhenUsed="1"/>
+    <w:lsdException w:name="Table Colorful 2" w:semiHidden="1" w:unhideWhenUsed="1"/>
+    <w:lsdException w:name="Table Colorful 3" w:semiHidden="1" w:unhideWhenUsed="1"/>
+    <w:lsdException w:name="Table Columns 1" w:semiHidden="1" w:unhideWhenUsed="1"/>
+    <w:lsdException w:name="Table Columns 2" w:semiHidden="1" w:unhideWhenUsed="1"/>
+    <w:lsdException w:name="Table Columns 3" w:semiHidden="1" w:unhideWhenUsed="1"/>
+    <w:lsdException w:name="Table Columns 4" w:semiHidden="1" w:unhideWhenUsed="1"/>
+    <w:lsdException w:name="Table Columns 5" w:semiHidden="1" w:unhideWhenUsed="1"/>
+    <w:lsdException w:name="Table Grid 1" w:semiHidden="1" w:unhideWhenUsed="1"/>
+    <w:lsdException w:name="Table Grid 2" w:semiHidden="1" w:unhideWhenUsed="1"/>
+    <w:lsdException w:name="Table Grid 3" w:semiHidden="1" w:unhideWhenUsed="1"/>
+    <w:lsdException w:name="Table Grid 4" w:semiHidden="1" w:unhideWhenUsed="1"/>
+    <w:lsdException w:name="Table Grid 5" w:semiHidden="1" w:unhideWhenUsed="1"/>
+    <w:lsdException w:name="Table Grid 6" w:semiHidden="1" w:unhideWhenUsed="1"/>
+    <w:lsdException w:name="Table Grid 7" w:semiHidden="1" w:unhideWhenUsed="1"/>
+    <w:lsdException w:name="Table Grid 8" w:semiHidden="1" w:unhideWhenUsed="1"/>
+    <w:lsdException w:name="Table List 1" w:semiHidden="1" w:unhideWhenUsed="1"/>
+    <w:lsdException w:name="Table List 2" w:semiHidden="1" w:unhideWhenUsed="1"/>
+    <w:lsdException w:name="Table List 3" w:semiHidden="1" w:unhideWhenUsed="1"/>
+    <w:lsdException w:name="Table List 4" w:semiHidden="1" w:unhideWhenUsed="1"/>
+    <w:lsdException w:name="Table List 5" w:semiHidden="1" w:unhideWhenUsed="1"/>
+    <w:lsdException w:name="Table List 6" w:semiHidden="1" w:unhideWhenUsed="1"/>
+    <w:lsdException w:name="Table List 7" w:semiHidden="1" w:unhideWhenUsed="1"/>
+    <w:lsdException w:name="Table List 8" w:semiHidden="1" w:unhideWhenUsed="1"/>
+    <w:lsdException w:name="Table 3D effects 1" w:semiHidden="1" w:unhideWhenUsed="1"/>
+    <w:lsdException w:name="Table 3D effects 2" w:semiHidden="1" w:unhideWhenUsed="1"/>
+    <w:lsdException w:name="Table 3D effects 3" w:semiHidden="1" w:unhideWhenUsed="1"/>
+    <w:lsdException w:name="Table Contemporary" w:semiHidden="1" w:unhideWhenUsed="1"/>
+    <w:lsdException w:name="Table Elegant" w:semiHidden="1" w:unhideWhenUsed="1"/>
+    <w:lsdException w:name="Table Professional" w:semiHidden="1" w:unhideWhenUsed="1"/>
+    <w:lsdException w:name="Table Subtle 1" w:semiHidden="1" w:unhideWhenUsed="1"/>
+    <w:lsdException w:name="Table Subtle 2" w:semiHidden="1" w:unhideWhenUsed="1"/>
+    <w:lsdException w:name="Table Web 1" w:semiHidden="1" w:unhideWhenUsed="1"/>
+    <w:lsdException w:name="Table Web 2" w:semiHidden="1" w:unhideWhenUsed="1"/>
+    <w:lsdException w:name="Table Web 3" w:semiHidden="1" w:unhideWhenUsed="1"/>
+    <w:lsdException w:name="Balloon Text" w:semiHidden="1" w:unhideWhenUsed="1"/>
+    <w:lsdException w:name="Table Grid" w:uiPriority="39"/>
+    <w:lsdException w:name="Table Theme" w:semiHidden="1" w:unhideWhenUsed="1"/>
+    <w:lsdException w:name="Placeholder Text" w:semiHidden="1"/>
+    <w:lsdException w:name="No Spacing" w:uiPriority="1" w:qFormat="1"/>
+    <w:lsdException w:name="Light Shading" w:uiPriority="60"/>
+    <w:lsdException w:name="Light List" w:uiPriority="61"/>
+    <w:lsdException w:name="Light Grid" w:uiPriority="62"/>
+    <w:lsdException w:name="Medium Shading 1" w:uiPriority="63"/>
+    <w:lsdException w:name="Medium Shading 2" w:uiPriority="64"/>
+    <w:lsdException w:name="Medium List 1" w:uiPriority="65"/>
+    <w:lsdException w:name="Medium List 2" w:uiPriority="66"/>
+    <w:lsdException w:name="Medium Grid 1" w:uiPriority="67"/>
+    <w:lsdException w:name="Medium Grid 2" w:uiPriority="68"/>
+    <w:lsdException w:name="Medium Grid 3" w:uiPriority="69"/>
+    <w:lsdException w:name="Dark List" w:uiPriority="70"/>
+    <w:lsdException w:name="Colorful Shading" w:uiPriority="71"/>
+    <w:lsdException w:name="Colorful List" w:uiPriority="72"/>
+    <w:lsdException w:name="Colorful Grid" w:uiPriority="73"/>
+    <w:lsdException w:name="Light Shading Accent 1" w:uiPriority="60"/>
+    <w:lsdException w:name="Light List Accent 1" w:uiPriority="61"/>
+    <w:lsdException w:name="Light Grid Accent 1" w:uiPriority="62"/>
+    <w:lsdException w:name="Medium Shading 1 Accent 1" w:uiPriority="63"/>
+    <w:lsdException w:name="Medium Shading 2 Accent 1" w:uiPriority="64"/>
+    <w:lsdException w:name="Medium List 1 Accent 1" w:uiPriority="65"/>
+    <w:lsdException w:name="Revision" w:semiHidden="1"/>
+    <w:lsdException w:name="List Paragraph" w:uiPriority="34" w:qFormat="1"/>
+    <w:lsdException w:name="Quote" w:uiPriority="29" w:qFormat="1"/>
+    <w:lsdException w:name="Intense Quote" w:uiPriority="30" w:qFormat="1"/>
+    <w:lsdException w:name="Medium List 2 Accent 1" w:uiPriority="66"/>
+    <w:lsdException w:name="Medium Grid 1 Accent 1" w:uiPriority="67"/>
+    <w:lsdException w:name="Medium Grid 2 Accent 1" w:uiPriority="68"/>
+    <w:lsdException w:name="Medium Grid 3 Accent 1" w:uiPriority="69"/>
+    <w:lsdException w:name="Dark List Accent 1" w:uiPriority="70"/>
+    <w:lsdException w:name="Colorful Shading Accent 1" w:uiPriority="71"/>
+    <w:lsdException w:name="Colorful List Accent 1" w:uiPriority="72"/>
+    <w:lsdException w:name="Colorful Grid Accent 1" w:uiPriority="73"/>
+    <w:lsdException w:name="Light Shading Accent 2" w:uiPriority="60"/>
+    <w:lsdException w:name="Light List Accent 2" w:uiPriority="61"/>
+    <w:lsdException w:name="Light Grid Accent 2" w:uiPriority="62"/>
+    <w:lsdException w:name="Medium Shading 1 Accent 2" w:uiPriority="63"/>
+    <w:lsdException w:name="Medium Shading 2 Accent 2" w:uiPriority="64"/>
+    <w:lsdException w:name="Medium List 1 Accent 2" w:uiPriority="65"/>
+    <w:lsdException w:name="Medium List 2 Accent 2" w:uiPriority="66"/>
+    <w:lsdException w:name="Medium Grid 1 Accent 2" w:uiPriority="67"/>
+    <w:lsdException w:name="Medium Grid 2 Accent 2" w:uiPriority="68"/>
+    <w:lsdException w:name="Medium Grid 3 Accent 2" w:uiPriority="69"/>
+    <w:lsdException w:name="Dark List Accent 2" w:uiPriority="70"/>
+    <w:lsdException w:name="Colorful Shading Accent 2" w:uiPriority="71"/>
+    <w:lsdException w:name="Colorful List Accent 2" w:uiPriority="72"/>
+    <w:lsdException w:name="Colorful Grid Accent 2" w:uiPriority="73"/>
+    <w:lsdException w:name="Light Shading Accent 3" w:uiPriority="60"/>
+    <w:lsdException w:name="Light List Accent 3" w:uiPriority="61"/>
+    <w:lsdException w:name="Light Grid Accent 3" w:uiPriority="62"/>
+    <w:lsdException w:name="Medium Shading 1 Accent 3" w:uiPriority="63"/>
+    <w:lsdException w:name="Medium Shading 2 Accent 3" w:uiPriority="64"/>
+    <w:lsdException w:name="Medium List 1 Accent 3" w:uiPriority="65"/>
+    <w:lsdException w:name="Medium List 2 Accent 3" w:uiPriority="66"/>
+    <w:lsdException w:name="Medium Grid 1 Accent 3" w:uiPriority="67"/>
+    <w:lsdException w:name="Medium Grid 2 Accent 3" w:uiPriority="68"/>
+    <w:lsdException w:name="Medium Grid 3 Accent 3" w:uiPriority="69"/>
+    <w:lsdException w:name="Dark List Accent 3" w:uiPriority="70"/>
+    <w:lsdException w:name="Colorful Shading Accent 3" w:uiPriority="71"/>
+    <w:lsdException w:name="Colorful List Accent 3" w:uiPriority="72"/>
+    <w:lsdException w:name="Colorful Grid Accent 3" w:uiPriority="73"/>
+    <w:lsdException w:name="Light Shading Accent 4" w:uiPriority="60"/>
+    <w:lsdException w:name="Light List Accent 4" w:uiPriority="61"/>
+    <w:lsdException w:name="Light Grid Accent 4" w:uiPriority="62"/>
+    <w:lsdException w:name="Medium Shading 1 Accent 4" w:uiPriority="63"/>
+    <w:lsdException w:name="Medium Shading 2 Accent 4" w:uiPriority="64"/>
+    <w:lsdException w:name="Medium List 1 Accent 4" w:uiPriority="65"/>
+    <w:lsdException w:name="Medium List 2 Accent 4" w:uiPriority="66"/>
+    <w:lsdException w:name="Medium Grid 1 Accent 4" w:uiPriority="67"/>
+    <w:lsdException w:name="Medium Grid 2 Accent 4" w:uiPriority="68"/>
+    <w:lsdException w:name="Medium Grid 3 Accent 4" w:uiPriority="69"/>
+    <w:lsdException w:name="Dark List Accent 4" w:uiPriority="70"/>
+    <w:lsdException w:name="Colorful Shading Accent 4" w:uiPriority="71"/>
+    <w:lsdException w:name="Colorful List Accent 4" w:uiPriority="72"/>
+    <w:lsdException w:name="Colorful Grid Accent 4" w:uiPriority="73"/>
+    <w:lsdException w:name="Light Shading Accent 5" w:uiPriority="60"/>
+    <w:lsdException w:name="Light List Accent 5" w:uiPriority="61"/>
+    <w:lsdException w:name="Light Grid Accent 5" w:uiPriority="62"/>
+    <w:lsdException w:name="Medium Shading 1 Accent 5" w:uiPriority="63"/>
+    <w:lsdException w:name="Medium Shading 2 Accent 5" w:uiPriority="64"/>
+    <w:lsdException w:name="Medium List 1 Accent 5" w:uiPriority="65"/>
+    <w:lsdException w:name="Medium List 2 Accent 5" w:uiPriority="66"/>
+    <w:lsdException w:name="Medium Grid 1 Accent 5" w:uiPriority="67"/>
+    <w:lsdException w:name="Medium Grid 2 Accent 5" w:uiPriority="68"/>
+    <w:lsdException w:name="Medium Grid 3 Accent 5" w:uiPriority="69"/>
+    <w:lsdException w:name="Dark List Accent 5" w:uiPriority="70"/>
+    <w:lsdException w:name="Colorful Shading Accent 5" w:uiPriority="71"/>
+    <w:lsdException w:name="Colorful List Accent 5" w:uiPriority="72"/>
+    <w:lsdException w:name="Colorful Grid Accent 5" w:uiPriority="73"/>
+    <w:lsdException w:name="Light Shading Accent 6" w:uiPriority="60"/>
+    <w:lsdException w:name="Light List Accent 6" w:uiPriority="61"/>
+    <w:lsdException w:name="Light Grid Accent 6" w:uiPriority="62"/>
+    <w:lsdException w:name="Medium Shading 1 Accent 6" w:uiPriority="63"/>
+    <w:lsdException w:name="Medium Shading 2 Accent 6" w:uiPriority="64"/>
+    <w:lsdException w:name="Medium List 1 Accent 6" w:uiPriority="65"/>
+    <w:lsdException w:name="Medium List 2 Accent 6" w:uiPriority="66"/>
+    <w:lsdException w:name="Medium Grid 1 Accent 6" w:uiPriority="67"/>
+    <w:lsdException w:name="Medium Grid 2 Accent 6" w:uiPriority="68"/>
+    <w:lsdException w:name="Medium Grid 3 Accent 6" w:uiPriority="69"/>
+    <w:lsdException w:name="Dark List Accent 6" w:uiPriority="70"/>
+    <w:lsdException w:name="Colorful Shading Accent 6" w:uiPriority="71"/>
+    <w:lsdException w:name="Colorful List Accent 6" w:uiPriority="72"/>
+    <w:lsdException w:name="Colorful Grid Accent 6" w:uiPriority="73"/>
+    <w:lsdException w:name="Subtle Emphasis" w:uiPriority="19" w:qFormat="1"/>
+    <w:lsdException w:name="Intense Emphasis" w:uiPriority="21" w:qFormat="1"/>
+    <w:lsdException w:name="Subtle Reference" w:uiPriority="31" w:qFormat="1"/>
+    <w:lsdException w:name="Intense Reference" w:uiPriority="32" w:qFormat="1"/>
+    <w:lsdException w:name="Book Title" w:uiPriority="33" w:qFormat="1"/>
+    <w:lsdException w:name="Bibliography" w:semiHidden="1" w:uiPriority="37" w:unhideWhenUsed="1"/>
+    <w:lsdException w:name="TOC Heading" w:semiHidden="1" w:uiPriority="39" w:unhideWhenUsed="1" w:qFormat="1"/>
+    <w:lsdException w:name="Plain Table 1" w:uiPriority="41"/>
+    <w:lsdException w:name="Plain Table 2" w:uiPriority="42"/>
+    <w:lsdException w:name="Plain Table 3" w:uiPriority="43"/>
+    <w:lsdException w:name="Plain Table 4" w:uiPriority="44"/>
+    <w:lsdException w:name="Plain Table 5" w:uiPriority="45"/>
+    <w:lsdException w:name="Grid Table Light" w:uiPriority="40"/>
+    <w:lsdException w:name="Grid Table 1 Light" w:uiPriority="46"/>
+    <w:lsdException w:name="Grid Table 2" w:uiPriority="47"/>
+    <w:lsdException w:name="Grid Table 3" w:uiPriority="48"/>
+    <w:lsdException w:name="Grid Table 4" w:uiPriority="49"/>
+    <w:lsdException w:name="Grid Table 5 Dark" w:uiPriority="50"/>
+    <w:lsdException w:name="Grid Table 6 Colorful" w:uiPriority="51"/>
+    <w:lsdException w:name="Grid Table 7 Colorful" w:uiPriority="52"/>
+    <w:lsdException w:name="Grid Table 1 Light Accent 1" w:uiPriority="46"/>
+    <w:lsdException w:name="Grid Table 2 Accent 1" w:uiPriority="47"/>
+    <w:lsdException w:name="Grid Table 3 Accent 1" w:uiPriority="48"/>
+    <w:lsdException w:name="Grid Table 4 Accent 1" w:uiPriority="49"/>
+    <w:lsdException w:name="Grid Table 5 Dark Accent 1" w:uiPriority="50"/>
+    <w:lsdException w:name="Grid Table 6 Colorful Accent 1" w:uiPriority="51"/>
+    <w:lsdException w:name="Grid Table 7 Colorful Accent 1" w:uiPriority="52"/>
+    <w:lsdException w:name="Grid Table 1 Light Accent 2" w:uiPriority="46"/>
+    <w:lsdException w:name="Grid Table 2 Accent 2" w:uiPriority="47"/>
+    <w:lsdException w:name="Grid Table 3 Accent 2" w:uiPriority="48"/>
+    <w:lsdException w:name="Grid Table 4 Accent 2" w:uiPriority="49"/>
+    <w:lsdException w:name="Grid Table 5 Dark Accent 2" w:uiPriority="50"/>
+    <w:lsdException w:name="Grid Table 6 Colorful Accent 2" w:uiPriority="51"/>
+    <w:lsdException w:name="Grid Table 7 Colorful Accent 2" w:uiPriority="52"/>
+    <w:lsdException w:name="Grid Table 1 Light Accent 3" w:uiPriority="46"/>
+    <w:lsdException w:name="Grid Table 2 Accent 3" w:uiPriority="47"/>
+    <w:lsdException w:name="Grid Table 3 Accent 3" w:uiPriority="48"/>
+    <w:lsdException w:name="Grid Table 4 Accent 3" w:uiPriority="49"/>
+    <w:lsdException w:name="Grid Table 5 Dark Accent 3" w:uiPriority="50"/>
+    <w:lsdException w:name="Grid Table 6 Colorful Accent 3" w:uiPriority="51"/>
+    <w:lsdException w:name="Grid Table 7 Colorful Accent 3" w:uiPriority="52"/>
+    <w:lsdException w:name="Grid Table 1 Light Accent 4" w:uiPriority="46"/>
+    <w:lsdException w:name="Grid Table 2 Accent 4" w:uiPriority="47"/>
+    <w:lsdException w:name="Grid Table 3 Accent 4" w:uiPriority="48"/>
+    <w:lsdException w:name="Grid Table 4 Accent 4" w:uiPriority="49"/>
+    <w:lsdException w:name="Grid Table 5 Dark Accent 4" w:uiPriority="50"/>
+    <w:lsdException w:name="Grid Table 6 Colorful Accent 4" w:uiPriority="51"/>
+    <w:lsdException w:name="Grid Table 7 Colorful Accent 4" w:uiPriority="52"/>
+    <w:lsdException w:name="Grid Table 1 Light Accent 5" w:uiPriority="46"/>
+    <w:lsdException w:name="Grid Table 2 Accent 5" w:uiPriority="47"/>
+    <w:lsdException w:name="Grid Table 3 Accent 5" w:uiPriority="48"/>
+    <w:lsdException w:name="Grid Table 4 Accent 5" w:uiPriority="49"/>
+    <w:lsdException w:name="Grid Table 5 Dark Accent 5" w:uiPriority="50"/>
+    <w:lsdException w:name="Grid Table 6 Colorful Accent 5" w:uiPriority="51"/>
+    <w:lsdException w:name="Grid Table 7 Colorful Accent 5" w:uiPriority="52"/>
+    <w:lsdException w:name="Grid Table 1 Light Accent 6" w:uiPriority="46"/>
+    <w:lsdException w:name="Grid Table 2 Accent 6" w:uiPriority="47"/>
+    <w:lsdException w:name="Grid Table 3 Accent 6" w:uiPriority="48"/>
+    <w:lsdException w:name="Grid Table 4 Accent 6" w:uiPriority="49"/>
+    <w:lsdException w:name="Grid Table 5 Dark Accent 6" w:uiPriority="50"/>
+    <w:lsdException w:name="Grid Table 6 Colorful Accent 6" w:uiPriority="51"/>
+    <w:lsdException w:name="Grid Table 7 Colorful Accent 6" w:uiPriority="52"/>
+    <w:lsdException w:name="List Table 1 Light" w:uiPriority="46"/>
+    <w:lsdException w:name="List Table 2" w:uiPriority="47"/>
+    <w:lsdException w:name="List Table 3" w:uiPriority="48"/>
+    <w:lsdException w:name="List Table 4" w:uiPriority="49"/>
+    <w:lsdException w:name="List Table 5 Dark" w:uiPriority="50"/>
+    <w:lsdException w:name="List Table 6 Colorful" w:uiPriority="51"/>
+    <w:lsdException w:name="List Table 7 Colorful" w:uiPriority="52"/>
+    <w:lsdException w:name="List Table 1 Light Accent 1" w:uiPriority="46"/>
+    <w:lsdException w:name="List Table 2 Accent 1" w:uiPriority="47"/>
+    <w:lsdException w:name="List Table 3 Accent 1" w:uiPriority="48"/>
+    <w:lsdException w:name="List Table 4 Accent 1" w:uiPriority="49"/>
+    <w:lsdException w:name="List Table 5 Dark Accent 1" w:uiPriority="50"/>
+    <w:lsdException w:name="List Table 6 Colorful Accent 1" w:uiPriority="51"/>
+    <w:lsdException w:name="List Table 7 Colorful Accent 1" w:uiPriority="52"/>
+    <w:lsdException w:name="List Table 1 Light Accent 2" w:uiPriority="46"/>
+    <w:lsdException w:name="List Table 2 Accent 2" w:uiPriority="47"/>
+    <w:lsdException w:name="List Table 3 Accent 2" w:uiPriority="48"/>
+    <w:lsdException w:name="List Table 4 Accent 2" w:uiPriority="49"/>
+    <w:lsdException w:name="List Table 5 Dark Accent 2" w:uiPriority="50"/>
+    <w:lsdException w:name="List Table 6 Colorful Accent 2" w:uiPriority="51"/>
+    <w:lsdException w:name="List Table 7 Colorful Accent 2" w:uiPriority="52"/>
+    <w:lsdException w:name="List Table 1 Light Accent 3" w:uiPriority="46"/>
+    <w:lsdException w:name="List Table 2 Accent 3" w:uiPriority="47"/>
+    <w:lsdException w:name="List Table 3 Accent 3" w:uiPriority="48"/>
+    <w:lsdException w:name="List Table 4 Accent 3" w:uiPriority="49"/>
+    <w:lsdException w:name="List Table 5 Dark Accent 3" w:uiPriority="50"/>
+    <w:lsdException w:name="List Table 6 Colorful Accent 3" w:uiPriority="51"/>
+    <w:lsdException w:name="List Table 7 Colorful Accent 3" w:uiPriority="52"/>
+    <w:lsdException w:name="List Table 1 Light Accent 4" w:uiPriority="46"/>
+    <w:lsdException w:name="List Table 2 Accent 4" w:uiPriority="47"/>
+    <w:lsdException w:name="List Table 3 Accent 4" w:uiPriority="48"/>
+    <w:lsdException w:name="List Table 4 Accent 4" w:uiPriority="49"/>
+    <w:lsdException w:name="List Table 5 Dark Accent 4" w:uiPriority="50"/>
+    <w:lsdException w:name="List Table 6 Colorful Accent 4" w:uiPriority="51"/>
+    <w:lsdException w:name="List Table 7 Colorful Accent 4" w:uiPriority="52"/>
+    <w:lsdException w:name="List Table 1 Light Accent 5" w:uiPriority="46"/>
+    <w:lsdException w:name="List Table 2 Accent 5" w:uiPriority="47"/>
+    <w:lsdException w:name="List Table 3 Accent 5" w:uiPriority="48"/>
+    <w:lsdException w:name="List Table 4 Accent 5" w:uiPriority="49"/>
+    <w:lsdException w:name="List Table 5 Dark Accent 5" w:uiPriority="50"/>
+    <w:lsdException w:name="List Table 6 Colorful Accent 5" w:uiPriority="51"/>
+    <w:lsdException w:name="List Table 7 Colorful Accent 5" w:uiPriority="52"/>
+    <w:lsdException w:name="List Table 1 Light Accent 6" w:uiPriority="46"/>
+    <w:lsdException w:name="List Table 2 Accent 6" w:uiPriority="47"/>
+    <w:lsdException w:name="List Table 3 Accent 6" w:uiPriority="48"/>
+    <w:lsdException w:name="List Table 4 Accent 6" w:uiPriority="49"/>
+    <w:lsdException w:name="List Table 5 Dark Accent 6" w:uiPriority="50"/>
+    <w:lsdException w:name="List Table 6 Colorful Accent 6" w:uiPriority="51"/>
+    <w:lsdException w:name="List Table 7 Colorful Accent 6" w:uiPriority="52"/>
+    <w:lsdException w:name="Mention" w:semiHidden="1" w:unhideWhenUsed="1"/>
+    <w:lsdException w:name="Smart Hyperlink" w:semiHidden="1" w:unhideWhenUsed="1"/>
+    <w:lsdException w:name="Hashtag" w:semiHidden="1" w:unhideWhenUsed="1"/>
+    <w:lsdException w:name="Unresolved Mention" w:semiHidden="1" w:unhideWhenUsed="1"/>
+    <w:lsdException w:name="Smart Link" w:semiHidden="1" w:unhideWhenUsed="1"/>
+  </w:latentStyles>
+  <w:style w:type="paragraph" w:default="1" w:styleId="a">
+    <w:name w:val="Normal"/>
+    <w:qFormat/>
+    <w:pPr>
+      <w:widowControl w:val="0"/>
+      <w:wordWrap w:val="0"/>
+      <w:autoSpaceDE w:val="0"/>
+      <w:autoSpaceDN w:val="0"/>
+    </w:pPr>
+  </w:style>
+  <w:style w:type="paragraph" w:styleId="1">
+    <w:name w:val="heading 1"/>
+    <w:uiPriority w:val="9"/>
+    <w:qFormat/>
+    <w:pPr>
+      <w:outlineLvl w:val="0"/>
+    </w:pPr>
+    <w:rPr>
+      <w:color w:val="2E74B5"/>
+      <w:sz w:val="32"/>
+      <w:szCs w:val="32"/>
+    </w:rPr>
+  </w:style>
+  <w:style w:type="paragraph" w:styleId="2">
+    <w:name w:val="heading 2"/>
+    <w:uiPriority w:val="9"/>
+    <w:semiHidden/>
+    <w:unhideWhenUsed/>
+    <w:qFormat/>
+    <w:pPr>
+      <w:outlineLvl w:val="1"/>
+    </w:pPr>
+    <w:rPr>
+      <w:color w:val="2E74B5"/>
+      <w:sz w:val="26"/>
+      <w:szCs w:val="26"/>
+    </w:rPr>
+  </w:style>
+  <w:style w:type="paragraph" w:styleId="3">
+    <w:name w:val="heading 3"/>
+    <w:uiPriority w:val="9"/>
+    <w:semiHidden/>
+    <w:unhideWhenUsed/>
+    <w:qFormat/>
+    <w:pPr>
+      <w:outlineLvl w:val="2"/>
+    </w:pPr>
+    <w:rPr>
+      <w:color w:val="1F4D78"/>
+      <w:sz w:val="24"/>
+      <w:szCs w:val="24"/>
+    </w:rPr>
+  </w:style>
+  <w:style w:type="paragraph" w:styleId="4">
+    <w:name w:val="heading 4"/>
+    <w:uiPriority w:val="9"/>
+    <w:semiHidden/>
+    <w:unhideWhenUsed/>
+    <w:qFormat/>
+    <w:pPr>
+      <w:outlineLvl w:val="3"/>
+    </w:pPr>
+    <w:rPr>
+      <w:i/>
+      <w:iCs/>
+      <w:color w:val="2E74B5"/>
+    </w:rPr>
+  </w:style>
+  <w:style w:type="paragraph" w:styleId="5">
+    <w:name w:val="heading 5"/>
+    <w:uiPriority w:val="9"/>
+    <w:semiHidden/>
+    <w:unhideWhenUsed/>
+    <w:qFormat/>
+    <w:pPr>
+      <w:outlineLvl w:val="4"/>
+    </w:pPr>
+    <w:rPr>
+      <w:color w:val="2E74B5"/>
+    </w:rPr>
+  </w:style>
+  <w:style w:type="paragraph" w:styleId="6">
+    <w:name w:val="heading 6"/>
+    <w:uiPriority w:val="9"/>
+    <w:semiHidden/>
+    <w:unhideWhenUsed/>
+    <w:qFormat/>
+    <w:pPr>
+      <w:outlineLvl w:val="5"/>
+    </w:pPr>
+    <w:rPr>
+      <w:color w:val="1F4D78"/>
+    </w:rPr>
+  </w:style>
+  <w:style w:type="character" w:default="1" w:styleId="a0">
+    <w:name w:val="Default Paragraph Font"/>
+    <w:uiPriority w:val="1"/>
+    <w:semiHidden/>
+    <w:unhideWhenUsed/>
+  </w:style>
+  <w:style w:type="table" w:default="1" w:styleId="a1">
+    <w:name w:val="Normal Table"/>
+    <w:uiPriority w:val="99"/>
+    <w:semiHidden/>
+    <w:unhideWhenUsed/>
+    <w:tblPr>
+      <w:tblInd w:w="0" w:type="dxa"/>
+      <w:tblCellMar>
+        <w:top w:w="0" w:type="dxa"/>
+        <w:left w:w="108" w:type="dxa"/>
+        <w:bottom w:w="0" w:type="dxa"/>
+        <w:right w:w="108" w:type="dxa"/>
+      </w:tblCellMar>
+    </w:tblPr>
+  </w:style>
+  <w:style w:type="numbering" w:default="1" w:styleId="a2">
+    <w:name w:val="No List"/>
+    <w:uiPriority w:val="99"/>
+    <w:semiHidden/>
+    <w:unhideWhenUsed/>
+  </w:style>
+  <w:style w:type="paragraph" w:styleId="a3">
     <w:name w:val="Title"/>
-    <w:basedOn w:val="Normal"/>
-    <w:next w:val="Normal"/>
+    <w:uiPriority w:val="10"/>
     <w:qFormat/>
     <w:rPr>
       <w:sz w:val="56"/>
       <w:szCs w:val="56"/>
     </w:rPr>
   </w:style>
-  <w:style w:type="paragraph" w:styleId="Heading1">
-    <w:name w:val="Heading 1"/>
-    <w:basedOn w:val="Normal"/>
-    <w:next w:val="Normal"/>
-    <w:qFormat/>
-    <w:rPr>
-      <w:color w:val="2E74B5"/>
-      <w:sz w:val="32"/>
-      <w:szCs w:val="32"/>
-    </w:rPr>
-  </w:style>
-  <w:style w:type="paragraph" w:styleId="Heading2">
-    <w:name w:val="Heading 2"/>
-    <w:basedOn w:val="Normal"/>
-    <w:next w:val="Normal"/>
-    <w:qFormat/>
-    <w:rPr>
-      <w:color w:val="2E74B5"/>
-      <w:sz w:val="26"/>
-      <w:szCs w:val="26"/>
-    </w:rPr>
-  </w:style>
-  <w:style w:type="paragraph" w:styleId="Heading3">
-    <w:name w:val="Heading 3"/>
-    <w:basedOn w:val="Normal"/>
-    <w:next w:val="Normal"/>
-    <w:qFormat/>
-    <w:rPr>
-      <w:color w:val="1F4D78"/>
-      <w:sz w:val="24"/>
-      <w:szCs w:val="24"/>
-    </w:rPr>
-  </w:style>
-  <w:style w:type="paragraph" w:styleId="Heading4">
-    <w:name w:val="Heading 4"/>
-    <w:basedOn w:val="Normal"/>
-    <w:next w:val="Normal"/>
-    <w:qFormat/>
-    <w:rPr>
-      <w:i/>
-      <w:iCs/>
-      <w:color w:val="2E74B5"/>
-    </w:rPr>
-  </w:style>
-  <w:style w:type="paragraph" w:styleId="Heading5">
-    <w:name w:val="Heading 5"/>
-    <w:basedOn w:val="Normal"/>
-    <w:next w:val="Normal"/>
-    <w:qFormat/>
-    <w:rPr>
-      <w:color w:val="2E74B5"/>
-    </w:rPr>
-  </w:style>
-  <w:style w:type="paragraph" w:styleId="Heading6">
-    <w:name w:val="Heading 6"/>
-    <w:basedOn w:val="Normal"/>
-    <w:next w:val="Normal"/>
-    <w:qFormat/>
-    <w:rPr>
-      <w:color w:val="1F4D78"/>
-    </w:rPr>
-  </w:style>
-  <w:style w:type="paragraph" w:styleId="Strong">
-    <w:name w:val="Strong"/>
-    <w:basedOn w:val="Normal"/>
-    <w:next w:val="Normal"/>
+  <w:style w:type="paragraph" w:customStyle="1" w:styleId="10">
+    <w:name w:val="굵은 텍스트1"/>
     <w:qFormat/>
     <w:rPr>
       <w:b/>
       <w:bCs/>
     </w:rPr>
   </w:style>
-  <w:style w:type="paragraph" w:styleId="ListParagraph">
+  <w:style w:type="paragraph" w:styleId="a4">
     <w:name w:val="List Paragraph"/>
-    <w:basedOn w:val="Normal"/>
     <w:qFormat/>
   </w:style>
-  <w:style w:type="character" w:styleId="Hyperlink">
+  <w:style w:type="character" w:styleId="a5">
     <w:name w:val="Hyperlink"/>
-    <w:basedOn w:val="DefaultParagraphFont"/>
     <w:uiPriority w:val="99"/>
     <w:unhideWhenUsed/>
     <w:rPr>
@@ -2695,9 +3069,8 @@
       <w:u w:val="single"/>
     </w:rPr>
   </w:style>
-  <w:style w:type="character" w:styleId="FootnoteReference">
+  <w:style w:type="character" w:styleId="a6">
     <w:name w:val="footnote reference"/>
-    <w:basedOn w:val="DefaultParagraphFont"/>
     <w:uiPriority w:val="99"/>
     <w:semiHidden/>
     <w:unhideWhenUsed/>
@@ -2705,25 +3078,9 @@
       <w:vertAlign w:val="superscript"/>
     </w:rPr>
   </w:style>
-  <w:style w:type="paragraph" w:styleId="FootnoteText">
+  <w:style w:type="paragraph" w:styleId="a7">
     <w:name w:val="footnote text"/>
-    <w:basedOn w:val="Normal"/>
-    <w:link w:val="FootnoteTextChar"/>
-    <w:uiPriority w:val="99"/>
-    <w:semiHidden/>
-    <w:unhideWhenUsed/>
-    <w:pPr>
-      <w:spacing w:after="0" w:line="240" w:lineRule="auto"/>
-    </w:pPr>
-    <w:rPr>
-      <w:sz w:val="20"/>
-      <w:szCs w:val="20"/>
-    </w:rPr>
-  </w:style>
-  <w:style w:type="character" w:styleId="FootnoteTextChar">
-    <w:name w:val="Footnote Text Char"/>
-    <w:basedOn w:val="DefaultParagraphFont"/>
-    <w:link w:val="FootnoteText"/>
+    <w:link w:val="Char"/>
     <w:uiPriority w:val="99"/>
     <w:semiHidden/>
     <w:unhideWhenUsed/>
@@ -2732,35 +3089,9 @@
       <w:szCs w:val="20"/>
     </w:rPr>
   </w:style>
-  <w:style w:type="character" w:styleId="EndnoteReference">
-    <w:name w:val="endnote reference"/>
-    <w:basedOn w:val="DefaultParagraphFont"/>
-    <w:uiPriority w:val="99"/>
-    <w:semiHidden/>
-    <w:unhideWhenUsed/>
-    <w:rPr>
-      <w:vertAlign w:val="superscript"/>
-    </w:rPr>
-  </w:style>
-  <w:style w:type="paragraph" w:styleId="EndnoteText">
-    <w:name w:val="endnote text"/>
-    <w:basedOn w:val="Normal"/>
-    <w:link w:val="EndnoteTextChar"/>
-    <w:uiPriority w:val="99"/>
-    <w:semiHidden/>
-    <w:unhideWhenUsed/>
-    <w:pPr>
-      <w:spacing w:after="0" w:line="240" w:lineRule="auto"/>
-    </w:pPr>
-    <w:rPr>
-      <w:sz w:val="20"/>
-      <w:szCs w:val="20"/>
-    </w:rPr>
-  </w:style>
-  <w:style w:type="character" w:styleId="EndnoteTextChar">
-    <w:name w:val="Endnote Text Char"/>
-    <w:basedOn w:val="DefaultParagraphFont"/>
-    <w:link w:val="EndnoteText"/>
+  <w:style w:type="character" w:customStyle="1" w:styleId="Char">
+    <w:name w:val="각주 텍스트 Char"/>
+    <w:link w:val="a7"/>
     <w:uiPriority w:val="99"/>
     <w:semiHidden/>
     <w:unhideWhenUsed/>
@@ -2769,5 +3100,395 @@
       <w:szCs w:val="20"/>
     </w:rPr>
   </w:style>
+  <w:style w:type="character" w:styleId="a8">
+    <w:name w:val="endnote reference"/>
+    <w:uiPriority w:val="99"/>
+    <w:semiHidden/>
+    <w:unhideWhenUsed/>
+    <w:rPr>
+      <w:vertAlign w:val="superscript"/>
+    </w:rPr>
+  </w:style>
+  <w:style w:type="paragraph" w:styleId="a9">
+    <w:name w:val="endnote text"/>
+    <w:link w:val="Char0"/>
+    <w:uiPriority w:val="99"/>
+    <w:semiHidden/>
+    <w:unhideWhenUsed/>
+    <w:rPr>
+      <w:sz w:val="20"/>
+      <w:szCs w:val="20"/>
+    </w:rPr>
+  </w:style>
+  <w:style w:type="character" w:customStyle="1" w:styleId="Char0">
+    <w:name w:val="미주 텍스트 Char"/>
+    <w:link w:val="a9"/>
+    <w:uiPriority w:val="99"/>
+    <w:semiHidden/>
+    <w:unhideWhenUsed/>
+    <w:rPr>
+      <w:sz w:val="20"/>
+      <w:szCs w:val="20"/>
+    </w:rPr>
+  </w:style>
+  <w:style w:type="paragraph" w:styleId="aa">
+    <w:name w:val="header"/>
+    <w:basedOn w:val="a"/>
+    <w:link w:val="Char1"/>
+    <w:uiPriority w:val="99"/>
+    <w:unhideWhenUsed/>
+    <w:rsid w:val="00E430AF"/>
+    <w:pPr>
+      <w:tabs>
+        <w:tab w:val="center" w:pos="4513"/>
+        <w:tab w:val="right" w:pos="9026"/>
+      </w:tabs>
+      <w:snapToGrid w:val="0"/>
+    </w:pPr>
+  </w:style>
+  <w:style w:type="character" w:customStyle="1" w:styleId="Char1">
+    <w:name w:val="머리글 Char"/>
+    <w:basedOn w:val="a0"/>
+    <w:link w:val="aa"/>
+    <w:uiPriority w:val="99"/>
+    <w:rsid w:val="00E430AF"/>
+  </w:style>
+  <w:style w:type="paragraph" w:styleId="ab">
+    <w:name w:val="footer"/>
+    <w:basedOn w:val="a"/>
+    <w:link w:val="Char2"/>
+    <w:uiPriority w:val="99"/>
+    <w:unhideWhenUsed/>
+    <w:rsid w:val="00E430AF"/>
+    <w:pPr>
+      <w:tabs>
+        <w:tab w:val="center" w:pos="4513"/>
+        <w:tab w:val="right" w:pos="9026"/>
+      </w:tabs>
+      <w:snapToGrid w:val="0"/>
+    </w:pPr>
+  </w:style>
+  <w:style w:type="character" w:customStyle="1" w:styleId="Char2">
+    <w:name w:val="바닥글 Char"/>
+    <w:basedOn w:val="a0"/>
+    <w:link w:val="ab"/>
+    <w:uiPriority w:val="99"/>
+    <w:rsid w:val="00E430AF"/>
+  </w:style>
 </w:styles>
+</file>
+
+<file path=word/theme/theme1.xml><?xml version="1.0" encoding="utf-8"?>
+<a:theme xmlns:a="http://schemas.openxmlformats.org/drawingml/2006/main" name="Office 테마">
+  <a:themeElements>
+    <a:clrScheme name="Office">
+      <a:dk1>
+        <a:sysClr val="windowText" lastClr="000000"/>
+      </a:dk1>
+      <a:lt1>
+        <a:sysClr val="window" lastClr="FFFFFF"/>
+      </a:lt1>
+      <a:dk2>
+        <a:srgbClr val="0E2841"/>
+      </a:dk2>
+      <a:lt2>
+        <a:srgbClr val="E8E8E8"/>
+      </a:lt2>
+      <a:accent1>
+        <a:srgbClr val="156082"/>
+      </a:accent1>
+      <a:accent2>
+        <a:srgbClr val="E97132"/>
+      </a:accent2>
+      <a:accent3>
+        <a:srgbClr val="196B24"/>
+      </a:accent3>
+      <a:accent4>
+        <a:srgbClr val="0F9ED5"/>
+      </a:accent4>
+      <a:accent5>
+        <a:srgbClr val="A02B93"/>
+      </a:accent5>
+      <a:accent6>
+        <a:srgbClr val="4EA72E"/>
+      </a:accent6>
+      <a:hlink>
+        <a:srgbClr val="467886"/>
+      </a:hlink>
+      <a:folHlink>
+        <a:srgbClr val="96607D"/>
+      </a:folHlink>
+    </a:clrScheme>
+    <a:fontScheme name="Office">
+      <a:majorFont>
+        <a:latin typeface="맑은 고딕" panose="02110004020202020204"/>
+        <a:ea typeface=""/>
+        <a:cs typeface=""/>
+        <a:font script="Jpan" typeface="游ゴシック Light"/>
+        <a:font script="Hang" typeface="맑은 고딕"/>
+        <a:font script="Hans" typeface="等线 Light"/>
+        <a:font script="Hant" typeface="新細明體"/>
+        <a:font script="Arab" typeface="Times New Roman"/>
+        <a:font script="Hebr" typeface="Times New Roman"/>
+        <a:font script="Thai" typeface="Angsana New"/>
+        <a:font script="Ethi" typeface="Nyala"/>
+        <a:font script="Beng" typeface="Vrinda"/>
+        <a:font script="Gujr" typeface="Shruti"/>
+        <a:font script="Khmr" typeface="MoolBoran"/>
+        <a:font script="Knda" typeface="Tunga"/>
+        <a:font script="Guru" typeface="Raavi"/>
+        <a:font script="Cans" typeface="Euphemia"/>
+        <a:font script="Cher" typeface="Plantagenet Cherokee"/>
+        <a:font script="Yiii" typeface="Microsoft Yi Baiti"/>
+        <a:font script="Tibt" typeface="Microsoft Himalaya"/>
+        <a:font script="Thaa" typeface="MV Boli"/>
+        <a:font script="Deva" typeface="Mangal"/>
+        <a:font script="Telu" typeface="Gautami"/>
+        <a:font script="Taml" typeface="Latha"/>
+        <a:font script="Syrc" typeface="Estrangelo Edessa"/>
+        <a:font script="Orya" typeface="Kalinga"/>
+        <a:font script="Mlym" typeface="Kartika"/>
+        <a:font script="Laoo" typeface="DokChampa"/>
+        <a:font script="Sinh" typeface="Iskoola Pota"/>
+        <a:font script="Mong" typeface="Mongolian Baiti"/>
+        <a:font script="Viet" typeface="Times New Roman"/>
+        <a:font script="Uigh" typeface="Microsoft Uighur"/>
+        <a:font script="Geor" typeface="Sylfaen"/>
+        <a:font script="Armn" typeface="Arial"/>
+        <a:font script="Bugi" typeface="Leelawadee UI"/>
+        <a:font script="Bopo" typeface="Microsoft JhengHei"/>
+        <a:font script="Java" typeface="Javanese Text"/>
+        <a:font script="Lisu" typeface="Segoe UI"/>
+        <a:font script="Mymr" typeface="Myanmar Text"/>
+        <a:font script="Nkoo" typeface="Ebrima"/>
+        <a:font script="Olck" typeface="Nirmala UI"/>
+        <a:font script="Osma" typeface="Ebrima"/>
+        <a:font script="Phag" typeface="Phagspa"/>
+        <a:font script="Syrn" typeface="Estrangelo Edessa"/>
+        <a:font script="Syrj" typeface="Estrangelo Edessa"/>
+        <a:font script="Syre" typeface="Estrangelo Edessa"/>
+        <a:font script="Sora" typeface="Nirmala UI"/>
+        <a:font script="Tale" typeface="Microsoft Tai Le"/>
+        <a:font script="Talu" typeface="Microsoft New Tai Lue"/>
+        <a:font script="Tfng" typeface="Ebrima"/>
+      </a:majorFont>
+      <a:minorFont>
+        <a:latin typeface="맑은 고딕" panose="02110004020202020204"/>
+        <a:ea typeface=""/>
+        <a:cs typeface=""/>
+        <a:font script="Jpan" typeface="游明朝"/>
+        <a:font script="Hang" typeface="맑은 고딕"/>
+        <a:font script="Hans" typeface="等线"/>
+        <a:font script="Hant" typeface="新細明體"/>
+        <a:font script="Arab" typeface="Arial"/>
+        <a:font script="Hebr" typeface="Arial"/>
+        <a:font script="Thai" typeface="Cordia New"/>
+        <a:font script="Ethi" typeface="Nyala"/>
+        <a:font script="Beng" typeface="Vrinda"/>
+        <a:font script="Gujr" typeface="Shruti"/>
+        <a:font script="Khmr" typeface="DaunPenh"/>
+        <a:font script="Knda" typeface="Tunga"/>
+        <a:font script="Guru" typeface="Raavi"/>
+        <a:font script="Cans" typeface="Euphemia"/>
+        <a:font script="Cher" typeface="Plantagenet Cherokee"/>
+        <a:font script="Yiii" typeface="Microsoft Yi Baiti"/>
+        <a:font script="Tibt" typeface="Microsoft Himalaya"/>
+        <a:font script="Thaa" typeface="MV Boli"/>
+        <a:font script="Deva" typeface="Mangal"/>
+        <a:font script="Telu" typeface="Gautami"/>
+        <a:font script="Taml" typeface="Latha"/>
+        <a:font script="Syrc" typeface="Estrangelo Edessa"/>
+        <a:font script="Orya" typeface="Kalinga"/>
+        <a:font script="Mlym" typeface="Kartika"/>
+        <a:font script="Laoo" typeface="DokChampa"/>
+        <a:font script="Sinh" typeface="Iskoola Pota"/>
+        <a:font script="Mong" typeface="Mongolian Baiti"/>
+        <a:font script="Viet" typeface="Arial"/>
+        <a:font script="Uigh" typeface="Microsoft Uighur"/>
+        <a:font script="Geor" typeface="Sylfaen"/>
+        <a:font script="Armn" typeface="Arial"/>
+        <a:font script="Bugi" typeface="Leelawadee UI"/>
+        <a:font script="Bopo" typeface="Microsoft JhengHei"/>
+        <a:font script="Java" typeface="Javanese Text"/>
+        <a:font script="Lisu" typeface="Segoe UI"/>
+        <a:font script="Mymr" typeface="Myanmar Text"/>
+        <a:font script="Nkoo" typeface="Ebrima"/>
+        <a:font script="Olck" typeface="Nirmala UI"/>
+        <a:font script="Osma" typeface="Ebrima"/>
+        <a:font script="Phag" typeface="Phagspa"/>
+        <a:font script="Syrn" typeface="Estrangelo Edessa"/>
+        <a:font script="Syrj" typeface="Estrangelo Edessa"/>
+        <a:font script="Syre" typeface="Estrangelo Edessa"/>
+        <a:font script="Sora" typeface="Nirmala UI"/>
+        <a:font script="Tale" typeface="Microsoft Tai Le"/>
+        <a:font script="Talu" typeface="Microsoft New Tai Lue"/>
+        <a:font script="Tfng" typeface="Ebrima"/>
+      </a:minorFont>
+    </a:fontScheme>
+    <a:fmtScheme name="Office">
+      <a:fillStyleLst>
+        <a:solidFill>
+          <a:schemeClr val="phClr"/>
+        </a:solidFill>
+        <a:gradFill rotWithShape="1">
+          <a:gsLst>
+            <a:gs pos="0">
+              <a:schemeClr val="phClr">
+                <a:lumMod val="110000"/>
+                <a:satMod val="105000"/>
+                <a:tint val="67000"/>
+              </a:schemeClr>
+            </a:gs>
+            <a:gs pos="50000">
+              <a:schemeClr val="phClr">
+                <a:lumMod val="105000"/>
+                <a:satMod val="103000"/>
+                <a:tint val="73000"/>
+              </a:schemeClr>
+            </a:gs>
+            <a:gs pos="100000">
+              <a:schemeClr val="phClr">
+                <a:lumMod val="105000"/>
+                <a:satMod val="109000"/>
+                <a:tint val="81000"/>
+              </a:schemeClr>
+            </a:gs>
+          </a:gsLst>
+          <a:lin ang="5400000" scaled="0"/>
+        </a:gradFill>
+        <a:gradFill rotWithShape="1">
+          <a:gsLst>
+            <a:gs pos="0">
+              <a:schemeClr val="phClr">
+                <a:satMod val="103000"/>
+                <a:lumMod val="102000"/>
+                <a:tint val="94000"/>
+              </a:schemeClr>
+            </a:gs>
+            <a:gs pos="50000">
+              <a:schemeClr val="phClr">
+                <a:satMod val="110000"/>
+                <a:lumMod val="100000"/>
+                <a:shade val="100000"/>
+              </a:schemeClr>
+            </a:gs>
+            <a:gs pos="100000">
+              <a:schemeClr val="phClr">
+                <a:lumMod val="99000"/>
+                <a:satMod val="120000"/>
+                <a:shade val="78000"/>
+              </a:schemeClr>
+            </a:gs>
+          </a:gsLst>
+          <a:lin ang="5400000" scaled="0"/>
+        </a:gradFill>
+      </a:fillStyleLst>
+      <a:lnStyleLst>
+        <a:ln w="12700" cap="flat" cmpd="sng" algn="ctr">
+          <a:solidFill>
+            <a:schemeClr val="phClr"/>
+          </a:solidFill>
+          <a:prstDash val="solid"/>
+          <a:miter lim="800000"/>
+        </a:ln>
+        <a:ln w="19050" cap="flat" cmpd="sng" algn="ctr">
+          <a:solidFill>
+            <a:schemeClr val="phClr"/>
+          </a:solidFill>
+          <a:prstDash val="solid"/>
+          <a:miter lim="800000"/>
+        </a:ln>
+        <a:ln w="25400" cap="flat" cmpd="sng" algn="ctr">
+          <a:solidFill>
+            <a:schemeClr val="phClr"/>
+          </a:solidFill>
+          <a:prstDash val="solid"/>
+          <a:miter lim="800000"/>
+        </a:ln>
+      </a:lnStyleLst>
+      <a:effectStyleLst>
+        <a:effectStyle>
+          <a:effectLst/>
+        </a:effectStyle>
+        <a:effectStyle>
+          <a:effectLst/>
+        </a:effectStyle>
+        <a:effectStyle>
+          <a:effectLst>
+            <a:outerShdw blurRad="57150" dist="19050" dir="5400000" algn="ctr" rotWithShape="0">
+              <a:srgbClr val="000000">
+                <a:alpha val="63000"/>
+              </a:srgbClr>
+            </a:outerShdw>
+          </a:effectLst>
+        </a:effectStyle>
+      </a:effectStyleLst>
+      <a:bgFillStyleLst>
+        <a:solidFill>
+          <a:schemeClr val="phClr"/>
+        </a:solidFill>
+        <a:solidFill>
+          <a:schemeClr val="phClr">
+            <a:tint val="95000"/>
+            <a:satMod val="170000"/>
+          </a:schemeClr>
+        </a:solidFill>
+        <a:gradFill rotWithShape="1">
+          <a:gsLst>
+            <a:gs pos="0">
+              <a:schemeClr val="phClr">
+                <a:tint val="93000"/>
+                <a:satMod val="150000"/>
+                <a:shade val="98000"/>
+                <a:lumMod val="102000"/>
+              </a:schemeClr>
+            </a:gs>
+            <a:gs pos="50000">
+              <a:schemeClr val="phClr">
+                <a:tint val="98000"/>
+                <a:satMod val="130000"/>
+                <a:shade val="90000"/>
+                <a:lumMod val="103000"/>
+              </a:schemeClr>
+            </a:gs>
+            <a:gs pos="100000">
+              <a:schemeClr val="phClr">
+                <a:shade val="63000"/>
+                <a:satMod val="120000"/>
+              </a:schemeClr>
+            </a:gs>
+          </a:gsLst>
+          <a:lin ang="5400000" scaled="0"/>
+        </a:gradFill>
+      </a:bgFillStyleLst>
+    </a:fmtScheme>
+  </a:themeElements>
+  <a:objectDefaults>
+    <a:lnDef>
+      <a:spPr/>
+      <a:bodyPr/>
+      <a:lstStyle/>
+      <a:style>
+        <a:lnRef idx="2">
+          <a:schemeClr val="accent1"/>
+        </a:lnRef>
+        <a:fillRef idx="0">
+          <a:schemeClr val="accent1"/>
+        </a:fillRef>
+        <a:effectRef idx="1">
+          <a:schemeClr val="accent1"/>
+        </a:effectRef>
+        <a:fontRef idx="minor">
+          <a:schemeClr val="tx1"/>
+        </a:fontRef>
+      </a:style>
+    </a:lnDef>
+  </a:objectDefaults>
+  <a:extraClrSchemeLst/>
+  <a:extLst>
+    <a:ext uri="{05A4C25C-085E-4340-85A3-A5531E510DB2}">
+      <thm15:themeFamily xmlns:thm15="http://schemas.microsoft.com/office/thememl/2012/main" name="Office Theme" id="{2E142A2C-CD16-42D6-873A-C26D2A0506FA}" vid="{1BDDFF52-6CD6-40A5-AB3C-68EB2F1E4D0A}"/>
+    </a:ext>
+  </a:extLst>
+</a:theme>
 </file>